--- a/FinalReport.docx
+++ b/FinalReport.docx
@@ -1,8 +1,8 @@
 
 <file path=word/document.xml><?xml version="1.0" encoding="utf-8"?>
-<w:document xmlns:wpc="http://schemas.microsoft.com/office/word/2010/wordprocessingCanvas" xmlns:cx="http://schemas.microsoft.com/office/drawing/2014/chartex" xmlns:cx1="http://schemas.microsoft.com/office/drawing/2015/9/8/chartex" xmlns:cx2="http://schemas.microsoft.com/office/drawing/2015/10/21/chartex" xmlns:cx3="http://schemas.microsoft.com/office/drawing/2016/5/9/chartex" xmlns:cx4="http://schemas.microsoft.com/office/drawing/2016/5/10/chartex" xmlns:cx5="http://schemas.microsoft.com/office/drawing/2016/5/11/chartex" xmlns:cx6="http://schemas.microsoft.com/office/drawing/2016/5/12/chartex" xmlns:cx7="http://schemas.microsoft.com/office/drawing/2016/5/13/chartex" xmlns:cx8="http://schemas.microsoft.com/office/drawing/2016/5/14/chartex" xmlns:mc="http://schemas.openxmlformats.org/markup-compatibility/2006" xmlns:o="urn:schemas-microsoft-com:office:office" xmlns:r="http://schemas.openxmlformats.org/officeDocument/2006/relationships" xmlns:m="http://schemas.openxmlformats.org/officeDocument/2006/math" xmlns:v="urn:schemas-microsoft-com:vml" xmlns:wp14="http://schemas.microsoft.com/office/word/2010/wordprocessingDrawing" xmlns:wp="http://schemas.openxmlformats.org/drawingml/2006/wordprocessingDrawing" xmlns:w="http://schemas.openxmlformats.org/wordprocessingml/2006/main" xmlns:w14="http://schemas.microsoft.com/office/word/2010/wordml" xmlns:w10="urn:schemas-microsoft-com:office:word" xmlns:w15="http://schemas.microsoft.com/office/word/2012/wordml" xmlns:wpg="http://schemas.microsoft.com/office/word/2010/wordprocessingGroup" xmlns:wpi="http://schemas.microsoft.com/office/word/2010/wordprocessingInk" xmlns:wne="http://schemas.microsoft.com/office/word/2006/wordml" xmlns:wps="http://schemas.microsoft.com/office/word/2010/wordprocessingShape" xmlns:wpsCustomData="http://www.wps.cn/officeDocument/2013/wpsCustomData" mc:Ignorable="w14 w15 wp14">
+<w:document xmlns:wpc="http://schemas.microsoft.com/office/word/2010/wordprocessingCanvas" xmlns:cx="http://schemas.microsoft.com/office/drawing/2014/chartex" xmlns:cx1="http://schemas.microsoft.com/office/drawing/2015/9/8/chartex" xmlns:cx2="http://schemas.microsoft.com/office/drawing/2015/10/21/chartex" xmlns:cx3="http://schemas.microsoft.com/office/drawing/2016/5/9/chartex" xmlns:cx4="http://schemas.microsoft.com/office/drawing/2016/5/10/chartex" xmlns:cx5="http://schemas.microsoft.com/office/drawing/2016/5/11/chartex" xmlns:cx6="http://schemas.microsoft.com/office/drawing/2016/5/12/chartex" xmlns:cx7="http://schemas.microsoft.com/office/drawing/2016/5/13/chartex" xmlns:cx8="http://schemas.microsoft.com/office/drawing/2016/5/14/chartex" xmlns:mc="http://schemas.openxmlformats.org/markup-compatibility/2006" xmlns:o="urn:schemas-microsoft-com:office:office" xmlns:r="http://schemas.openxmlformats.org/officeDocument/2006/relationships" xmlns:m="http://schemas.openxmlformats.org/officeDocument/2006/math" xmlns:v="urn:schemas-microsoft-com:vml" xmlns:wp14="http://schemas.microsoft.com/office/word/2010/wordprocessingDrawing" xmlns:wp="http://schemas.openxmlformats.org/drawingml/2006/wordprocessingDrawing" xmlns:w="http://schemas.openxmlformats.org/wordprocessingml/2006/main" xmlns:w14="http://schemas.microsoft.com/office/word/2010/wordml" xmlns:w10="urn:schemas-microsoft-com:office:word" xmlns:w15="http://schemas.microsoft.com/office/word/2012/wordml" xmlns:wpg="http://schemas.microsoft.com/office/word/2010/wordprocessingGroup" xmlns:wpi="http://schemas.microsoft.com/office/word/2010/wordprocessingInk" xmlns:wne="http://schemas.microsoft.com/office/word/2006/wordml" xmlns:wps="http://schemas.microsoft.com/office/word/2010/wordprocessingShape" xmlns:wpsCustomData="http://www.wps.cn/officeDocument/2013/wpsCustomData" xmlns:a="http://schemas.openxmlformats.org/drawingml/2006/main" xmlns:pic="http://schemas.openxmlformats.org/drawingml/2006/picture" xmlns:a14="http://schemas.microsoft.com/office/drawing/2010/main" mc:Ignorable="w14 w15 wp14">
   <w:body>
-    <w:p>
+    <w:p xmlns:wp14="http://schemas.microsoft.com/office/word/2010/wordml" wp14:textId="77777777">
       <w:pPr>
         <w:jc w:val="center"/>
       </w:pPr>
@@ -15,7 +15,7 @@
         <w:t>FPT UNIVERSITY — LAB211</w:t>
       </w:r>
     </w:p>
-    <w:p>
+    <w:p xmlns:wp14="http://schemas.microsoft.com/office/word/2010/wordml" wp14:textId="77777777">
       <w:pPr>
         <w:jc w:val="center"/>
       </w:pPr>
@@ -27,7 +27,7 @@
         <w:t>ĐỀ TÀI THỰC HÀNH</w:t>
       </w:r>
     </w:p>
-    <w:p>
+    <w:p xmlns:wp14="http://schemas.microsoft.com/office/word/2010/wordml" wp14:textId="77777777">
       <w:pPr>
         <w:jc w:val="center"/>
       </w:pPr>
@@ -40,7 +40,7 @@
         <w:t>💊 Pharmacy Chain Simulation</w:t>
       </w:r>
     </w:p>
-    <w:p>
+    <w:p xmlns:wp14="http://schemas.microsoft.com/office/word/2010/wordml" wp14:textId="77777777">
       <w:pPr>
         <w:jc w:val="center"/>
       </w:pPr>
@@ -52,8 +52,8 @@
         <w:t>Hệ thống Mô phỏng Quản lý Chuỗi Nhà thuốc</w:t>
       </w:r>
     </w:p>
-    <w:p/>
-    <w:p>
+    <w:p xmlns:wp14="http://schemas.microsoft.com/office/word/2010/wordml" wp14:textId="77777777"/>
+    <w:p xmlns:wp14="http://schemas.microsoft.com/office/word/2010/wordml" wp14:textId="77777777">
       <w:pPr>
         <w:jc w:val="left"/>
       </w:pPr>
@@ -82,7 +82,7 @@
         <w:br w:type="textWrapping"/>
       </w:r>
     </w:p>
-    <w:p>
+    <w:p xmlns:wp14="http://schemas.microsoft.com/office/word/2010/wordml" wp14:textId="77777777">
       <w:pPr>
         <w:jc w:val="right"/>
       </w:pPr>
@@ -93,12 +93,12 @@
         <w:t>Ngày tạo báo cáo: 21/07/2026</w:t>
       </w:r>
     </w:p>
-    <w:p>
+    <w:p xmlns:wp14="http://schemas.microsoft.com/office/word/2010/wordml" wp14:textId="77777777">
       <w:r>
         <w:br w:type="page"/>
       </w:r>
     </w:p>
-    <w:p>
+    <w:p xmlns:wp14="http://schemas.microsoft.com/office/word/2010/wordml" wp14:textId="77777777">
       <w:r>
         <w:rPr>
           <w:b/>
@@ -108,7 +108,7 @@
         <w:t>1. Giới thiệu cơ bản</w:t>
       </w:r>
     </w:p>
-    <w:p>
+    <w:p xmlns:wp14="http://schemas.microsoft.com/office/word/2010/wordml" wp14:textId="77777777">
       <w:r>
         <w:t>Pharmacy Chain Simulation là đồ án LAB211 tại FPT University, xây dựng hệ thống mô phỏng quản lý chuỗi nhà thuốc theo mô hình MVC, với dữ liệu được lưu trữ dạng CSV để thuận tiện cho việc kiểm thử và mở rộng.</w:t>
       </w:r>
@@ -170,8 +170,8 @@
         <w:br w:type="textWrapping"/>
       </w:r>
     </w:p>
-    <w:p/>
-    <w:p>
+    <w:p xmlns:wp14="http://schemas.microsoft.com/office/word/2010/wordml" wp14:textId="77777777"/>
+    <w:p xmlns:wp14="http://schemas.microsoft.com/office/word/2010/wordml" wp14:textId="77777777">
       <w:r>
         <w:rPr>
           <w:b/>
@@ -181,13 +181,13 @@
         <w:t>2. Ảnh chụp về Class Diagram và Use Case</w:t>
       </w:r>
     </w:p>
-    <w:p>
+    <w:p xmlns:wp14="http://schemas.microsoft.com/office/word/2010/wordml" wp14:textId="77777777">
       <w:r>
         <w:t>Các hình ảnh được lấy từ thư mục docs và đóng khung theo từng phần.</w:t>
       </w:r>
     </w:p>
-    <w:p/>
-    <w:p>
+    <w:p xmlns:wp14="http://schemas.microsoft.com/office/word/2010/wordml" wp14:textId="77777777"/>
+    <w:p xmlns:wp14="http://schemas.microsoft.com/office/word/2010/wordml" wp14:textId="77777777">
       <w:r>
         <w:rPr>
           <w:b/>
@@ -213,7 +213,7 @@
       <w:tblGrid>
         <w:gridCol w:w="8640"/>
       </w:tblGrid>
-      <w:tr>
+      <w:tr xmlns:wp14="http://schemas.microsoft.com/office/word/2010/wordml" wp14:textId="77777777">
         <w:tblPrEx>
           <w:tblCellMar>
             <w:top w:w="0" w:type="dxa"/>
@@ -232,13 +232,13 @@
               <w:right w:val="single" w:color="2E4053" w:sz="12" w:space="0"/>
             </w:tcBorders>
           </w:tcPr>
-          <w:p>
+          <w:p wp14:textId="77777777">
             <w:pPr>
               <w:jc w:val="center"/>
             </w:pPr>
             <w:r>
               <w:drawing>
-                <wp:inline distT="0" distB="0" distL="114300" distR="114300">
+                <wp:inline xmlns:wp14="http://schemas.microsoft.com/office/word/2010/wordprocessingDrawing" distT="0" distB="0" distL="114300" distR="114300" wp14:anchorId="769B8D7C" wp14:editId="7777777">
                   <wp:extent cx="5669280" cy="3696335"/>
                   <wp:effectExtent l="0" t="0" r="0" b="6985"/>
                   <wp:docPr id="1" name="Picture 1"/>
@@ -276,7 +276,7 @@
               </w:drawing>
             </w:r>
           </w:p>
-          <w:p>
+          <w:p wp14:textId="77777777">
             <w:pPr>
               <w:jc w:val="center"/>
             </w:pPr>
@@ -290,8 +290,8 @@
         </w:tc>
       </w:tr>
     </w:tbl>
-    <w:p/>
-    <w:p>
+    <w:p xmlns:wp14="http://schemas.microsoft.com/office/word/2010/wordml" wp14:textId="77777777"/>
+    <w:p xmlns:wp14="http://schemas.microsoft.com/office/word/2010/wordml" wp14:textId="77777777">
       <w:r>
         <w:rPr>
           <w:b/>
@@ -317,7 +317,7 @@
       <w:tblGrid>
         <w:gridCol w:w="8640"/>
       </w:tblGrid>
-      <w:tr>
+      <w:tr xmlns:wp14="http://schemas.microsoft.com/office/word/2010/wordml" wp14:textId="77777777">
         <w:tblPrEx>
           <w:tblCellMar>
             <w:top w:w="0" w:type="dxa"/>
@@ -336,13 +336,13 @@
               <w:right w:val="single" w:color="2E4053" w:sz="12" w:space="0"/>
             </w:tcBorders>
           </w:tcPr>
-          <w:p>
+          <w:p wp14:textId="77777777">
             <w:pPr>
               <w:jc w:val="center"/>
             </w:pPr>
             <w:r>
               <w:drawing>
-                <wp:inline distT="0" distB="0" distL="114300" distR="114300">
+                <wp:inline xmlns:wp14="http://schemas.microsoft.com/office/word/2010/wordprocessingDrawing" distT="0" distB="0" distL="114300" distR="114300" wp14:anchorId="018EA69C" wp14:editId="7777777">
                   <wp:extent cx="5669280" cy="3309620"/>
                   <wp:effectExtent l="0" t="0" r="0" b="12700"/>
                   <wp:docPr id="2" name="Picture 2"/>
@@ -380,7 +380,7 @@
               </w:drawing>
             </w:r>
           </w:p>
-          <w:p>
+          <w:p wp14:textId="77777777">
             <w:pPr>
               <w:jc w:val="center"/>
             </w:pPr>
@@ -394,8 +394,316 @@
         </w:tc>
       </w:tr>
     </w:tbl>
-    <w:p/>
+    <w:p xmlns:wp14="http://schemas.microsoft.com/office/word/2010/wordml" wp14:textId="77777777"/>
     <w:p>
+      <w:pPr>
+        <w:pStyle w:val="2"/>
+      </w:pPr>
+      <w:r>
+        <w:rPr/>
+        <w:t>2.3</w:t>
+      </w:r>
+      <w:r>
+        <w:rPr>
+          <w:noProof w:val="0"/>
+          <w:lang w:val="en-US"/>
+        </w:rPr>
+        <w:t>. Luồng Xuất Thuốc FEFO</w:t>
+      </w:r>
+    </w:p>
+    <w:p>
+      <w:pPr>
+        <w:pStyle w:val="1"/>
+      </w:pPr>
+      <w:r>
+        <w:drawing>
+          <wp:inline wp14:editId="096DC29B" wp14:anchorId="1AE6F5B2">
+            <wp:extent cx="3514725" cy="5486400"/>
+            <wp:effectExtent l="0" t="0" r="0" b="0"/>
+            <wp:docPr id="235111257" name="drawing"/>
+            <wp:cNvGraphicFramePr>
+              <a:graphicFrameLocks noChangeAspect="1"/>
+            </wp:cNvGraphicFramePr>
+            <a:graphic>
+              <a:graphicData xmlns:a="http://schemas.openxmlformats.org/drawingml/2006/main" uri="http://schemas.openxmlformats.org/drawingml/2006/picture">
+                <pic:pic xmlns:pic="http://schemas.openxmlformats.org/drawingml/2006/picture">
+                  <pic:nvPicPr>
+                    <pic:cNvPr id="235111257" name="Picture 235111257"/>
+                    <pic:cNvPicPr/>
+                  </pic:nvPicPr>
+                  <pic:blipFill>
+                    <a:blip xmlns:r="http://schemas.openxmlformats.org/officeDocument/2006/relationships" r:embed="rId979997428">
+                      <a:extLst>
+                        <a:ext uri="{28A0092B-C50C-407E-A947-70E740481C1C}">
+                          <a14:useLocalDpi xmlns:a14="http://schemas.microsoft.com/office/drawing/2010/main"/>
+                        </a:ext>
+                      </a:extLst>
+                    </a:blip>
+                    <a:stretch>
+                      <a:fillRect/>
+                    </a:stretch>
+                  </pic:blipFill>
+                  <pic:spPr>
+                    <a:xfrm>
+                      <a:off x="0" y="0"/>
+                      <a:ext cx="3514725" cy="5486400"/>
+                    </a:xfrm>
+                    <a:prstGeom prst="rect">
+                      <a:avLst/>
+                    </a:prstGeom>
+                  </pic:spPr>
+                </pic:pic>
+              </a:graphicData>
+            </a:graphic>
+          </wp:inline>
+        </w:drawing>
+      </w:r>
+    </w:p>
+    <w:p>
+      <w:pPr>
+        <w:pStyle w:val="1"/>
+      </w:pPr>
+    </w:p>
+    <w:p>
+      <w:pPr>
+        <w:pStyle w:val="4"/>
+      </w:pPr>
+      <w:r>
+        <w:rPr>
+          <w:noProof w:val="0"/>
+          <w:lang w:val="en-US"/>
+        </w:rPr>
+        <w:t xml:space="preserve">2.4Luồng So </w:t>
+      </w:r>
+      <w:r>
+        <w:rPr>
+          <w:noProof w:val="0"/>
+          <w:lang w:val="en-US"/>
+        </w:rPr>
+        <w:t>sánh</w:t>
+      </w:r>
+      <w:r>
+        <w:rPr>
+          <w:noProof w:val="0"/>
+          <w:lang w:val="en-US"/>
+        </w:rPr>
+        <w:t xml:space="preserve"> 4 </w:t>
+      </w:r>
+      <w:r>
+        <w:rPr>
+          <w:noProof w:val="0"/>
+          <w:lang w:val="en-US"/>
+        </w:rPr>
+        <w:t>Cơ</w:t>
+      </w:r>
+      <w:r>
+        <w:rPr>
+          <w:noProof w:val="0"/>
+          <w:lang w:val="en-US"/>
+        </w:rPr>
+        <w:t xml:space="preserve"> </w:t>
+      </w:r>
+      <w:r>
+        <w:rPr>
+          <w:noProof w:val="0"/>
+          <w:lang w:val="en-US"/>
+        </w:rPr>
+        <w:t>chế</w:t>
+      </w:r>
+      <w:r>
+        <w:rPr>
+          <w:noProof w:val="0"/>
+          <w:lang w:val="en-US"/>
+        </w:rPr>
+        <w:t xml:space="preserve"> </w:t>
+      </w:r>
+      <w:r>
+        <w:rPr>
+          <w:noProof w:val="0"/>
+          <w:lang w:val="en-US"/>
+        </w:rPr>
+        <w:t>Khóa</w:t>
+      </w:r>
+    </w:p>
+    <w:p>
+      <w:pPr>
+        <w:pStyle w:val="3"/>
+      </w:pPr>
+    </w:p>
+    <w:p>
+      <w:pPr>
+        <w:pStyle w:val="1"/>
+      </w:pPr>
+      <w:r>
+        <w:drawing>
+          <wp:inline wp14:editId="1B25C2BF" wp14:anchorId="54593CCE">
+            <wp:extent cx="5486400" cy="1847850"/>
+            <wp:effectExtent l="0" t="0" r="0" b="0"/>
+            <wp:docPr id="111064819" name="drawing"/>
+            <wp:cNvGraphicFramePr>
+              <a:graphicFrameLocks noChangeAspect="1"/>
+            </wp:cNvGraphicFramePr>
+            <a:graphic>
+              <a:graphicData xmlns:a="http://schemas.openxmlformats.org/drawingml/2006/main" uri="http://schemas.openxmlformats.org/drawingml/2006/picture">
+                <pic:pic xmlns:pic="http://schemas.openxmlformats.org/drawingml/2006/picture">
+                  <pic:nvPicPr>
+                    <pic:cNvPr id="111064819" name="Picture 111064819"/>
+                    <pic:cNvPicPr/>
+                  </pic:nvPicPr>
+                  <pic:blipFill>
+                    <a:blip xmlns:r="http://schemas.openxmlformats.org/officeDocument/2006/relationships" r:embed="rId2092421995">
+                      <a:extLst>
+                        <a:ext uri="{28A0092B-C50C-407E-A947-70E740481C1C}">
+                          <a14:useLocalDpi xmlns:a14="http://schemas.microsoft.com/office/drawing/2010/main"/>
+                        </a:ext>
+                      </a:extLst>
+                    </a:blip>
+                    <a:stretch>
+                      <a:fillRect/>
+                    </a:stretch>
+                  </pic:blipFill>
+                  <pic:spPr>
+                    <a:xfrm>
+                      <a:off x="0" y="0"/>
+                      <a:ext cx="5486400" cy="1847850"/>
+                    </a:xfrm>
+                    <a:prstGeom prst="rect">
+                      <a:avLst/>
+                    </a:prstGeom>
+                  </pic:spPr>
+                </pic:pic>
+              </a:graphicData>
+            </a:graphic>
+          </wp:inline>
+        </w:drawing>
+      </w:r>
+    </w:p>
+    <w:p>
+      <w:pPr>
+        <w:pStyle w:val="4"/>
+      </w:pPr>
+      <w:r>
+        <w:rPr>
+          <w:noProof w:val="0"/>
+          <w:lang w:val="en-US"/>
+        </w:rPr>
+        <w:t>2.5Luồng Simulator Tool</w:t>
+      </w:r>
+    </w:p>
+    <w:p>
+      <w:pPr>
+        <w:pStyle w:val="1"/>
+      </w:pPr>
+      <w:r>
+        <w:drawing>
+          <wp:inline wp14:editId="535E30FA" wp14:anchorId="6CEAC9A4">
+            <wp:extent cx="5486400" cy="619125"/>
+            <wp:effectExtent l="0" t="0" r="0" b="0"/>
+            <wp:docPr id="47648405" name="drawing"/>
+            <wp:cNvGraphicFramePr>
+              <a:graphicFrameLocks noChangeAspect="1"/>
+            </wp:cNvGraphicFramePr>
+            <a:graphic>
+              <a:graphicData xmlns:a="http://schemas.openxmlformats.org/drawingml/2006/main" uri="http://schemas.openxmlformats.org/drawingml/2006/picture">
+                <pic:pic xmlns:pic="http://schemas.openxmlformats.org/drawingml/2006/picture">
+                  <pic:nvPicPr>
+                    <pic:cNvPr id="47648405" name="Picture 47648405"/>
+                    <pic:cNvPicPr/>
+                  </pic:nvPicPr>
+                  <pic:blipFill>
+                    <a:blip xmlns:r="http://schemas.openxmlformats.org/officeDocument/2006/relationships" r:embed="rId975340810">
+                      <a:extLst>
+                        <a:ext uri="{28A0092B-C50C-407E-A947-70E740481C1C}">
+                          <a14:useLocalDpi xmlns:a14="http://schemas.microsoft.com/office/drawing/2010/main"/>
+                        </a:ext>
+                      </a:extLst>
+                    </a:blip>
+                    <a:stretch>
+                      <a:fillRect/>
+                    </a:stretch>
+                  </pic:blipFill>
+                  <pic:spPr>
+                    <a:xfrm>
+                      <a:off x="0" y="0"/>
+                      <a:ext cx="5486400" cy="619125"/>
+                    </a:xfrm>
+                    <a:prstGeom prst="rect">
+                      <a:avLst/>
+                    </a:prstGeom>
+                  </pic:spPr>
+                </pic:pic>
+              </a:graphicData>
+            </a:graphic>
+          </wp:inline>
+        </w:drawing>
+      </w:r>
+    </w:p>
+    <w:p>
+      <w:pPr>
+        <w:pStyle w:val="4"/>
+      </w:pPr>
+      <w:r>
+        <w:rPr>
+          <w:noProof w:val="0"/>
+          <w:lang w:val="en-US"/>
+        </w:rPr>
+        <w:t>2.6Luồng Sinh Dữ liệu CSV</w:t>
+      </w:r>
+    </w:p>
+    <w:p>
+      <w:pPr>
+        <w:pStyle w:val="1"/>
+      </w:pPr>
+      <w:r>
+        <w:drawing>
+          <wp:inline wp14:editId="26A06411" wp14:anchorId="31C3C761">
+            <wp:extent cx="3819525" cy="5486400"/>
+            <wp:effectExtent l="0" t="0" r="0" b="0"/>
+            <wp:docPr id="533277747" name="drawing"/>
+            <wp:cNvGraphicFramePr>
+              <a:graphicFrameLocks noChangeAspect="1"/>
+            </wp:cNvGraphicFramePr>
+            <a:graphic>
+              <a:graphicData xmlns:a="http://schemas.openxmlformats.org/drawingml/2006/main" uri="http://schemas.openxmlformats.org/drawingml/2006/picture">
+                <pic:pic xmlns:pic="http://schemas.openxmlformats.org/drawingml/2006/picture">
+                  <pic:nvPicPr>
+                    <pic:cNvPr id="533277747" name="Picture 533277747"/>
+                    <pic:cNvPicPr/>
+                  </pic:nvPicPr>
+                  <pic:blipFill>
+                    <a:blip xmlns:r="http://schemas.openxmlformats.org/officeDocument/2006/relationships" r:embed="rId471474225">
+                      <a:extLst>
+                        <a:ext uri="{28A0092B-C50C-407E-A947-70E740481C1C}">
+                          <a14:useLocalDpi xmlns:a14="http://schemas.microsoft.com/office/drawing/2010/main"/>
+                        </a:ext>
+                      </a:extLst>
+                    </a:blip>
+                    <a:stretch>
+                      <a:fillRect/>
+                    </a:stretch>
+                  </pic:blipFill>
+                  <pic:spPr>
+                    <a:xfrm>
+                      <a:off x="0" y="0"/>
+                      <a:ext cx="3819525" cy="5486400"/>
+                    </a:xfrm>
+                    <a:prstGeom prst="rect">
+                      <a:avLst/>
+                    </a:prstGeom>
+                  </pic:spPr>
+                </pic:pic>
+              </a:graphicData>
+            </a:graphic>
+          </wp:inline>
+        </w:drawing>
+      </w:r>
+    </w:p>
+    <w:p>
+      <w:pPr>
+        <w:pStyle w:val="2"/>
+      </w:pPr>
+    </w:p>
+    <w:p xmlns:wp14="http://schemas.microsoft.com/office/word/2010/wordml" wp14:textId="77777777">
       <w:r>
         <w:rPr>
           <w:b/>
@@ -405,13 +713,13 @@
         <w:t>3. Screenshot các chức năng</w:t>
       </w:r>
     </w:p>
-    <w:p>
+    <w:p xmlns:wp14="http://schemas.microsoft.com/office/word/2010/wordml" wp14:textId="77777777">
       <w:r>
         <w:t>Các vùng dưới đây được chia sẵn để chèn ảnh minh họa chức năng theo đúng menu.</w:t>
       </w:r>
     </w:p>
-    <w:p/>
-    <w:p>
+    <w:p xmlns:wp14="http://schemas.microsoft.com/office/word/2010/wordml" wp14:textId="77777777"/>
+    <w:p xmlns:wp14="http://schemas.microsoft.com/office/word/2010/wordml" wp14:textId="77777777">
       <w:r>
         <w:rPr>
           <w:b/>
@@ -437,7 +745,7 @@
       <w:tblGrid>
         <w:gridCol w:w="8640"/>
       </w:tblGrid>
-      <w:tr>
+      <w:tr xmlns:wp14="http://schemas.microsoft.com/office/word/2010/wordml" wp14:textId="77777777">
         <w:tblPrEx>
           <w:tblCellMar>
             <w:top w:w="0" w:type="dxa"/>
@@ -459,14 +767,14 @@
               <w:right w:val="single" w:color="1F618D" w:sz="12" w:space="0"/>
             </w:tcBorders>
           </w:tcPr>
-          <w:p>
+          <w:p wp14:textId="77777777">
             <w:pPr>
               <w:jc w:val="left"/>
             </w:pPr>
           </w:p>
         </w:tc>
       </w:tr>
-      <w:tr>
+      <w:tr xmlns:wp14="http://schemas.microsoft.com/office/word/2010/wordml" wp14:textId="77777777">
         <w:tblPrEx>
           <w:tblCellMar>
             <w:top w:w="0" w:type="dxa"/>
@@ -485,13 +793,13 @@
               <w:right w:val="single" w:color="1F618D" w:sz="12" w:space="0"/>
             </w:tcBorders>
           </w:tcPr>
-          <w:p>
+          <w:p wp14:textId="77777777">
             <w:pPr>
               <w:jc w:val="center"/>
             </w:pPr>
             <w:r>
               <w:drawing>
-                <wp:inline distT="0" distB="0" distL="114300" distR="114300">
+                <wp:inline xmlns:wp14="http://schemas.microsoft.com/office/word/2010/wordprocessingDrawing" distT="0" distB="0" distL="114300" distR="114300" wp14:anchorId="1EE26E45" wp14:editId="7777777">
                   <wp:extent cx="4647565" cy="1850390"/>
                   <wp:effectExtent l="0" t="0" r="635" b="8890"/>
                   <wp:docPr id="3" name="Picture 1"/>
@@ -536,8 +844,8 @@
         </w:tc>
       </w:tr>
     </w:tbl>
-    <w:p/>
-    <w:p>
+    <w:p xmlns:wp14="http://schemas.microsoft.com/office/word/2010/wordml" wp14:textId="77777777"/>
+    <w:p xmlns:wp14="http://schemas.microsoft.com/office/word/2010/wordml" wp14:textId="77777777">
       <w:r>
         <w:rPr>
           <w:b/>
@@ -563,7 +871,7 @@
       <w:tblGrid>
         <w:gridCol w:w="8640"/>
       </w:tblGrid>
-      <w:tr>
+      <w:tr xmlns:wp14="http://schemas.microsoft.com/office/word/2010/wordml" wp14:textId="77777777">
         <w:tblPrEx>
           <w:tblCellMar>
             <w:top w:w="0" w:type="dxa"/>
@@ -582,14 +890,14 @@
               <w:right w:val="single" w:color="1F618D" w:sz="12" w:space="0"/>
             </w:tcBorders>
           </w:tcPr>
-          <w:p>
+          <w:p wp14:textId="77777777">
             <w:pPr>
               <w:jc w:val="left"/>
             </w:pPr>
           </w:p>
         </w:tc>
       </w:tr>
-      <w:tr>
+      <w:tr xmlns:wp14="http://schemas.microsoft.com/office/word/2010/wordml" wp14:textId="77777777">
         <w:tblPrEx>
           <w:tblCellMar>
             <w:top w:w="0" w:type="dxa"/>
@@ -608,13 +916,13 @@
               <w:right w:val="single" w:color="1F618D" w:sz="12" w:space="0"/>
             </w:tcBorders>
           </w:tcPr>
-          <w:p>
+          <w:p wp14:textId="77777777">
             <w:pPr>
               <w:jc w:val="center"/>
             </w:pPr>
             <w:r>
               <w:drawing>
-                <wp:inline distT="0" distB="0" distL="114300" distR="114300">
+                <wp:inline xmlns:wp14="http://schemas.microsoft.com/office/word/2010/wordprocessingDrawing" distT="0" distB="0" distL="114300" distR="114300" wp14:anchorId="5CF78995" wp14:editId="7777777">
                   <wp:extent cx="4551680" cy="1511300"/>
                   <wp:effectExtent l="0" t="0" r="5080" b="12700"/>
                   <wp:docPr id="4" name="Picture 2"/>
@@ -659,8 +967,8 @@
         </w:tc>
       </w:tr>
     </w:tbl>
-    <w:p/>
-    <w:p>
+    <w:p xmlns:wp14="http://schemas.microsoft.com/office/word/2010/wordml" wp14:textId="77777777"/>
+    <w:p xmlns:wp14="http://schemas.microsoft.com/office/word/2010/wordml" wp14:textId="77777777">
       <w:r>
         <w:rPr>
           <w:b/>
@@ -686,7 +994,7 @@
       <w:tblGrid>
         <w:gridCol w:w="8640"/>
       </w:tblGrid>
-      <w:tr>
+      <w:tr xmlns:wp14="http://schemas.microsoft.com/office/word/2010/wordml" wp14:textId="77777777">
         <w:tblPrEx>
           <w:tblCellMar>
             <w:top w:w="0" w:type="dxa"/>
@@ -705,14 +1013,14 @@
               <w:right w:val="single" w:color="1F618D" w:sz="12" w:space="0"/>
             </w:tcBorders>
           </w:tcPr>
-          <w:p>
+          <w:p wp14:textId="77777777">
             <w:pPr>
               <w:jc w:val="left"/>
             </w:pPr>
           </w:p>
         </w:tc>
       </w:tr>
-      <w:tr>
+      <w:tr xmlns:wp14="http://schemas.microsoft.com/office/word/2010/wordml" wp14:textId="77777777">
         <w:tblPrEx>
           <w:tblCellMar>
             <w:top w:w="0" w:type="dxa"/>
@@ -731,13 +1039,13 @@
               <w:right w:val="single" w:color="1F618D" w:sz="12" w:space="0"/>
             </w:tcBorders>
           </w:tcPr>
-          <w:p>
+          <w:p wp14:textId="77777777">
             <w:pPr>
               <w:jc w:val="center"/>
             </w:pPr>
             <w:r>
               <w:drawing>
-                <wp:inline distT="0" distB="0" distL="114300" distR="114300">
+                <wp:inline xmlns:wp14="http://schemas.microsoft.com/office/word/2010/wordprocessingDrawing" distT="0" distB="0" distL="114300" distR="114300" wp14:anchorId="5FBCAF1E" wp14:editId="7777777">
                   <wp:extent cx="4624705" cy="1917700"/>
                   <wp:effectExtent l="0" t="0" r="8255" b="2540"/>
                   <wp:docPr id="5" name="Picture 3"/>
@@ -782,8 +1090,8 @@
         </w:tc>
       </w:tr>
     </w:tbl>
-    <w:p/>
-    <w:p>
+    <w:p xmlns:wp14="http://schemas.microsoft.com/office/word/2010/wordml" wp14:textId="77777777"/>
+    <w:p xmlns:wp14="http://schemas.microsoft.com/office/word/2010/wordml" wp14:textId="77777777">
       <w:r>
         <w:rPr>
           <w:b/>
@@ -809,7 +1117,7 @@
       <w:tblGrid>
         <w:gridCol w:w="8640"/>
       </w:tblGrid>
-      <w:tr>
+      <w:tr xmlns:wp14="http://schemas.microsoft.com/office/word/2010/wordml" wp14:textId="77777777">
         <w:tblPrEx>
           <w:tblCellMar>
             <w:top w:w="0" w:type="dxa"/>
@@ -828,13 +1136,13 @@
               <w:right w:val="single" w:color="1F618D" w:sz="12" w:space="0"/>
             </w:tcBorders>
           </w:tcPr>
-          <w:p>
+          <w:p wp14:textId="77777777">
             <w:pPr>
               <w:jc w:val="center"/>
             </w:pPr>
             <w:r>
               <w:drawing>
-                <wp:inline distT="0" distB="0" distL="114300" distR="114300">
+                <wp:inline xmlns:wp14="http://schemas.microsoft.com/office/word/2010/wordprocessingDrawing" distT="0" distB="0" distL="114300" distR="114300" wp14:anchorId="46710EB6" wp14:editId="7777777">
                   <wp:extent cx="3436620" cy="1684655"/>
                   <wp:effectExtent l="0" t="0" r="7620" b="6985"/>
                   <wp:docPr id="8" name="Picture 6"/>
@@ -878,7 +1186,7 @@
           </w:p>
         </w:tc>
       </w:tr>
-      <w:tr>
+      <w:tr xmlns:wp14="http://schemas.microsoft.com/office/word/2010/wordml" wp14:textId="77777777">
         <w:tblPrEx>
           <w:tblCellMar>
             <w:top w:w="0" w:type="dxa"/>
@@ -897,7 +1205,7 @@
               <w:right w:val="single" w:color="1F618D" w:sz="12" w:space="0"/>
             </w:tcBorders>
           </w:tcPr>
-          <w:p>
+          <w:p wp14:textId="77777777">
             <w:pPr>
               <w:jc w:val="center"/>
             </w:pPr>
@@ -948,7 +1256,7 @@
             </w:r>
             <w:r>
               <w:drawing>
-                <wp:inline distT="0" distB="0" distL="114300" distR="114300">
+                <wp:inline xmlns:wp14="http://schemas.microsoft.com/office/word/2010/wordprocessingDrawing" distT="0" distB="0" distL="114300" distR="114300" wp14:anchorId="14B3A592" wp14:editId="7777777">
                   <wp:extent cx="3398520" cy="1699260"/>
                   <wp:effectExtent l="0" t="0" r="0" b="7620"/>
                   <wp:docPr id="9" name="Picture 7"/>
@@ -990,18 +1298,18 @@
               </w:drawing>
             </w:r>
           </w:p>
-          <w:p>
+          <w:p wp14:textId="77777777">
             <w:pPr>
               <w:jc w:val="center"/>
             </w:pPr>
-            <w:bookmarkStart w:id="0" w:name="_GoBack"/>
+            <w:bookmarkStart w:name="_GoBack" w:id="0"/>
             <w:bookmarkEnd w:id="0"/>
             <w:r>
               <w:br w:type="textWrapping"/>
             </w:r>
             <w:r>
               <w:drawing>
-                <wp:inline distT="0" distB="0" distL="114300" distR="114300">
+                <wp:inline xmlns:wp14="http://schemas.microsoft.com/office/word/2010/wordprocessingDrawing" distT="0" distB="0" distL="114300" distR="114300" wp14:anchorId="529B1508" wp14:editId="7777777">
                   <wp:extent cx="3380740" cy="1607820"/>
                   <wp:effectExtent l="0" t="0" r="2540" b="7620"/>
                   <wp:docPr id="10" name="Picture 8"/>
@@ -1043,7 +1351,7 @@
               </w:drawing>
             </w:r>
           </w:p>
-          <w:p>
+          <w:p wp14:textId="77777777">
             <w:pPr>
               <w:jc w:val="center"/>
             </w:pPr>
@@ -1052,7 +1360,7 @@
             </w:r>
             <w:r>
               <w:drawing>
-                <wp:inline distT="0" distB="0" distL="114300" distR="114300">
+                <wp:inline xmlns:wp14="http://schemas.microsoft.com/office/word/2010/wordprocessingDrawing" distT="0" distB="0" distL="114300" distR="114300" wp14:anchorId="7F6B3DEB" wp14:editId="7777777">
                   <wp:extent cx="5059680" cy="1280795"/>
                   <wp:effectExtent l="0" t="0" r="0" b="14605"/>
                   <wp:docPr id="11" name="Picture 9"/>
@@ -1097,8 +1405,8 @@
         </w:tc>
       </w:tr>
     </w:tbl>
-    <w:p/>
-    <w:p>
+    <w:p xmlns:wp14="http://schemas.microsoft.com/office/word/2010/wordml" wp14:textId="77777777"/>
+    <w:p xmlns:wp14="http://schemas.microsoft.com/office/word/2010/wordml" wp14:textId="77777777">
       <w:r>
         <w:rPr>
           <w:b/>
@@ -1108,7 +1416,7 @@
         <w:t>4. Research và báo cáo thực nghiệm</w:t>
       </w:r>
     </w:p>
-    <w:p>
+    <w:p xmlns:wp14="http://schemas.microsoft.com/office/word/2010/wordml" wp14:textId="77777777">
       <w:r>
         <w:t>Thiết kế thí nghiệm:</w:t>
       </w:r>
@@ -1140,7 +1448,7 @@
         <w:br w:type="textWrapping"/>
       </w:r>
     </w:p>
-    <w:p>
+    <w:p xmlns:wp14="http://schemas.microsoft.com/office/word/2010/wordml" wp14:textId="77777777">
       <w:r>
         <w:rPr>
           <w:b/>
@@ -1151,8 +1459,8 @@
         <w:t>Cơ chế nào đạt 0% tất cả lỗi và đồng thời có avg response time &lt; 100 ms?</w:t>
       </w:r>
     </w:p>
-    <w:p/>
-    <w:p>
+    <w:p xmlns:wp14="http://schemas.microsoft.com/office/word/2010/wordml" wp14:textId="77777777"/>
+    <w:p xmlns:wp14="http://schemas.microsoft.com/office/word/2010/wordml" wp14:textId="77777777">
       <w:r>
         <w:rPr>
           <w:b/>
@@ -1181,7 +1489,7 @@
         <w:gridCol w:w="2160"/>
         <w:gridCol w:w="2160"/>
       </w:tblGrid>
-      <w:tr>
+      <w:tr xmlns:wp14="http://schemas.microsoft.com/office/word/2010/wordml" wp14:textId="77777777">
         <w:tblPrEx>
           <w:tblCellMar>
             <w:top w:w="0" w:type="dxa"/>
@@ -1200,7 +1508,7 @@
               <w:right w:val="single" w:color="566573" w:sz="8" w:space="0"/>
             </w:tcBorders>
           </w:tcPr>
-          <w:p>
+          <w:p wp14:textId="77777777">
             <w:r>
               <w:t>Mechanism</w:t>
             </w:r>
@@ -1216,7 +1524,7 @@
               <w:right w:val="single" w:color="566573" w:sz="8" w:space="0"/>
             </w:tcBorders>
           </w:tcPr>
-          <w:p>
+          <w:p wp14:textId="77777777">
             <w:r>
               <w:t>Run 1/2/3 Response Time (ms)</w:t>
             </w:r>
@@ -1232,7 +1540,7 @@
               <w:right w:val="single" w:color="566573" w:sz="8" w:space="0"/>
             </w:tcBorders>
           </w:tcPr>
-          <w:p>
+          <w:p wp14:textId="77777777">
             <w:r>
               <w:t>Average Response Time (ms)</w:t>
             </w:r>
@@ -1248,14 +1556,14 @@
               <w:right w:val="single" w:color="566573" w:sz="8" w:space="0"/>
             </w:tcBorders>
           </w:tcPr>
-          <w:p>
+          <w:p wp14:textId="77777777">
             <w:r>
               <w:t>Error Rate (%)</w:t>
             </w:r>
           </w:p>
         </w:tc>
       </w:tr>
-      <w:tr>
+      <w:tr xmlns:wp14="http://schemas.microsoft.com/office/word/2010/wordml" wp14:textId="77777777">
         <w:tblPrEx>
           <w:tblCellMar>
             <w:top w:w="0" w:type="dxa"/>
@@ -1274,7 +1582,7 @@
               <w:right w:val="single" w:color="566573" w:sz="8" w:space="0"/>
             </w:tcBorders>
           </w:tcPr>
-          <w:p>
+          <w:p wp14:textId="77777777">
             <w:r>
               <w:t>Mechanism A</w:t>
             </w:r>
@@ -1290,7 +1598,7 @@
               <w:right w:val="single" w:color="566573" w:sz="8" w:space="0"/>
             </w:tcBorders>
           </w:tcPr>
-          <w:p>
+          <w:p wp14:textId="77777777">
             <w:r>
               <w:t>... / ... / ...</w:t>
             </w:r>
@@ -1306,7 +1614,7 @@
               <w:right w:val="single" w:color="566573" w:sz="8" w:space="0"/>
             </w:tcBorders>
           </w:tcPr>
-          <w:p>
+          <w:p wp14:textId="77777777">
             <w:r>
               <w:t>...</w:t>
             </w:r>
@@ -1322,14 +1630,14 @@
               <w:right w:val="single" w:color="566573" w:sz="8" w:space="0"/>
             </w:tcBorders>
           </w:tcPr>
-          <w:p>
+          <w:p wp14:textId="77777777">
             <w:r>
               <w:t>...</w:t>
             </w:r>
           </w:p>
         </w:tc>
       </w:tr>
-      <w:tr>
+      <w:tr xmlns:wp14="http://schemas.microsoft.com/office/word/2010/wordml" wp14:textId="77777777">
         <w:tblPrEx>
           <w:tblCellMar>
             <w:top w:w="0" w:type="dxa"/>
@@ -1348,7 +1656,7 @@
               <w:right w:val="single" w:color="566573" w:sz="8" w:space="0"/>
             </w:tcBorders>
           </w:tcPr>
-          <w:p>
+          <w:p wp14:textId="77777777">
             <w:r>
               <w:t>Mechanism B</w:t>
             </w:r>
@@ -1364,7 +1672,7 @@
               <w:right w:val="single" w:color="566573" w:sz="8" w:space="0"/>
             </w:tcBorders>
           </w:tcPr>
-          <w:p>
+          <w:p wp14:textId="77777777">
             <w:r>
               <w:t>... / ... / ...</w:t>
             </w:r>
@@ -1380,7 +1688,7 @@
               <w:right w:val="single" w:color="566573" w:sz="8" w:space="0"/>
             </w:tcBorders>
           </w:tcPr>
-          <w:p>
+          <w:p wp14:textId="77777777">
             <w:r>
               <w:t>...</w:t>
             </w:r>
@@ -1396,14 +1704,14 @@
               <w:right w:val="single" w:color="566573" w:sz="8" w:space="0"/>
             </w:tcBorders>
           </w:tcPr>
-          <w:p>
+          <w:p wp14:textId="77777777">
             <w:r>
               <w:t>...</w:t>
             </w:r>
           </w:p>
         </w:tc>
       </w:tr>
-      <w:tr>
+      <w:tr xmlns:wp14="http://schemas.microsoft.com/office/word/2010/wordml" wp14:textId="77777777">
         <w:tblPrEx>
           <w:tblCellMar>
             <w:top w:w="0" w:type="dxa"/>
@@ -1422,7 +1730,7 @@
               <w:right w:val="single" w:color="566573" w:sz="8" w:space="0"/>
             </w:tcBorders>
           </w:tcPr>
-          <w:p>
+          <w:p wp14:textId="77777777">
             <w:r>
               <w:t>Mechanism C</w:t>
             </w:r>
@@ -1438,7 +1746,7 @@
               <w:right w:val="single" w:color="566573" w:sz="8" w:space="0"/>
             </w:tcBorders>
           </w:tcPr>
-          <w:p>
+          <w:p wp14:textId="77777777">
             <w:r>
               <w:t>... / ... / ...</w:t>
             </w:r>
@@ -1454,7 +1762,7 @@
               <w:right w:val="single" w:color="566573" w:sz="8" w:space="0"/>
             </w:tcBorders>
           </w:tcPr>
-          <w:p>
+          <w:p wp14:textId="77777777">
             <w:r>
               <w:t>...</w:t>
             </w:r>
@@ -1470,14 +1778,14 @@
               <w:right w:val="single" w:color="566573" w:sz="8" w:space="0"/>
             </w:tcBorders>
           </w:tcPr>
-          <w:p>
+          <w:p wp14:textId="77777777">
             <w:r>
               <w:t>...</w:t>
             </w:r>
           </w:p>
         </w:tc>
       </w:tr>
-      <w:tr>
+      <w:tr xmlns:wp14="http://schemas.microsoft.com/office/word/2010/wordml" wp14:textId="77777777">
         <w:tblPrEx>
           <w:tblCellMar>
             <w:top w:w="0" w:type="dxa"/>
@@ -1496,7 +1804,7 @@
               <w:right w:val="single" w:color="566573" w:sz="8" w:space="0"/>
             </w:tcBorders>
           </w:tcPr>
-          <w:p>
+          <w:p wp14:textId="77777777">
             <w:r>
               <w:t>Mechanism D</w:t>
             </w:r>
@@ -1512,7 +1820,7 @@
               <w:right w:val="single" w:color="566573" w:sz="8" w:space="0"/>
             </w:tcBorders>
           </w:tcPr>
-          <w:p>
+          <w:p wp14:textId="77777777">
             <w:r>
               <w:t>... / ... / ...</w:t>
             </w:r>
@@ -1528,7 +1836,7 @@
               <w:right w:val="single" w:color="566573" w:sz="8" w:space="0"/>
             </w:tcBorders>
           </w:tcPr>
-          <w:p>
+          <w:p wp14:textId="77777777">
             <w:r>
               <w:t>...</w:t>
             </w:r>
@@ -1544,7 +1852,7 @@
               <w:right w:val="single" w:color="566573" w:sz="8" w:space="0"/>
             </w:tcBorders>
           </w:tcPr>
-          <w:p>
+          <w:p wp14:textId="77777777">
             <w:r>
               <w:t>...</w:t>
             </w:r>
@@ -1552,8 +1860,8 @@
         </w:tc>
       </w:tr>
     </w:tbl>
-    <w:p/>
-    <w:p>
+    <w:p xmlns:wp14="http://schemas.microsoft.com/office/word/2010/wordml" wp14:textId="77777777"/>
+    <w:p xmlns:wp14="http://schemas.microsoft.com/office/word/2010/wordml" wp14:textId="77777777">
       <w:r>
         <w:rPr>
           <w:b/>
@@ -1563,7 +1871,7 @@
         <w:t>4.2. Biểu đồ so sánh (response time vs error rate)</w:t>
       </w:r>
     </w:p>
-    <w:p>
+    <w:p xmlns:wp14="http://schemas.microsoft.com/office/word/2010/wordml" wp14:textId="77777777">
       <w:r>
         <w:rPr>
           <w:b/>
@@ -1589,7 +1897,7 @@
       <w:tblGrid>
         <w:gridCol w:w="8640"/>
       </w:tblGrid>
-      <w:tr>
+      <w:tr xmlns:wp14="http://schemas.microsoft.com/office/word/2010/wordml" wp14:textId="77777777">
         <w:tblPrEx>
           <w:tblCellMar>
             <w:top w:w="0" w:type="dxa"/>
@@ -1608,7 +1916,7 @@
               <w:right w:val="single" w:color="1F618D" w:sz="12" w:space="0"/>
             </w:tcBorders>
           </w:tcPr>
-          <w:p>
+          <w:p wp14:textId="77777777">
             <w:pPr>
               <w:jc w:val="left"/>
             </w:pPr>
@@ -1621,7 +1929,7 @@
           </w:p>
         </w:tc>
       </w:tr>
-      <w:tr>
+      <w:tr xmlns:wp14="http://schemas.microsoft.com/office/word/2010/wordml" wp14:textId="77777777">
         <w:tblPrEx>
           <w:tblCellMar>
             <w:top w:w="0" w:type="dxa"/>
@@ -1640,7 +1948,7 @@
               <w:right w:val="single" w:color="1F618D" w:sz="12" w:space="0"/>
             </w:tcBorders>
           </w:tcPr>
-          <w:p>
+          <w:p wp14:textId="77777777">
             <w:pPr>
               <w:jc w:val="center"/>
             </w:pPr>
@@ -1671,8 +1979,12 @@
         </w:tc>
       </w:tr>
     </w:tbl>
-    <w:p/>
     <w:p>
+      <w:pPr>
+        <w:pStyle w:val="1"/>
+      </w:pPr>
+    </w:p>
+    <w:p xmlns:wp14="http://schemas.microsoft.com/office/word/2010/wordml" wp14:textId="77777777">
       <w:r>
         <w:rPr>
           <w:b/>
@@ -1682,43 +1994,1599 @@
         <w:t>4.3. Kết luận Research Question</w:t>
       </w:r>
     </w:p>
+    <w:p xmlns:wp14="http://schemas.microsoft.com/office/word/2010/wordml" wp14:textId="77777777">
+      <w:r>
+        <w:rPr/>
+        <w:t>Mẫu kết luận:</w:t>
+      </w:r>
+      <w:r>
+        <w:br w:type="textWrapping"/>
+      </w:r>
+      <w:r>
+        <w:rPr/>
+        <w:t>• Cơ chế được chọn: [Tên cơ chế]</w:t>
+      </w:r>
+      <w:r>
+        <w:br w:type="textWrapping"/>
+      </w:r>
+      <w:r>
+        <w:rPr/>
+        <w:t>• Avg Response Time: [xx.xx ms]</w:t>
+      </w:r>
+      <w:r>
+        <w:br w:type="textWrapping"/>
+      </w:r>
+      <w:r>
+        <w:rPr/>
+        <w:t>• Error Rate: [0.00%]</w:t>
+      </w:r>
+      <w:r>
+        <w:br w:type="textWrapping"/>
+      </w:r>
+      <w:r>
+        <w:rPr/>
+        <w:t>• So sánh với các cơ chế còn lại: [nêu ngắn gọn chênh lệch]</w:t>
+      </w:r>
+      <w:r>
+        <w:br w:type="textWrapping"/>
+      </w:r>
+      <w:r>
+        <w:rPr/>
+        <w:t>• Kết luận cuối: [Cơ chế X thỏa đồng thời 2 điều kiện: 0% lỗi và avg &lt; 100ms / hoặc không cơ chế nào thỏa].</w:t>
+      </w:r>
+    </w:p>
     <w:p>
-      <w:r>
-        <w:t>Mẫu kết luận:</w:t>
-      </w:r>
-      <w:r>
-        <w:br w:type="textWrapping"/>
-      </w:r>
-      <w:r>
-        <w:t>• Cơ chế được chọn: [Tên cơ chế]</w:t>
-      </w:r>
-      <w:r>
-        <w:br w:type="textWrapping"/>
-      </w:r>
-      <w:r>
-        <w:t>• Avg Response Time: [xx.xx ms]</w:t>
-      </w:r>
-      <w:r>
-        <w:br w:type="textWrapping"/>
-      </w:r>
-      <w:r>
-        <w:t>• Error Rate: [0.00%]</w:t>
-      </w:r>
-      <w:r>
-        <w:br w:type="textWrapping"/>
-      </w:r>
-      <w:r>
-        <w:t>• So sánh với các cơ chế còn lại: [nêu ngắn gọn chênh lệch]</w:t>
-      </w:r>
-      <w:r>
-        <w:br w:type="textWrapping"/>
-      </w:r>
-      <w:r>
-        <w:t>• Kết luận cuối: [Cơ chế X thỏa đồng thời 2 điều kiện: 0% lỗi và avg &lt; 100ms / hoặc không cơ chế nào thỏa].</w:t>
-      </w:r>
+      <w:pPr>
+        <w:pStyle w:val="2"/>
+      </w:pPr>
+      <w:r>
+        <w:rPr>
+          <w:noProof w:val="0"/>
+          <w:sz w:val="40"/>
+          <w:szCs w:val="40"/>
+          <w:lang w:val="en-US"/>
+        </w:rPr>
+        <w:t>5</w:t>
+      </w:r>
+      <w:r>
+        <w:rPr>
+          <w:noProof w:val="0"/>
+          <w:lang w:val="en-US"/>
+        </w:rPr>
+        <w:t>.LAB211 Pharmacy Chain Simulation</w:t>
+      </w:r>
+    </w:p>
+    <w:p>
+      <w:pPr>
+        <w:pStyle w:val="3"/>
+        <w:spacing w:before="299" w:beforeAutospacing="off" w:after="299" w:afterAutospacing="off"/>
+      </w:pPr>
+      <w:r>
+        <w:rPr>
+          <w:rFonts w:ascii="Calibri" w:hAnsi="Calibri" w:eastAsia="Calibri" w:cs="Calibri"/>
+          <w:b w:val="1"/>
+          <w:bCs w:val="1"/>
+          <w:noProof w:val="0"/>
+          <w:sz w:val="36"/>
+          <w:szCs w:val="36"/>
+          <w:lang w:val="en-US"/>
+        </w:rPr>
+        <w:t>5.1. Mục tiêu</w:t>
+      </w:r>
+    </w:p>
+    <w:p>
+      <w:pPr>
+        <w:pStyle w:val="143"/>
+        <w:numPr>
+          <w:ilvl w:val="0"/>
+          <w:numId w:val="7"/>
+        </w:numPr>
+        <w:spacing w:before="240" w:beforeAutospacing="off" w:after="240" w:afterAutospacing="off"/>
+        <w:rPr>
+          <w:rFonts w:ascii="Calibri" w:hAnsi="Calibri" w:eastAsia="Calibri" w:cs="Calibri"/>
+          <w:noProof w:val="0"/>
+          <w:sz w:val="22"/>
+          <w:szCs w:val="22"/>
+          <w:lang w:val="en-US"/>
+        </w:rPr>
+      </w:pPr>
+      <w:r>
+        <w:rPr>
+          <w:rFonts w:ascii="Calibri" w:hAnsi="Calibri" w:eastAsia="Calibri" w:cs="Calibri"/>
+          <w:noProof w:val="0"/>
+          <w:sz w:val="22"/>
+          <w:szCs w:val="22"/>
+          <w:lang w:val="en-US"/>
+        </w:rPr>
+        <w:t>Đánh giá hiệu suất và độ chính xác của 4 cơ chế đồng bộ:</w:t>
+      </w:r>
+    </w:p>
+    <w:p>
+      <w:pPr>
+        <w:pStyle w:val="143"/>
+        <w:numPr>
+          <w:ilvl w:val="1"/>
+          <w:numId w:val="7"/>
+        </w:numPr>
+        <w:spacing w:before="240" w:beforeAutospacing="off" w:after="240" w:afterAutospacing="off"/>
+        <w:rPr>
+          <w:rFonts w:ascii="Calibri" w:hAnsi="Calibri" w:eastAsia="Calibri" w:cs="Calibri"/>
+          <w:noProof w:val="0"/>
+          <w:sz w:val="22"/>
+          <w:szCs w:val="22"/>
+          <w:lang w:val="en-US"/>
+        </w:rPr>
+      </w:pPr>
+      <w:r>
+        <w:rPr>
+          <w:rFonts w:ascii="Calibri" w:hAnsi="Calibri" w:eastAsia="Calibri" w:cs="Calibri"/>
+          <w:noProof w:val="0"/>
+          <w:sz w:val="22"/>
+          <w:szCs w:val="22"/>
+          <w:lang w:val="en-US"/>
+        </w:rPr>
+        <w:t>NO_LOCK</w:t>
+      </w:r>
+    </w:p>
+    <w:p>
+      <w:pPr>
+        <w:pStyle w:val="143"/>
+        <w:numPr>
+          <w:ilvl w:val="1"/>
+          <w:numId w:val="7"/>
+        </w:numPr>
+        <w:spacing w:before="240" w:beforeAutospacing="off" w:after="240" w:afterAutospacing="off"/>
+        <w:rPr>
+          <w:rFonts w:ascii="Calibri" w:hAnsi="Calibri" w:eastAsia="Calibri" w:cs="Calibri"/>
+          <w:noProof w:val="0"/>
+          <w:sz w:val="22"/>
+          <w:szCs w:val="22"/>
+          <w:lang w:val="en-US"/>
+        </w:rPr>
+      </w:pPr>
+      <w:r>
+        <w:rPr>
+          <w:rFonts w:ascii="Calibri" w:hAnsi="Calibri" w:eastAsia="Calibri" w:cs="Calibri"/>
+          <w:noProof w:val="0"/>
+          <w:sz w:val="22"/>
+          <w:szCs w:val="22"/>
+          <w:lang w:val="en-US"/>
+        </w:rPr>
+        <w:t>SYNC</w:t>
+      </w:r>
+    </w:p>
+    <w:p>
+      <w:pPr>
+        <w:pStyle w:val="143"/>
+        <w:numPr>
+          <w:ilvl w:val="1"/>
+          <w:numId w:val="7"/>
+        </w:numPr>
+        <w:spacing w:before="240" w:beforeAutospacing="off" w:after="240" w:afterAutospacing="off"/>
+        <w:rPr>
+          <w:rFonts w:ascii="Calibri" w:hAnsi="Calibri" w:eastAsia="Calibri" w:cs="Calibri"/>
+          <w:noProof w:val="0"/>
+          <w:sz w:val="22"/>
+          <w:szCs w:val="22"/>
+          <w:lang w:val="en-US"/>
+        </w:rPr>
+      </w:pPr>
+      <w:r>
+        <w:rPr>
+          <w:rFonts w:ascii="Calibri" w:hAnsi="Calibri" w:eastAsia="Calibri" w:cs="Calibri"/>
+          <w:noProof w:val="0"/>
+          <w:sz w:val="22"/>
+          <w:szCs w:val="22"/>
+          <w:lang w:val="en-US"/>
+        </w:rPr>
+        <w:t>OPTIMISTIC</w:t>
+      </w:r>
+    </w:p>
+    <w:p>
+      <w:pPr>
+        <w:pStyle w:val="143"/>
+        <w:numPr>
+          <w:ilvl w:val="1"/>
+          <w:numId w:val="7"/>
+        </w:numPr>
+        <w:spacing w:before="240" w:beforeAutospacing="off" w:after="240" w:afterAutospacing="off"/>
+        <w:rPr>
+          <w:rFonts w:ascii="Calibri" w:hAnsi="Calibri" w:eastAsia="Calibri" w:cs="Calibri"/>
+          <w:noProof w:val="0"/>
+          <w:sz w:val="22"/>
+          <w:szCs w:val="22"/>
+          <w:lang w:val="en-US"/>
+        </w:rPr>
+      </w:pPr>
+      <w:r>
+        <w:rPr>
+          <w:rFonts w:ascii="Calibri" w:hAnsi="Calibri" w:eastAsia="Calibri" w:cs="Calibri"/>
+          <w:noProof w:val="0"/>
+          <w:sz w:val="22"/>
+          <w:szCs w:val="22"/>
+          <w:lang w:val="en-US"/>
+        </w:rPr>
+        <w:t>FILE_LOCK</w:t>
+      </w:r>
+    </w:p>
+    <w:p>
+      <w:pPr>
+        <w:pStyle w:val="143"/>
+        <w:numPr>
+          <w:ilvl w:val="0"/>
+          <w:numId w:val="7"/>
+        </w:numPr>
+        <w:spacing w:before="240" w:beforeAutospacing="off" w:after="240" w:afterAutospacing="off"/>
+        <w:rPr>
+          <w:rFonts w:ascii="Calibri" w:hAnsi="Calibri" w:eastAsia="Calibri" w:cs="Calibri"/>
+          <w:noProof w:val="0"/>
+          <w:sz w:val="22"/>
+          <w:szCs w:val="22"/>
+          <w:lang w:val="en-US"/>
+        </w:rPr>
+      </w:pPr>
+      <w:r>
+        <w:rPr>
+          <w:rFonts w:ascii="Calibri" w:hAnsi="Calibri" w:eastAsia="Calibri" w:cs="Calibri"/>
+          <w:noProof w:val="0"/>
+          <w:sz w:val="22"/>
+          <w:szCs w:val="22"/>
+          <w:lang w:val="en-US"/>
+        </w:rPr>
+        <w:t>Chứng minh sự khác biệt giữa hệ thống không đồng bộ và có đồng bộ.</w:t>
+      </w:r>
+    </w:p>
+    <w:p>
+      <w:pPr>
+        <w:pStyle w:val="143"/>
+        <w:numPr>
+          <w:ilvl w:val="0"/>
+          <w:numId w:val="7"/>
+        </w:numPr>
+        <w:spacing w:before="240" w:beforeAutospacing="off" w:after="240" w:afterAutospacing="off"/>
+        <w:rPr>
+          <w:rFonts w:ascii="Calibri" w:hAnsi="Calibri" w:eastAsia="Calibri" w:cs="Calibri"/>
+          <w:noProof w:val="0"/>
+          <w:sz w:val="22"/>
+          <w:szCs w:val="22"/>
+          <w:lang w:val="en-US"/>
+        </w:rPr>
+      </w:pPr>
+      <w:r>
+        <w:rPr>
+          <w:rFonts w:ascii="Calibri" w:hAnsi="Calibri" w:eastAsia="Calibri" w:cs="Calibri"/>
+          <w:noProof w:val="0"/>
+          <w:sz w:val="22"/>
+          <w:szCs w:val="22"/>
+          <w:lang w:val="en-US"/>
+        </w:rPr>
+        <w:t>Đưa ra cơ chế phù hợp nhất cho hệ thống quản lý chuỗi nhà thuốc.</w:t>
+      </w:r>
+    </w:p>
+    <w:p>
+      <w:pPr>
+        <w:pStyle w:val="3"/>
+        <w:spacing w:before="299" w:beforeAutospacing="off" w:after="299" w:afterAutospacing="off"/>
+      </w:pPr>
+      <w:r>
+        <w:rPr>
+          <w:rFonts w:ascii="Calibri" w:hAnsi="Calibri" w:eastAsia="Calibri" w:cs="Calibri"/>
+          <w:b w:val="1"/>
+          <w:bCs w:val="1"/>
+          <w:noProof w:val="0"/>
+          <w:sz w:val="36"/>
+          <w:szCs w:val="36"/>
+          <w:lang w:val="en-US"/>
+        </w:rPr>
+        <w:t xml:space="preserve">5.2. Phương </w:t>
+      </w:r>
+      <w:r>
+        <w:rPr>
+          <w:rFonts w:ascii="Calibri" w:hAnsi="Calibri" w:eastAsia="Calibri" w:cs="Calibri"/>
+          <w:b w:val="1"/>
+          <w:bCs w:val="1"/>
+          <w:noProof w:val="0"/>
+          <w:sz w:val="36"/>
+          <w:szCs w:val="36"/>
+          <w:lang w:val="en-US"/>
+        </w:rPr>
+        <w:t>pháp</w:t>
+      </w:r>
+    </w:p>
+    <w:p>
+      <w:pPr>
+        <w:pStyle w:val="143"/>
+        <w:numPr>
+          <w:ilvl w:val="0"/>
+          <w:numId w:val="8"/>
+        </w:numPr>
+        <w:spacing w:before="240" w:beforeAutospacing="off" w:after="240" w:afterAutospacing="off"/>
+        <w:rPr>
+          <w:rFonts w:ascii="Calibri" w:hAnsi="Calibri" w:eastAsia="Calibri" w:cs="Calibri"/>
+          <w:noProof w:val="0"/>
+          <w:sz w:val="22"/>
+          <w:szCs w:val="22"/>
+          <w:lang w:val="en-US"/>
+        </w:rPr>
+      </w:pPr>
+      <w:r>
+        <w:rPr>
+          <w:rFonts w:ascii="Calibri" w:hAnsi="Calibri" w:eastAsia="Calibri" w:cs="Calibri"/>
+          <w:noProof w:val="0"/>
+          <w:sz w:val="22"/>
+          <w:szCs w:val="22"/>
+          <w:lang w:val="en-US"/>
+        </w:rPr>
+        <w:t xml:space="preserve">Chạy mô phỏng với </w:t>
+      </w:r>
+      <w:r>
+        <w:rPr>
+          <w:rFonts w:ascii="Calibri" w:hAnsi="Calibri" w:eastAsia="Calibri" w:cs="Calibri"/>
+          <w:b w:val="1"/>
+          <w:bCs w:val="1"/>
+          <w:noProof w:val="0"/>
+          <w:sz w:val="22"/>
+          <w:szCs w:val="22"/>
+          <w:lang w:val="en-US"/>
+        </w:rPr>
+        <w:t>200 thread</w:t>
+      </w:r>
+      <w:r>
+        <w:rPr>
+          <w:rFonts w:ascii="Calibri" w:hAnsi="Calibri" w:eastAsia="Calibri" w:cs="Calibri"/>
+          <w:noProof w:val="0"/>
+          <w:sz w:val="22"/>
+          <w:szCs w:val="22"/>
+          <w:lang w:val="en-US"/>
+        </w:rPr>
+        <w:t xml:space="preserve"> cho từng cơ chế.</w:t>
+      </w:r>
+    </w:p>
+    <w:p>
+      <w:pPr>
+        <w:pStyle w:val="143"/>
+        <w:numPr>
+          <w:ilvl w:val="0"/>
+          <w:numId w:val="8"/>
+        </w:numPr>
+        <w:spacing w:before="240" w:beforeAutospacing="off" w:after="240" w:afterAutospacing="off"/>
+        <w:rPr>
+          <w:rFonts w:ascii="Calibri" w:hAnsi="Calibri" w:eastAsia="Calibri" w:cs="Calibri"/>
+          <w:noProof w:val="0"/>
+          <w:sz w:val="22"/>
+          <w:szCs w:val="22"/>
+          <w:lang w:val="en-US"/>
+        </w:rPr>
+      </w:pPr>
+      <w:r>
+        <w:rPr>
+          <w:rFonts w:ascii="Calibri" w:hAnsi="Calibri" w:eastAsia="Calibri" w:cs="Calibri"/>
+          <w:noProof w:val="0"/>
+          <w:sz w:val="22"/>
+          <w:szCs w:val="22"/>
+          <w:lang w:val="en-US"/>
+        </w:rPr>
+        <w:t xml:space="preserve">Đo </w:t>
+      </w:r>
+      <w:r>
+        <w:rPr>
+          <w:rFonts w:ascii="Calibri" w:hAnsi="Calibri" w:eastAsia="Calibri" w:cs="Calibri"/>
+          <w:b w:val="1"/>
+          <w:bCs w:val="1"/>
+          <w:noProof w:val="0"/>
+          <w:sz w:val="22"/>
+          <w:szCs w:val="22"/>
+          <w:lang w:val="en-US"/>
+        </w:rPr>
+        <w:t>thời gian thực thi</w:t>
+      </w:r>
+      <w:r>
+        <w:rPr>
+          <w:rFonts w:ascii="Calibri" w:hAnsi="Calibri" w:eastAsia="Calibri" w:cs="Calibri"/>
+          <w:noProof w:val="0"/>
+          <w:sz w:val="22"/>
+          <w:szCs w:val="22"/>
+          <w:lang w:val="en-US"/>
+        </w:rPr>
+        <w:t xml:space="preserve"> (ms).</w:t>
+      </w:r>
+    </w:p>
+    <w:p>
+      <w:pPr>
+        <w:pStyle w:val="143"/>
+        <w:numPr>
+          <w:ilvl w:val="0"/>
+          <w:numId w:val="8"/>
+        </w:numPr>
+        <w:spacing w:before="240" w:beforeAutospacing="off" w:after="240" w:afterAutospacing="off"/>
+        <w:rPr>
+          <w:rFonts w:ascii="Calibri" w:hAnsi="Calibri" w:eastAsia="Calibri" w:cs="Calibri"/>
+          <w:noProof w:val="0"/>
+          <w:sz w:val="22"/>
+          <w:szCs w:val="22"/>
+          <w:lang w:val="en-US"/>
+        </w:rPr>
+      </w:pPr>
+      <w:r>
+        <w:rPr>
+          <w:rFonts w:ascii="Calibri" w:hAnsi="Calibri" w:eastAsia="Calibri" w:cs="Calibri"/>
+          <w:noProof w:val="0"/>
+          <w:sz w:val="22"/>
+          <w:szCs w:val="22"/>
+          <w:lang w:val="en-US"/>
+        </w:rPr>
+        <w:t xml:space="preserve">Đếm số </w:t>
+      </w:r>
+      <w:r>
+        <w:rPr>
+          <w:rFonts w:ascii="Calibri" w:hAnsi="Calibri" w:eastAsia="Calibri" w:cs="Calibri"/>
+          <w:b w:val="1"/>
+          <w:bCs w:val="1"/>
+          <w:noProof w:val="0"/>
+          <w:sz w:val="22"/>
+          <w:szCs w:val="22"/>
+          <w:lang w:val="en-US"/>
+        </w:rPr>
+        <w:t>đơn phát thành công</w:t>
+      </w:r>
+      <w:r>
+        <w:rPr>
+          <w:rFonts w:ascii="Calibri" w:hAnsi="Calibri" w:eastAsia="Calibri" w:cs="Calibri"/>
+          <w:noProof w:val="0"/>
+          <w:sz w:val="22"/>
+          <w:szCs w:val="22"/>
+          <w:lang w:val="en-US"/>
+        </w:rPr>
+        <w:t>.</w:t>
+      </w:r>
+    </w:p>
+    <w:p>
+      <w:pPr>
+        <w:pStyle w:val="143"/>
+        <w:numPr>
+          <w:ilvl w:val="0"/>
+          <w:numId w:val="8"/>
+        </w:numPr>
+        <w:spacing w:before="240" w:beforeAutospacing="off" w:after="240" w:afterAutospacing="off"/>
+        <w:rPr>
+          <w:rFonts w:ascii="Calibri" w:hAnsi="Calibri" w:eastAsia="Calibri" w:cs="Calibri"/>
+          <w:noProof w:val="0"/>
+          <w:sz w:val="22"/>
+          <w:szCs w:val="22"/>
+          <w:lang w:val="en-US"/>
+        </w:rPr>
+      </w:pPr>
+      <w:r>
+        <w:rPr>
+          <w:rFonts w:ascii="Calibri" w:hAnsi="Calibri" w:eastAsia="Calibri" w:cs="Calibri"/>
+          <w:noProof w:val="0"/>
+          <w:sz w:val="22"/>
+          <w:szCs w:val="22"/>
+          <w:lang w:val="en-US"/>
+        </w:rPr>
+        <w:t xml:space="preserve">Thực hiện </w:t>
+      </w:r>
+      <w:r>
+        <w:rPr>
+          <w:rFonts w:ascii="Calibri" w:hAnsi="Calibri" w:eastAsia="Calibri" w:cs="Calibri"/>
+          <w:b w:val="1"/>
+          <w:bCs w:val="1"/>
+          <w:noProof w:val="0"/>
+          <w:sz w:val="22"/>
+          <w:szCs w:val="22"/>
+          <w:lang w:val="en-US"/>
+        </w:rPr>
+        <w:t>post-verification</w:t>
+      </w:r>
+      <w:r>
+        <w:rPr>
+          <w:rFonts w:ascii="Calibri" w:hAnsi="Calibri" w:eastAsia="Calibri" w:cs="Calibri"/>
+          <w:noProof w:val="0"/>
+          <w:sz w:val="22"/>
+          <w:szCs w:val="22"/>
+          <w:lang w:val="en-US"/>
+        </w:rPr>
+        <w:t xml:space="preserve"> để phát hiện lỗi:</w:t>
+      </w:r>
+    </w:p>
+    <w:p>
+      <w:pPr>
+        <w:pStyle w:val="143"/>
+        <w:numPr>
+          <w:ilvl w:val="1"/>
+          <w:numId w:val="8"/>
+        </w:numPr>
+        <w:spacing w:before="240" w:beforeAutospacing="off" w:after="240" w:afterAutospacing="off"/>
+        <w:rPr>
+          <w:rFonts w:ascii="Calibri" w:hAnsi="Calibri" w:eastAsia="Calibri" w:cs="Calibri"/>
+          <w:noProof w:val="0"/>
+          <w:sz w:val="22"/>
+          <w:szCs w:val="22"/>
+          <w:lang w:val="en-US"/>
+        </w:rPr>
+      </w:pPr>
+      <w:r>
+        <w:rPr>
+          <w:rFonts w:ascii="Calibri" w:hAnsi="Calibri" w:eastAsia="Calibri" w:cs="Calibri"/>
+          <w:noProof w:val="0"/>
+          <w:sz w:val="22"/>
+          <w:szCs w:val="22"/>
+          <w:lang w:val="en-US"/>
+        </w:rPr>
+        <w:t>Inventory inconsistency</w:t>
+      </w:r>
+    </w:p>
+    <w:p>
+      <w:pPr>
+        <w:pStyle w:val="143"/>
+        <w:numPr>
+          <w:ilvl w:val="1"/>
+          <w:numId w:val="8"/>
+        </w:numPr>
+        <w:spacing w:before="240" w:beforeAutospacing="off" w:after="240" w:afterAutospacing="off"/>
+        <w:rPr>
+          <w:rFonts w:ascii="Calibri" w:hAnsi="Calibri" w:eastAsia="Calibri" w:cs="Calibri"/>
+          <w:noProof w:val="0"/>
+          <w:sz w:val="22"/>
+          <w:szCs w:val="22"/>
+          <w:lang w:val="en-US"/>
+        </w:rPr>
+      </w:pPr>
+      <w:r>
+        <w:rPr>
+          <w:rFonts w:ascii="Calibri" w:hAnsi="Calibri" w:eastAsia="Calibri" w:cs="Calibri"/>
+          <w:noProof w:val="0"/>
+          <w:sz w:val="22"/>
+          <w:szCs w:val="22"/>
+          <w:lang w:val="en-US"/>
+        </w:rPr>
+        <w:t>Double dispensing</w:t>
+      </w:r>
+    </w:p>
+    <w:p>
+      <w:pPr>
+        <w:pStyle w:val="143"/>
+        <w:numPr>
+          <w:ilvl w:val="1"/>
+          <w:numId w:val="8"/>
+        </w:numPr>
+        <w:spacing w:before="240" w:beforeAutospacing="off" w:after="240" w:afterAutospacing="off"/>
+        <w:rPr>
+          <w:rFonts w:ascii="Calibri" w:hAnsi="Calibri" w:eastAsia="Calibri" w:cs="Calibri"/>
+          <w:noProof w:val="0"/>
+          <w:sz w:val="22"/>
+          <w:szCs w:val="22"/>
+          <w:lang w:val="en-US"/>
+        </w:rPr>
+      </w:pPr>
+      <w:r>
+        <w:rPr>
+          <w:rFonts w:ascii="Calibri" w:hAnsi="Calibri" w:eastAsia="Calibri" w:cs="Calibri"/>
+          <w:noProof w:val="0"/>
+          <w:sz w:val="22"/>
+          <w:szCs w:val="22"/>
+          <w:lang w:val="en-US"/>
+        </w:rPr>
+        <w:t>Expired batch dispensed</w:t>
+      </w:r>
+    </w:p>
+    <w:p>
+      <w:pPr>
+        <w:pStyle w:val="163"/>
+      </w:pPr>
+      <w:r>
+        <w:rPr>
+          <w:noProof w:val="0"/>
+          <w:lang w:val="en-US"/>
+        </w:rPr>
+        <w:t xml:space="preserve">5.3. </w:t>
+      </w:r>
+      <w:r>
+        <w:rPr>
+          <w:noProof w:val="0"/>
+          <w:lang w:val="en-US"/>
+        </w:rPr>
+        <w:t>Kết</w:t>
+      </w:r>
+      <w:r>
+        <w:rPr>
+          <w:noProof w:val="0"/>
+          <w:lang w:val="en-US"/>
+        </w:rPr>
+        <w:t xml:space="preserve"> </w:t>
+      </w:r>
+      <w:r>
+        <w:rPr>
+          <w:noProof w:val="0"/>
+          <w:lang w:val="en-US"/>
+        </w:rPr>
+        <w:t>quả</w:t>
+      </w:r>
+      <w:r>
+        <w:rPr>
+          <w:noProof w:val="0"/>
+          <w:lang w:val="en-US"/>
+        </w:rPr>
+        <w:t xml:space="preserve"> </w:t>
+      </w:r>
+      <w:r>
+        <w:rPr>
+          <w:noProof w:val="0"/>
+          <w:lang w:val="en-US"/>
+        </w:rPr>
+        <w:t>thực</w:t>
+      </w:r>
+      <w:r>
+        <w:rPr>
+          <w:noProof w:val="0"/>
+          <w:lang w:val="en-US"/>
+        </w:rPr>
+        <w:t xml:space="preserve"> </w:t>
+      </w:r>
+      <w:r>
+        <w:rPr>
+          <w:noProof w:val="0"/>
+          <w:lang w:val="en-US"/>
+        </w:rPr>
+        <w:t>nghiệm</w:t>
+      </w:r>
+    </w:p>
+    <w:p>
+      <w:pPr>
+        <w:pStyle w:val="1"/>
+        <w:spacing w:before="299" w:beforeAutospacing="off" w:after="299" w:afterAutospacing="off"/>
+      </w:pPr>
+      <w:r>
+        <w:drawing>
+          <wp:inline wp14:editId="4B778F66" wp14:anchorId="0D902AD7">
+            <wp:extent cx="5486400" cy="2886075"/>
+            <wp:effectExtent l="0" t="0" r="0" b="0"/>
+            <wp:docPr id="2075273027" name="drawing"/>
+            <wp:cNvGraphicFramePr>
+              <a:graphicFrameLocks noChangeAspect="1"/>
+            </wp:cNvGraphicFramePr>
+            <a:graphic>
+              <a:graphicData xmlns:a="http://schemas.openxmlformats.org/drawingml/2006/main" uri="http://schemas.openxmlformats.org/drawingml/2006/picture">
+                <pic:pic xmlns:pic="http://schemas.openxmlformats.org/drawingml/2006/picture">
+                  <pic:nvPicPr>
+                    <pic:cNvPr id="2075273027" name="Picture 2075273027"/>
+                    <pic:cNvPicPr/>
+                  </pic:nvPicPr>
+                  <pic:blipFill>
+                    <a:blip xmlns:r="http://schemas.openxmlformats.org/officeDocument/2006/relationships" r:embed="rId938246235">
+                      <a:extLst>
+                        <a:ext uri="{28A0092B-C50C-407E-A947-70E740481C1C}">
+                          <a14:useLocalDpi xmlns:a14="http://schemas.microsoft.com/office/drawing/2010/main"/>
+                        </a:ext>
+                      </a:extLst>
+                    </a:blip>
+                    <a:stretch>
+                      <a:fillRect/>
+                    </a:stretch>
+                  </pic:blipFill>
+                  <pic:spPr>
+                    <a:xfrm>
+                      <a:off x="0" y="0"/>
+                      <a:ext cx="5486400" cy="2886075"/>
+                    </a:xfrm>
+                    <a:prstGeom prst="rect">
+                      <a:avLst/>
+                    </a:prstGeom>
+                  </pic:spPr>
+                </pic:pic>
+              </a:graphicData>
+            </a:graphic>
+          </wp:inline>
+        </w:drawing>
+      </w:r>
+      <w:r>
+        <w:rPr>
+          <w:rStyle w:val="138"/>
+          <w:noProof w:val="0"/>
+          <w:lang w:val="en-US"/>
+        </w:rPr>
+        <w:t>5.4.</w:t>
+      </w:r>
+      <w:r>
+        <w:rPr>
+          <w:rStyle w:val="138"/>
+          <w:noProof w:val="0"/>
+          <w:lang w:val="en-US"/>
+        </w:rPr>
+        <w:t xml:space="preserve"> </w:t>
+      </w:r>
+      <w:r>
+        <w:rPr>
+          <w:rStyle w:val="138"/>
+          <w:noProof w:val="0"/>
+          <w:lang w:val="en-US"/>
+        </w:rPr>
+        <w:t>Phâ</w:t>
+      </w:r>
+      <w:r>
+        <w:rPr>
+          <w:rStyle w:val="138"/>
+          <w:noProof w:val="0"/>
+          <w:lang w:val="en-US"/>
+        </w:rPr>
+        <w:t>n</w:t>
+      </w:r>
+      <w:r>
+        <w:rPr>
+          <w:rStyle w:val="138"/>
+          <w:noProof w:val="0"/>
+          <w:lang w:val="en-US"/>
+        </w:rPr>
+        <w:t xml:space="preserve"> tíc</w:t>
+      </w:r>
+      <w:r>
+        <w:rPr>
+          <w:rStyle w:val="138"/>
+          <w:noProof w:val="0"/>
+          <w:lang w:val="en-US"/>
+        </w:rPr>
+        <w:t>h</w:t>
+      </w:r>
+    </w:p>
+    <w:p>
+      <w:pPr>
+        <w:pStyle w:val="143"/>
+        <w:numPr>
+          <w:ilvl w:val="0"/>
+          <w:numId w:val="9"/>
+        </w:numPr>
+        <w:spacing w:before="240" w:beforeAutospacing="off" w:after="240" w:afterAutospacing="off"/>
+        <w:rPr>
+          <w:rFonts w:ascii="Calibri" w:hAnsi="Calibri" w:eastAsia="Calibri" w:cs="Calibri"/>
+          <w:noProof w:val="0"/>
+          <w:sz w:val="22"/>
+          <w:szCs w:val="22"/>
+          <w:lang w:val="en-US"/>
+        </w:rPr>
+      </w:pPr>
+      <w:r>
+        <w:rPr>
+          <w:rFonts w:ascii="Calibri" w:hAnsi="Calibri" w:eastAsia="Calibri" w:cs="Calibri"/>
+          <w:b w:val="1"/>
+          <w:bCs w:val="1"/>
+          <w:noProof w:val="0"/>
+          <w:sz w:val="22"/>
+          <w:szCs w:val="22"/>
+          <w:lang w:val="en-US"/>
+        </w:rPr>
+        <w:t>NO_LOCK</w:t>
+      </w:r>
+      <w:r>
+        <w:rPr>
+          <w:rFonts w:ascii="Calibri" w:hAnsi="Calibri" w:eastAsia="Calibri" w:cs="Calibri"/>
+          <w:noProof w:val="0"/>
+          <w:sz w:val="22"/>
+          <w:szCs w:val="22"/>
+          <w:lang w:val="en-US"/>
+        </w:rPr>
+        <w:t>: tốc độ nhanh (28ms) nhưng dữ liệu sai → tồn kho lệch 4 hộp, chỉ 5 đơn thành công.</w:t>
+      </w:r>
+    </w:p>
+    <w:p>
+      <w:pPr>
+        <w:pStyle w:val="143"/>
+        <w:numPr>
+          <w:ilvl w:val="0"/>
+          <w:numId w:val="9"/>
+        </w:numPr>
+        <w:spacing w:before="240" w:beforeAutospacing="off" w:after="240" w:afterAutospacing="off"/>
+        <w:rPr>
+          <w:rFonts w:ascii="Calibri" w:hAnsi="Calibri" w:eastAsia="Calibri" w:cs="Calibri"/>
+          <w:noProof w:val="0"/>
+          <w:sz w:val="22"/>
+          <w:szCs w:val="22"/>
+          <w:lang w:val="en-US"/>
+        </w:rPr>
+      </w:pPr>
+      <w:r>
+        <w:rPr>
+          <w:rFonts w:ascii="Calibri" w:hAnsi="Calibri" w:eastAsia="Calibri" w:cs="Calibri"/>
+          <w:b w:val="1"/>
+          <w:bCs w:val="1"/>
+          <w:noProof w:val="0"/>
+          <w:sz w:val="22"/>
+          <w:szCs w:val="22"/>
+          <w:lang w:val="en-US"/>
+        </w:rPr>
+        <w:t>SYNC</w:t>
+      </w:r>
+      <w:r>
+        <w:rPr>
+          <w:rFonts w:ascii="Calibri" w:hAnsi="Calibri" w:eastAsia="Calibri" w:cs="Calibri"/>
+          <w:noProof w:val="0"/>
+          <w:sz w:val="22"/>
+          <w:szCs w:val="22"/>
+          <w:lang w:val="en-US"/>
+        </w:rPr>
+        <w:t>: an toàn, không lỗi, nhưng chỉ xử lý được 1 đơn do tất cả thread phải chờ nhau.</w:t>
+      </w:r>
+    </w:p>
+    <w:p>
+      <w:pPr>
+        <w:pStyle w:val="143"/>
+        <w:numPr>
+          <w:ilvl w:val="0"/>
+          <w:numId w:val="9"/>
+        </w:numPr>
+        <w:spacing w:before="240" w:beforeAutospacing="off" w:after="240" w:afterAutospacing="off"/>
+        <w:rPr>
+          <w:rFonts w:ascii="Calibri" w:hAnsi="Calibri" w:eastAsia="Calibri" w:cs="Calibri"/>
+          <w:noProof w:val="0"/>
+          <w:sz w:val="22"/>
+          <w:szCs w:val="22"/>
+          <w:lang w:val="en-US"/>
+        </w:rPr>
+      </w:pPr>
+      <w:r>
+        <w:rPr>
+          <w:rFonts w:ascii="Calibri" w:hAnsi="Calibri" w:eastAsia="Calibri" w:cs="Calibri"/>
+          <w:b w:val="1"/>
+          <w:bCs w:val="1"/>
+          <w:noProof w:val="0"/>
+          <w:sz w:val="22"/>
+          <w:szCs w:val="22"/>
+          <w:lang w:val="en-US"/>
+        </w:rPr>
+        <w:t>OPTIMISTIC</w:t>
+      </w:r>
+      <w:r>
+        <w:rPr>
+          <w:rFonts w:ascii="Calibri" w:hAnsi="Calibri" w:eastAsia="Calibri" w:cs="Calibri"/>
+          <w:noProof w:val="0"/>
+          <w:sz w:val="22"/>
+          <w:szCs w:val="22"/>
+          <w:lang w:val="en-US"/>
+        </w:rPr>
+        <w:t>: không lỗi, nhưng thời gian cao nhất (187ms) do retry nhiều lần.</w:t>
+      </w:r>
+    </w:p>
+    <w:p>
+      <w:pPr>
+        <w:pStyle w:val="143"/>
+        <w:numPr>
+          <w:ilvl w:val="0"/>
+          <w:numId w:val="9"/>
+        </w:numPr>
+        <w:spacing w:before="240" w:beforeAutospacing="off" w:after="240" w:afterAutospacing="off"/>
+        <w:rPr>
+          <w:rFonts w:ascii="Calibri" w:hAnsi="Calibri" w:eastAsia="Calibri" w:cs="Calibri"/>
+          <w:noProof w:val="0"/>
+          <w:sz w:val="22"/>
+          <w:szCs w:val="22"/>
+          <w:lang w:val="en-US"/>
+        </w:rPr>
+      </w:pPr>
+      <w:r>
+        <w:rPr>
+          <w:rFonts w:ascii="Calibri" w:hAnsi="Calibri" w:eastAsia="Calibri" w:cs="Calibri"/>
+          <w:b w:val="1"/>
+          <w:bCs w:val="1"/>
+          <w:noProof w:val="0"/>
+          <w:sz w:val="22"/>
+          <w:szCs w:val="22"/>
+          <w:lang w:val="en-US"/>
+        </w:rPr>
+        <w:t>FILE_LOCK</w:t>
+      </w:r>
+      <w:r>
+        <w:rPr>
+          <w:rFonts w:ascii="Calibri" w:hAnsi="Calibri" w:eastAsia="Calibri" w:cs="Calibri"/>
+          <w:noProof w:val="0"/>
+          <w:sz w:val="22"/>
+          <w:szCs w:val="22"/>
+          <w:lang w:val="en-US"/>
+        </w:rPr>
+        <w:t>: an toàn, thời gian trung bình (48ms), nhưng cũng chỉ xử lý được 1 đơn.</w:t>
+      </w:r>
+    </w:p>
+    <w:p>
+      <w:pPr>
+        <w:pStyle w:val="3"/>
+        <w:spacing w:before="299" w:beforeAutospacing="off" w:after="299" w:afterAutospacing="off"/>
+      </w:pPr>
+      <w:r>
+        <w:rPr>
+          <w:rFonts w:ascii="Calibri" w:hAnsi="Calibri" w:eastAsia="Calibri" w:cs="Calibri"/>
+          <w:b w:val="1"/>
+          <w:bCs w:val="1"/>
+          <w:noProof w:val="0"/>
+          <w:sz w:val="36"/>
+          <w:szCs w:val="36"/>
+          <w:lang w:val="en-US"/>
+        </w:rPr>
+        <w:t xml:space="preserve">5.5. </w:t>
+      </w:r>
+      <w:r>
+        <w:rPr>
+          <w:rFonts w:ascii="Calibri" w:hAnsi="Calibri" w:eastAsia="Calibri" w:cs="Calibri"/>
+          <w:b w:val="1"/>
+          <w:bCs w:val="1"/>
+          <w:noProof w:val="0"/>
+          <w:sz w:val="36"/>
+          <w:szCs w:val="36"/>
+          <w:lang w:val="en-US"/>
+        </w:rPr>
+        <w:t>Kết</w:t>
+      </w:r>
+      <w:r>
+        <w:rPr>
+          <w:rFonts w:ascii="Calibri" w:hAnsi="Calibri" w:eastAsia="Calibri" w:cs="Calibri"/>
+          <w:b w:val="1"/>
+          <w:bCs w:val="1"/>
+          <w:noProof w:val="0"/>
+          <w:sz w:val="36"/>
+          <w:szCs w:val="36"/>
+          <w:lang w:val="en-US"/>
+        </w:rPr>
+        <w:t xml:space="preserve"> </w:t>
+      </w:r>
+      <w:r>
+        <w:rPr>
+          <w:rFonts w:ascii="Calibri" w:hAnsi="Calibri" w:eastAsia="Calibri" w:cs="Calibri"/>
+          <w:b w:val="1"/>
+          <w:bCs w:val="1"/>
+          <w:noProof w:val="0"/>
+          <w:sz w:val="36"/>
+          <w:szCs w:val="36"/>
+          <w:lang w:val="en-US"/>
+        </w:rPr>
+        <w:t>luận</w:t>
+      </w:r>
+    </w:p>
+    <w:p>
+      <w:pPr>
+        <w:pStyle w:val="143"/>
+        <w:numPr>
+          <w:ilvl w:val="0"/>
+          <w:numId w:val="10"/>
+        </w:numPr>
+        <w:spacing w:before="240" w:beforeAutospacing="off" w:after="240" w:afterAutospacing="off"/>
+        <w:rPr>
+          <w:rFonts w:ascii="Calibri" w:hAnsi="Calibri" w:eastAsia="Calibri" w:cs="Calibri"/>
+          <w:noProof w:val="0"/>
+          <w:sz w:val="22"/>
+          <w:szCs w:val="22"/>
+          <w:lang w:val="en-US"/>
+        </w:rPr>
+      </w:pPr>
+      <w:r>
+        <w:rPr>
+          <w:rFonts w:ascii="Calibri" w:hAnsi="Calibri" w:eastAsia="Calibri" w:cs="Calibri"/>
+          <w:b w:val="1"/>
+          <w:bCs w:val="1"/>
+          <w:noProof w:val="0"/>
+          <w:sz w:val="22"/>
+          <w:szCs w:val="22"/>
+          <w:lang w:val="en-US"/>
+        </w:rPr>
+        <w:t>NO_LOCK</w:t>
+      </w:r>
+      <w:r>
+        <w:rPr>
+          <w:rFonts w:ascii="Calibri" w:hAnsi="Calibri" w:eastAsia="Calibri" w:cs="Calibri"/>
+          <w:noProof w:val="0"/>
+          <w:sz w:val="22"/>
+          <w:szCs w:val="22"/>
+          <w:lang w:val="en-US"/>
+        </w:rPr>
+        <w:t xml:space="preserve"> không thể dùng thực tế vì gây lỗi nghiêm trọng.</w:t>
+      </w:r>
+    </w:p>
+    <w:p>
+      <w:pPr>
+        <w:pStyle w:val="143"/>
+        <w:numPr>
+          <w:ilvl w:val="0"/>
+          <w:numId w:val="10"/>
+        </w:numPr>
+        <w:spacing w:before="240" w:beforeAutospacing="off" w:after="240" w:afterAutospacing="off"/>
+        <w:rPr>
+          <w:rFonts w:ascii="Calibri" w:hAnsi="Calibri" w:eastAsia="Calibri" w:cs="Calibri"/>
+          <w:noProof w:val="0"/>
+          <w:sz w:val="22"/>
+          <w:szCs w:val="22"/>
+          <w:lang w:val="en-US"/>
+        </w:rPr>
+      </w:pPr>
+      <w:r>
+        <w:rPr>
+          <w:rFonts w:ascii="Calibri" w:hAnsi="Calibri" w:eastAsia="Calibri" w:cs="Calibri"/>
+          <w:b w:val="1"/>
+          <w:bCs w:val="1"/>
+          <w:noProof w:val="0"/>
+          <w:sz w:val="22"/>
+          <w:szCs w:val="22"/>
+          <w:lang w:val="en-US"/>
+        </w:rPr>
+        <w:t>SYNC</w:t>
+      </w:r>
+      <w:r>
+        <w:rPr>
+          <w:rFonts w:ascii="Calibri" w:hAnsi="Calibri" w:eastAsia="Calibri" w:cs="Calibri"/>
+          <w:noProof w:val="0"/>
+          <w:sz w:val="22"/>
+          <w:szCs w:val="22"/>
+          <w:lang w:val="en-US"/>
+        </w:rPr>
+        <w:t xml:space="preserve"> và </w:t>
+      </w:r>
+      <w:r>
+        <w:rPr>
+          <w:rFonts w:ascii="Calibri" w:hAnsi="Calibri" w:eastAsia="Calibri" w:cs="Calibri"/>
+          <w:b w:val="1"/>
+          <w:bCs w:val="1"/>
+          <w:noProof w:val="0"/>
+          <w:sz w:val="22"/>
+          <w:szCs w:val="22"/>
+          <w:lang w:val="en-US"/>
+        </w:rPr>
+        <w:t>FILE_LOCK</w:t>
+      </w:r>
+      <w:r>
+        <w:rPr>
+          <w:rFonts w:ascii="Calibri" w:hAnsi="Calibri" w:eastAsia="Calibri" w:cs="Calibri"/>
+          <w:noProof w:val="0"/>
+          <w:sz w:val="22"/>
+          <w:szCs w:val="22"/>
+          <w:lang w:val="en-US"/>
+        </w:rPr>
+        <w:t xml:space="preserve"> đảm bảo an toàn nhưng hiệu suất thấp.</w:t>
+      </w:r>
+    </w:p>
+    <w:p>
+      <w:pPr>
+        <w:pStyle w:val="143"/>
+        <w:numPr>
+          <w:ilvl w:val="0"/>
+          <w:numId w:val="10"/>
+        </w:numPr>
+        <w:spacing w:before="240" w:beforeAutospacing="off" w:after="240" w:afterAutospacing="off"/>
+        <w:rPr>
+          <w:rFonts w:ascii="Calibri" w:hAnsi="Calibri" w:eastAsia="Calibri" w:cs="Calibri"/>
+          <w:noProof w:val="0"/>
+          <w:sz w:val="22"/>
+          <w:szCs w:val="22"/>
+          <w:lang w:val="en-US"/>
+        </w:rPr>
+      </w:pPr>
+      <w:r>
+        <w:rPr>
+          <w:rFonts w:ascii="Calibri" w:hAnsi="Calibri" w:eastAsia="Calibri" w:cs="Calibri"/>
+          <w:b w:val="1"/>
+          <w:bCs w:val="1"/>
+          <w:noProof w:val="0"/>
+          <w:sz w:val="22"/>
+          <w:szCs w:val="22"/>
+          <w:lang w:val="en-US"/>
+        </w:rPr>
+        <w:t>OPTIMISTIC</w:t>
+      </w:r>
+      <w:r>
+        <w:rPr>
+          <w:rFonts w:ascii="Calibri" w:hAnsi="Calibri" w:eastAsia="Calibri" w:cs="Calibri"/>
+          <w:noProof w:val="0"/>
+          <w:sz w:val="22"/>
+          <w:szCs w:val="22"/>
+          <w:lang w:val="en-US"/>
+        </w:rPr>
+        <w:t xml:space="preserve"> tuy chậm hơn nhưng vẫn đảm bảo dữ liệu chính xác, phù hợp cho hệ thống lớn.</w:t>
+      </w:r>
+    </w:p>
+    <w:p>
+      <w:pPr>
+        <w:pStyle w:val="143"/>
+        <w:numPr>
+          <w:ilvl w:val="0"/>
+          <w:numId w:val="10"/>
+        </w:numPr>
+        <w:spacing w:before="240" w:beforeAutospacing="off" w:after="240" w:afterAutospacing="off"/>
+        <w:rPr>
+          <w:rFonts w:ascii="Calibri" w:hAnsi="Calibri" w:eastAsia="Calibri" w:cs="Calibri"/>
+          <w:noProof w:val="0"/>
+          <w:sz w:val="22"/>
+          <w:szCs w:val="22"/>
+          <w:lang w:val="en-US"/>
+        </w:rPr>
+      </w:pPr>
+      <w:r>
+        <w:rPr>
+          <w:rFonts w:ascii="Calibri" w:hAnsi="Calibri" w:eastAsia="Calibri" w:cs="Calibri"/>
+          <w:noProof w:val="0"/>
+          <w:sz w:val="22"/>
+          <w:szCs w:val="22"/>
+          <w:lang w:val="en-US"/>
+        </w:rPr>
+        <w:t>C</w:t>
+      </w:r>
+      <w:r>
+        <w:rPr>
+          <w:rFonts w:ascii="Calibri" w:hAnsi="Calibri" w:eastAsia="Calibri" w:cs="Calibri"/>
+          <w:b w:val="1"/>
+          <w:bCs w:val="1"/>
+          <w:noProof w:val="0"/>
+          <w:sz w:val="22"/>
+          <w:szCs w:val="22"/>
+          <w:lang w:val="en-US"/>
+        </w:rPr>
+        <w:t xml:space="preserve">ơ </w:t>
+      </w:r>
+      <w:r>
+        <w:rPr>
+          <w:rFonts w:ascii="Calibri" w:hAnsi="Calibri" w:eastAsia="Calibri" w:cs="Calibri"/>
+          <w:b w:val="1"/>
+          <w:bCs w:val="1"/>
+          <w:noProof w:val="0"/>
+          <w:sz w:val="22"/>
+          <w:szCs w:val="22"/>
+          <w:lang w:val="en-US"/>
+        </w:rPr>
+        <w:t>chế</w:t>
+      </w:r>
+      <w:r>
+        <w:rPr>
+          <w:rFonts w:ascii="Calibri" w:hAnsi="Calibri" w:eastAsia="Calibri" w:cs="Calibri"/>
+          <w:b w:val="1"/>
+          <w:bCs w:val="1"/>
+          <w:noProof w:val="0"/>
+          <w:sz w:val="22"/>
+          <w:szCs w:val="22"/>
+          <w:lang w:val="en-US"/>
+        </w:rPr>
+        <w:t xml:space="preserve"> </w:t>
+      </w:r>
+      <w:r>
+        <w:rPr>
+          <w:rFonts w:ascii="Calibri" w:hAnsi="Calibri" w:eastAsia="Calibri" w:cs="Calibri"/>
+          <w:b w:val="1"/>
+          <w:bCs w:val="1"/>
+          <w:noProof w:val="0"/>
+          <w:sz w:val="22"/>
+          <w:szCs w:val="22"/>
+          <w:lang w:val="en-US"/>
+        </w:rPr>
+        <w:t>đồng</w:t>
+      </w:r>
+      <w:r>
+        <w:rPr>
+          <w:rFonts w:ascii="Calibri" w:hAnsi="Calibri" w:eastAsia="Calibri" w:cs="Calibri"/>
+          <w:b w:val="1"/>
+          <w:bCs w:val="1"/>
+          <w:noProof w:val="0"/>
+          <w:sz w:val="22"/>
+          <w:szCs w:val="22"/>
+          <w:lang w:val="en-US"/>
+        </w:rPr>
+        <w:t xml:space="preserve"> </w:t>
+      </w:r>
+      <w:r>
+        <w:rPr>
+          <w:rFonts w:ascii="Calibri" w:hAnsi="Calibri" w:eastAsia="Calibri" w:cs="Calibri"/>
+          <w:b w:val="1"/>
+          <w:bCs w:val="1"/>
+          <w:noProof w:val="0"/>
+          <w:sz w:val="22"/>
+          <w:szCs w:val="22"/>
+          <w:lang w:val="en-US"/>
+        </w:rPr>
+        <w:t>bộ</w:t>
+      </w:r>
+      <w:r>
+        <w:rPr>
+          <w:rFonts w:ascii="Calibri" w:hAnsi="Calibri" w:eastAsia="Calibri" w:cs="Calibri"/>
+          <w:b w:val="1"/>
+          <w:bCs w:val="1"/>
+          <w:noProof w:val="0"/>
+          <w:sz w:val="22"/>
+          <w:szCs w:val="22"/>
+          <w:lang w:val="en-US"/>
+        </w:rPr>
+        <w:t xml:space="preserve"> </w:t>
+      </w:r>
+      <w:r>
+        <w:rPr>
+          <w:rFonts w:ascii="Calibri" w:hAnsi="Calibri" w:eastAsia="Calibri" w:cs="Calibri"/>
+          <w:b w:val="1"/>
+          <w:bCs w:val="1"/>
+          <w:noProof w:val="0"/>
+          <w:sz w:val="22"/>
+          <w:szCs w:val="22"/>
+          <w:lang w:val="en-US"/>
+        </w:rPr>
+        <w:t>là</w:t>
+      </w:r>
+      <w:r>
+        <w:rPr>
+          <w:rFonts w:ascii="Calibri" w:hAnsi="Calibri" w:eastAsia="Calibri" w:cs="Calibri"/>
+          <w:b w:val="1"/>
+          <w:bCs w:val="1"/>
+          <w:noProof w:val="0"/>
+          <w:sz w:val="22"/>
+          <w:szCs w:val="22"/>
+          <w:lang w:val="en-US"/>
+        </w:rPr>
+        <w:t xml:space="preserve"> </w:t>
+      </w:r>
+      <w:r>
+        <w:rPr>
+          <w:rFonts w:ascii="Calibri" w:hAnsi="Calibri" w:eastAsia="Calibri" w:cs="Calibri"/>
+          <w:b w:val="1"/>
+          <w:bCs w:val="1"/>
+          <w:noProof w:val="0"/>
+          <w:sz w:val="22"/>
+          <w:szCs w:val="22"/>
+          <w:lang w:val="en-US"/>
+        </w:rPr>
+        <w:t>bắt</w:t>
+      </w:r>
+      <w:r>
+        <w:rPr>
+          <w:rFonts w:ascii="Calibri" w:hAnsi="Calibri" w:eastAsia="Calibri" w:cs="Calibri"/>
+          <w:b w:val="1"/>
+          <w:bCs w:val="1"/>
+          <w:noProof w:val="0"/>
+          <w:sz w:val="22"/>
+          <w:szCs w:val="22"/>
+          <w:lang w:val="en-US"/>
+        </w:rPr>
+        <w:t xml:space="preserve"> </w:t>
+      </w:r>
+      <w:r>
+        <w:rPr>
+          <w:rFonts w:ascii="Calibri" w:hAnsi="Calibri" w:eastAsia="Calibri" w:cs="Calibri"/>
+          <w:b w:val="1"/>
+          <w:bCs w:val="1"/>
+          <w:noProof w:val="0"/>
+          <w:sz w:val="22"/>
+          <w:szCs w:val="22"/>
+          <w:lang w:val="en-US"/>
+        </w:rPr>
+        <w:t>buộc</w:t>
+      </w:r>
+      <w:r>
+        <w:rPr>
+          <w:rFonts w:ascii="Calibri" w:hAnsi="Calibri" w:eastAsia="Calibri" w:cs="Calibri"/>
+          <w:noProof w:val="0"/>
+          <w:sz w:val="22"/>
+          <w:szCs w:val="22"/>
+          <w:lang w:val="en-US"/>
+        </w:rPr>
+        <w:t xml:space="preserve"> </w:t>
+      </w:r>
+      <w:r>
+        <w:rPr>
+          <w:rFonts w:ascii="Calibri" w:hAnsi="Calibri" w:eastAsia="Calibri" w:cs="Calibri"/>
+          <w:noProof w:val="0"/>
+          <w:sz w:val="22"/>
+          <w:szCs w:val="22"/>
+          <w:lang w:val="en-US"/>
+        </w:rPr>
+        <w:t>để</w:t>
+      </w:r>
+      <w:r>
+        <w:rPr>
+          <w:rFonts w:ascii="Calibri" w:hAnsi="Calibri" w:eastAsia="Calibri" w:cs="Calibri"/>
+          <w:noProof w:val="0"/>
+          <w:sz w:val="22"/>
+          <w:szCs w:val="22"/>
+          <w:lang w:val="en-US"/>
+        </w:rPr>
+        <w:t xml:space="preserve"> </w:t>
+      </w:r>
+      <w:r>
+        <w:rPr>
+          <w:rFonts w:ascii="Calibri" w:hAnsi="Calibri" w:eastAsia="Calibri" w:cs="Calibri"/>
+          <w:noProof w:val="0"/>
+          <w:sz w:val="22"/>
+          <w:szCs w:val="22"/>
+          <w:lang w:val="en-US"/>
+        </w:rPr>
+        <w:t>đảm</w:t>
+      </w:r>
+      <w:r>
+        <w:rPr>
+          <w:rFonts w:ascii="Calibri" w:hAnsi="Calibri" w:eastAsia="Calibri" w:cs="Calibri"/>
+          <w:noProof w:val="0"/>
+          <w:sz w:val="22"/>
+          <w:szCs w:val="22"/>
+          <w:lang w:val="en-US"/>
+        </w:rPr>
+        <w:t xml:space="preserve"> </w:t>
+      </w:r>
+      <w:r>
+        <w:rPr>
+          <w:rFonts w:ascii="Calibri" w:hAnsi="Calibri" w:eastAsia="Calibri" w:cs="Calibri"/>
+          <w:noProof w:val="0"/>
+          <w:sz w:val="22"/>
+          <w:szCs w:val="22"/>
+          <w:lang w:val="en-US"/>
+        </w:rPr>
+        <w:t>bảo</w:t>
+      </w:r>
+      <w:r>
+        <w:rPr>
+          <w:rFonts w:ascii="Calibri" w:hAnsi="Calibri" w:eastAsia="Calibri" w:cs="Calibri"/>
+          <w:noProof w:val="0"/>
+          <w:sz w:val="22"/>
+          <w:szCs w:val="22"/>
+          <w:lang w:val="en-US"/>
+        </w:rPr>
+        <w:t xml:space="preserve"> </w:t>
+      </w:r>
+      <w:r>
+        <w:rPr>
+          <w:rFonts w:ascii="Calibri" w:hAnsi="Calibri" w:eastAsia="Calibri" w:cs="Calibri"/>
+          <w:noProof w:val="0"/>
+          <w:sz w:val="22"/>
+          <w:szCs w:val="22"/>
+          <w:lang w:val="en-US"/>
+        </w:rPr>
+        <w:t>tính</w:t>
+      </w:r>
+      <w:r>
+        <w:rPr>
+          <w:rFonts w:ascii="Calibri" w:hAnsi="Calibri" w:eastAsia="Calibri" w:cs="Calibri"/>
+          <w:noProof w:val="0"/>
+          <w:sz w:val="22"/>
+          <w:szCs w:val="22"/>
+          <w:lang w:val="en-US"/>
+        </w:rPr>
+        <w:t xml:space="preserve"> </w:t>
+      </w:r>
+      <w:r>
+        <w:rPr>
+          <w:rFonts w:ascii="Calibri" w:hAnsi="Calibri" w:eastAsia="Calibri" w:cs="Calibri"/>
+          <w:noProof w:val="0"/>
+          <w:sz w:val="22"/>
+          <w:szCs w:val="22"/>
+          <w:lang w:val="en-US"/>
+        </w:rPr>
+        <w:t>toàn</w:t>
+      </w:r>
+      <w:r>
+        <w:rPr>
+          <w:rFonts w:ascii="Calibri" w:hAnsi="Calibri" w:eastAsia="Calibri" w:cs="Calibri"/>
+          <w:noProof w:val="0"/>
+          <w:sz w:val="22"/>
+          <w:szCs w:val="22"/>
+          <w:lang w:val="en-US"/>
+        </w:rPr>
+        <w:t xml:space="preserve"> </w:t>
+      </w:r>
+      <w:r>
+        <w:rPr>
+          <w:rFonts w:ascii="Calibri" w:hAnsi="Calibri" w:eastAsia="Calibri" w:cs="Calibri"/>
+          <w:noProof w:val="0"/>
+          <w:sz w:val="22"/>
+          <w:szCs w:val="22"/>
+          <w:lang w:val="en-US"/>
+        </w:rPr>
+        <w:t>vẹn</w:t>
+      </w:r>
+      <w:r>
+        <w:rPr>
+          <w:rFonts w:ascii="Calibri" w:hAnsi="Calibri" w:eastAsia="Calibri" w:cs="Calibri"/>
+          <w:noProof w:val="0"/>
+          <w:sz w:val="22"/>
+          <w:szCs w:val="22"/>
+          <w:lang w:val="en-US"/>
+        </w:rPr>
+        <w:t xml:space="preserve"> </w:t>
+      </w:r>
+      <w:r>
+        <w:rPr>
+          <w:rFonts w:ascii="Calibri" w:hAnsi="Calibri" w:eastAsia="Calibri" w:cs="Calibri"/>
+          <w:noProof w:val="0"/>
+          <w:sz w:val="22"/>
+          <w:szCs w:val="22"/>
+          <w:lang w:val="en-US"/>
+        </w:rPr>
+        <w:t>dữ</w:t>
+      </w:r>
+      <w:r>
+        <w:rPr>
+          <w:rFonts w:ascii="Calibri" w:hAnsi="Calibri" w:eastAsia="Calibri" w:cs="Calibri"/>
+          <w:noProof w:val="0"/>
+          <w:sz w:val="22"/>
+          <w:szCs w:val="22"/>
+          <w:lang w:val="en-US"/>
+        </w:rPr>
+        <w:t xml:space="preserve"> </w:t>
+      </w:r>
+      <w:r>
+        <w:rPr>
+          <w:rFonts w:ascii="Calibri" w:hAnsi="Calibri" w:eastAsia="Calibri" w:cs="Calibri"/>
+          <w:noProof w:val="0"/>
+          <w:sz w:val="22"/>
+          <w:szCs w:val="22"/>
+          <w:lang w:val="en-US"/>
+        </w:rPr>
+        <w:t>liệu</w:t>
+      </w:r>
+      <w:r>
+        <w:rPr>
+          <w:rFonts w:ascii="Calibri" w:hAnsi="Calibri" w:eastAsia="Calibri" w:cs="Calibri"/>
+          <w:noProof w:val="0"/>
+          <w:sz w:val="22"/>
+          <w:szCs w:val="22"/>
+          <w:lang w:val="en-US"/>
+        </w:rPr>
+        <w:t xml:space="preserve">, </w:t>
+      </w:r>
+      <w:r>
+        <w:rPr>
+          <w:rFonts w:ascii="Calibri" w:hAnsi="Calibri" w:eastAsia="Calibri" w:cs="Calibri"/>
+          <w:noProof w:val="0"/>
+          <w:sz w:val="22"/>
+          <w:szCs w:val="22"/>
+          <w:lang w:val="en-US"/>
+        </w:rPr>
+        <w:t>và</w:t>
+      </w:r>
+      <w:r>
+        <w:rPr>
+          <w:rFonts w:ascii="Calibri" w:hAnsi="Calibri" w:eastAsia="Calibri" w:cs="Calibri"/>
+          <w:noProof w:val="0"/>
+          <w:sz w:val="22"/>
+          <w:szCs w:val="22"/>
+          <w:lang w:val="en-US"/>
+        </w:rPr>
+        <w:t xml:space="preserve"> </w:t>
+      </w:r>
+      <w:r>
+        <w:rPr>
+          <w:rFonts w:ascii="Calibri" w:hAnsi="Calibri" w:eastAsia="Calibri" w:cs="Calibri"/>
+          <w:b w:val="1"/>
+          <w:bCs w:val="1"/>
+          <w:noProof w:val="0"/>
+          <w:sz w:val="22"/>
+          <w:szCs w:val="22"/>
+          <w:lang w:val="en-US"/>
+        </w:rPr>
+        <w:t>OPTIMISTIC LOCKING</w:t>
+      </w:r>
+      <w:r>
+        <w:rPr>
+          <w:rFonts w:ascii="Calibri" w:hAnsi="Calibri" w:eastAsia="Calibri" w:cs="Calibri"/>
+          <w:noProof w:val="0"/>
+          <w:sz w:val="22"/>
+          <w:szCs w:val="22"/>
+          <w:lang w:val="en-US"/>
+        </w:rPr>
+        <w:t xml:space="preserve"> </w:t>
+      </w:r>
+      <w:r>
+        <w:rPr>
+          <w:rFonts w:ascii="Calibri" w:hAnsi="Calibri" w:eastAsia="Calibri" w:cs="Calibri"/>
+          <w:noProof w:val="0"/>
+          <w:sz w:val="22"/>
+          <w:szCs w:val="22"/>
+          <w:lang w:val="en-US"/>
+        </w:rPr>
+        <w:t>là</w:t>
+      </w:r>
+      <w:r>
+        <w:rPr>
+          <w:rFonts w:ascii="Calibri" w:hAnsi="Calibri" w:eastAsia="Calibri" w:cs="Calibri"/>
+          <w:noProof w:val="0"/>
+          <w:sz w:val="22"/>
+          <w:szCs w:val="22"/>
+          <w:lang w:val="en-US"/>
+        </w:rPr>
+        <w:t xml:space="preserve"> </w:t>
+      </w:r>
+      <w:r>
+        <w:rPr>
+          <w:rFonts w:ascii="Calibri" w:hAnsi="Calibri" w:eastAsia="Calibri" w:cs="Calibri"/>
+          <w:noProof w:val="0"/>
+          <w:sz w:val="22"/>
+          <w:szCs w:val="22"/>
+          <w:lang w:val="en-US"/>
+        </w:rPr>
+        <w:t>lựa</w:t>
+      </w:r>
+      <w:r>
+        <w:rPr>
+          <w:rFonts w:ascii="Calibri" w:hAnsi="Calibri" w:eastAsia="Calibri" w:cs="Calibri"/>
+          <w:noProof w:val="0"/>
+          <w:sz w:val="22"/>
+          <w:szCs w:val="22"/>
+          <w:lang w:val="en-US"/>
+        </w:rPr>
+        <w:t xml:space="preserve"> </w:t>
+      </w:r>
+      <w:r>
+        <w:rPr>
+          <w:rFonts w:ascii="Calibri" w:hAnsi="Calibri" w:eastAsia="Calibri" w:cs="Calibri"/>
+          <w:noProof w:val="0"/>
+          <w:sz w:val="22"/>
+          <w:szCs w:val="22"/>
+          <w:lang w:val="en-US"/>
+        </w:rPr>
+        <w:t>chọn</w:t>
+      </w:r>
+      <w:r>
+        <w:rPr>
+          <w:rFonts w:ascii="Calibri" w:hAnsi="Calibri" w:eastAsia="Calibri" w:cs="Calibri"/>
+          <w:noProof w:val="0"/>
+          <w:sz w:val="22"/>
+          <w:szCs w:val="22"/>
+          <w:lang w:val="en-US"/>
+        </w:rPr>
+        <w:t xml:space="preserve"> </w:t>
+      </w:r>
+      <w:r>
+        <w:rPr>
+          <w:rFonts w:ascii="Calibri" w:hAnsi="Calibri" w:eastAsia="Calibri" w:cs="Calibri"/>
+          <w:noProof w:val="0"/>
+          <w:sz w:val="22"/>
+          <w:szCs w:val="22"/>
+          <w:lang w:val="en-US"/>
+        </w:rPr>
+        <w:t>cân</w:t>
+      </w:r>
+      <w:r>
+        <w:rPr>
+          <w:rFonts w:ascii="Calibri" w:hAnsi="Calibri" w:eastAsia="Calibri" w:cs="Calibri"/>
+          <w:noProof w:val="0"/>
+          <w:sz w:val="22"/>
+          <w:szCs w:val="22"/>
+          <w:lang w:val="en-US"/>
+        </w:rPr>
+        <w:t xml:space="preserve"> </w:t>
+      </w:r>
+      <w:r>
+        <w:rPr>
+          <w:rFonts w:ascii="Calibri" w:hAnsi="Calibri" w:eastAsia="Calibri" w:cs="Calibri"/>
+          <w:noProof w:val="0"/>
+          <w:sz w:val="22"/>
+          <w:szCs w:val="22"/>
+          <w:lang w:val="en-US"/>
+        </w:rPr>
+        <w:t>bằng</w:t>
+      </w:r>
+      <w:r>
+        <w:rPr>
+          <w:rFonts w:ascii="Calibri" w:hAnsi="Calibri" w:eastAsia="Calibri" w:cs="Calibri"/>
+          <w:noProof w:val="0"/>
+          <w:sz w:val="22"/>
+          <w:szCs w:val="22"/>
+          <w:lang w:val="en-US"/>
+        </w:rPr>
+        <w:t xml:space="preserve"> </w:t>
+      </w:r>
+      <w:r>
+        <w:rPr>
+          <w:rFonts w:ascii="Calibri" w:hAnsi="Calibri" w:eastAsia="Calibri" w:cs="Calibri"/>
+          <w:noProof w:val="0"/>
+          <w:sz w:val="22"/>
+          <w:szCs w:val="22"/>
+          <w:lang w:val="en-US"/>
+        </w:rPr>
+        <w:t>nhất</w:t>
+      </w:r>
+      <w:r>
+        <w:rPr>
+          <w:rFonts w:ascii="Calibri" w:hAnsi="Calibri" w:eastAsia="Calibri" w:cs="Calibri"/>
+          <w:noProof w:val="0"/>
+          <w:sz w:val="22"/>
+          <w:szCs w:val="22"/>
+          <w:lang w:val="en-US"/>
+        </w:rPr>
+        <w:t>.</w:t>
+      </w:r>
+    </w:p>
+    <w:p>
+      <w:pPr>
+        <w:pStyle w:val="1"/>
+      </w:pPr>
     </w:p>
     <w:sectPr>
-      <w:pgSz w:w="12240" w:h="15840"/>
+      <w:pgSz w:w="12240" w:h="15840" w:orient="portrait"/>
       <w:pgMar w:top="1440" w:right="1800" w:bottom="1440" w:left="1800" w:header="720" w:footer="720" w:gutter="0"/>
       <w:cols w:space="720" w:num="1"/>
       <w:docGrid w:linePitch="360" w:charSpace="0"/>
@@ -1730,7 +3598,7 @@
 <file path=word/endnotes.xml><?xml version="1.0" encoding="utf-8"?>
 <w:endnotes xmlns:wpc="http://schemas.microsoft.com/office/word/2010/wordprocessingCanvas" xmlns:mc="http://schemas.openxmlformats.org/markup-compatibility/2006" xmlns:o="urn:schemas-microsoft-com:office:office" xmlns:r="http://schemas.openxmlformats.org/officeDocument/2006/relationships" xmlns:m="http://schemas.openxmlformats.org/officeDocument/2006/math" xmlns:v="urn:schemas-microsoft-com:vml" xmlns:wp14="http://schemas.microsoft.com/office/word/2010/wordprocessingDrawing" xmlns:wp="http://schemas.openxmlformats.org/drawingml/2006/wordprocessingDrawing" xmlns:w="http://schemas.openxmlformats.org/wordprocessingml/2006/main" xmlns:w14="http://schemas.microsoft.com/office/word/2010/wordml" xmlns:w15="http://schemas.microsoft.com/office/word/2012/wordml" xmlns:w10="urn:schemas-microsoft-com:office:word" xmlns:wpg="http://schemas.microsoft.com/office/word/2010/wordprocessingGroup" xmlns:wpi="http://schemas.microsoft.com/office/word/2010/wordprocessingInk" xmlns:wne="http://schemas.microsoft.com/office/word/2006/wordml" xmlns:wps="http://schemas.microsoft.com/office/word/2010/wordprocessingShape" xmlns:wpsCustomData="http://www.wps.cn/officeDocument/2013/wpsCustomData" mc:Ignorable="w14 w15 wp14">
   <w:endnote w:type="separator" w:id="0">
-    <w:p>
+    <w:p xmlns:wp14="http://schemas.microsoft.com/office/word/2010/wordml" wp14:textId="77777777">
       <w:pPr>
         <w:spacing w:line="240" w:lineRule="auto"/>
       </w:pPr>
@@ -1740,7 +3608,7 @@
     </w:p>
   </w:endnote>
   <w:endnote w:type="continuationSeparator" w:id="1">
-    <w:p>
+    <w:p xmlns:wp14="http://schemas.microsoft.com/office/word/2010/wordml" wp14:textId="77777777">
       <w:pPr>
         <w:spacing w:line="240" w:lineRule="auto"/>
       </w:pPr>
@@ -1755,7 +3623,7 @@
 <file path=word/footnotes.xml><?xml version="1.0" encoding="utf-8"?>
 <w:footnotes xmlns:wpc="http://schemas.microsoft.com/office/word/2010/wordprocessingCanvas" xmlns:mc="http://schemas.openxmlformats.org/markup-compatibility/2006" xmlns:o="urn:schemas-microsoft-com:office:office" xmlns:r="http://schemas.openxmlformats.org/officeDocument/2006/relationships" xmlns:m="http://schemas.openxmlformats.org/officeDocument/2006/math" xmlns:v="urn:schemas-microsoft-com:vml" xmlns:wp14="http://schemas.microsoft.com/office/word/2010/wordprocessingDrawing" xmlns:wp="http://schemas.openxmlformats.org/drawingml/2006/wordprocessingDrawing" xmlns:w="http://schemas.openxmlformats.org/wordprocessingml/2006/main" xmlns:w14="http://schemas.microsoft.com/office/word/2010/wordml" xmlns:w15="http://schemas.microsoft.com/office/word/2012/wordml" xmlns:w10="urn:schemas-microsoft-com:office:word" xmlns:wpg="http://schemas.microsoft.com/office/word/2010/wordprocessingGroup" xmlns:wpi="http://schemas.microsoft.com/office/word/2010/wordprocessingInk" xmlns:wne="http://schemas.microsoft.com/office/word/2006/wordml" xmlns:wps="http://schemas.microsoft.com/office/word/2010/wordprocessingShape" xmlns:wpsCustomData="http://www.wps.cn/officeDocument/2013/wpsCustomData" mc:Ignorable="w14 w15 wp14">
   <w:footnote w:type="separator" w:id="0">
-    <w:p>
+    <w:p xmlns:wp14="http://schemas.microsoft.com/office/word/2010/wordml" wp14:textId="77777777">
       <w:pPr>
         <w:spacing w:before="0" w:after="0" w:line="276" w:lineRule="auto"/>
       </w:pPr>
@@ -1765,7 +3633,7 @@
     </w:p>
   </w:footnote>
   <w:footnote w:type="continuationSeparator" w:id="1">
-    <w:p>
+    <w:p xmlns:wp14="http://schemas.microsoft.com/office/word/2010/wordml" wp14:textId="77777777">
       <w:pPr>
         <w:spacing w:before="0" w:after="0" w:line="276" w:lineRule="auto"/>
       </w:pPr>
@@ -1779,6 +3647,454 @@
 
 <file path=word/numbering.xml><?xml version="1.0" encoding="utf-8"?>
 <w:numbering xmlns:wpc="http://schemas.microsoft.com/office/word/2010/wordprocessingCanvas" xmlns:mc="http://schemas.openxmlformats.org/markup-compatibility/2006" xmlns:o="urn:schemas-microsoft-com:office:office" xmlns:r="http://schemas.openxmlformats.org/officeDocument/2006/relationships" xmlns:m="http://schemas.openxmlformats.org/officeDocument/2006/math" xmlns:v="urn:schemas-microsoft-com:vml" xmlns:wp14="http://schemas.microsoft.com/office/word/2010/wordprocessingDrawing" xmlns:wp="http://schemas.openxmlformats.org/drawingml/2006/wordprocessingDrawing" xmlns:w10="urn:schemas-microsoft-com:office:word" xmlns:w="http://schemas.openxmlformats.org/wordprocessingml/2006/main" xmlns:w14="http://schemas.microsoft.com/office/word/2010/wordml" xmlns:wpg="http://schemas.microsoft.com/office/word/2010/wordprocessingGroup" xmlns:wpi="http://schemas.microsoft.com/office/word/2010/wordprocessingInk" xmlns:wne="http://schemas.microsoft.com/office/word/2006/wordml" xmlns:wps="http://schemas.microsoft.com/office/word/2010/wordprocessingShape" xmlns:wpsCustomData="http://www.wps.cn/officeDocument/2013/wpsCustomData" mc:Ignorable="w14 wp14">
+  <w:abstractNum xmlns:w="http://schemas.openxmlformats.org/wordprocessingml/2006/main" w:abstractNumId="9">
+    <w:nsid w:val="ef187a9"/>
+    <w:multiLevelType xmlns:w="http://schemas.openxmlformats.org/wordprocessingml/2006/main" w:val="hybridMultilevel"/>
+    <w:lvl xmlns:w="http://schemas.openxmlformats.org/wordprocessingml/2006/main" w:ilvl="0">
+      <w:start w:val="1"/>
+      <w:numFmt w:val="bullet"/>
+      <w:lvlText w:val=""/>
+      <w:lvlJc w:val="left"/>
+      <w:pPr>
+        <w:ind w:left="720" w:hanging="360"/>
+      </w:pPr>
+      <w:rPr>
+        <w:rFonts w:hint="default" w:ascii="Symbol" w:hAnsi="Symbol"/>
+      </w:rPr>
+    </w:lvl>
+    <w:lvl xmlns:w="http://schemas.openxmlformats.org/wordprocessingml/2006/main" w:ilvl="1">
+      <w:start w:val="1"/>
+      <w:numFmt w:val="bullet"/>
+      <w:lvlText w:val="o"/>
+      <w:lvlJc w:val="left"/>
+      <w:pPr>
+        <w:ind w:left="1440" w:hanging="360"/>
+      </w:pPr>
+      <w:rPr>
+        <w:rFonts w:hint="default" w:ascii="Courier New" w:hAnsi="Courier New"/>
+      </w:rPr>
+    </w:lvl>
+    <w:lvl xmlns:w="http://schemas.openxmlformats.org/wordprocessingml/2006/main" w:ilvl="2">
+      <w:start w:val="1"/>
+      <w:numFmt w:val="bullet"/>
+      <w:lvlText w:val=""/>
+      <w:lvlJc w:val="left"/>
+      <w:pPr>
+        <w:ind w:left="2160" w:hanging="360"/>
+      </w:pPr>
+      <w:rPr>
+        <w:rFonts w:hint="default" w:ascii="Wingdings" w:hAnsi="Wingdings"/>
+      </w:rPr>
+    </w:lvl>
+    <w:lvl xmlns:w="http://schemas.openxmlformats.org/wordprocessingml/2006/main" w:ilvl="3">
+      <w:start w:val="1"/>
+      <w:numFmt w:val="bullet"/>
+      <w:lvlText w:val=""/>
+      <w:lvlJc w:val="left"/>
+      <w:pPr>
+        <w:ind w:left="2880" w:hanging="360"/>
+      </w:pPr>
+      <w:rPr>
+        <w:rFonts w:hint="default" w:ascii="Symbol" w:hAnsi="Symbol"/>
+      </w:rPr>
+    </w:lvl>
+    <w:lvl xmlns:w="http://schemas.openxmlformats.org/wordprocessingml/2006/main" w:ilvl="4">
+      <w:start w:val="1"/>
+      <w:numFmt w:val="bullet"/>
+      <w:lvlText w:val="o"/>
+      <w:lvlJc w:val="left"/>
+      <w:pPr>
+        <w:ind w:left="3600" w:hanging="360"/>
+      </w:pPr>
+      <w:rPr>
+        <w:rFonts w:hint="default" w:ascii="Courier New" w:hAnsi="Courier New"/>
+      </w:rPr>
+    </w:lvl>
+    <w:lvl xmlns:w="http://schemas.openxmlformats.org/wordprocessingml/2006/main" w:ilvl="5">
+      <w:start w:val="1"/>
+      <w:numFmt w:val="bullet"/>
+      <w:lvlText w:val=""/>
+      <w:lvlJc w:val="left"/>
+      <w:pPr>
+        <w:ind w:left="4320" w:hanging="360"/>
+      </w:pPr>
+      <w:rPr>
+        <w:rFonts w:hint="default" w:ascii="Wingdings" w:hAnsi="Wingdings"/>
+      </w:rPr>
+    </w:lvl>
+    <w:lvl xmlns:w="http://schemas.openxmlformats.org/wordprocessingml/2006/main" w:ilvl="6">
+      <w:start w:val="1"/>
+      <w:numFmt w:val="bullet"/>
+      <w:lvlText w:val=""/>
+      <w:lvlJc w:val="left"/>
+      <w:pPr>
+        <w:ind w:left="5040" w:hanging="360"/>
+      </w:pPr>
+      <w:rPr>
+        <w:rFonts w:hint="default" w:ascii="Symbol" w:hAnsi="Symbol"/>
+      </w:rPr>
+    </w:lvl>
+    <w:lvl xmlns:w="http://schemas.openxmlformats.org/wordprocessingml/2006/main" w:ilvl="7">
+      <w:start w:val="1"/>
+      <w:numFmt w:val="bullet"/>
+      <w:lvlText w:val="o"/>
+      <w:lvlJc w:val="left"/>
+      <w:pPr>
+        <w:ind w:left="5760" w:hanging="360"/>
+      </w:pPr>
+      <w:rPr>
+        <w:rFonts w:hint="default" w:ascii="Courier New" w:hAnsi="Courier New"/>
+      </w:rPr>
+    </w:lvl>
+    <w:lvl xmlns:w="http://schemas.openxmlformats.org/wordprocessingml/2006/main" w:ilvl="8">
+      <w:start w:val="1"/>
+      <w:numFmt w:val="bullet"/>
+      <w:lvlText w:val=""/>
+      <w:lvlJc w:val="left"/>
+      <w:pPr>
+        <w:ind w:left="6480" w:hanging="360"/>
+      </w:pPr>
+      <w:rPr>
+        <w:rFonts w:hint="default" w:ascii="Wingdings" w:hAnsi="Wingdings"/>
+      </w:rPr>
+    </w:lvl>
+  </w:abstractNum>
+  <w:abstractNum xmlns:w="http://schemas.openxmlformats.org/wordprocessingml/2006/main" w:abstractNumId="8">
+    <w:nsid w:val="11b406d7"/>
+    <w:multiLevelType xmlns:w="http://schemas.openxmlformats.org/wordprocessingml/2006/main" w:val="hybridMultilevel"/>
+    <w:lvl xmlns:w="http://schemas.openxmlformats.org/wordprocessingml/2006/main" w:ilvl="0">
+      <w:start w:val="1"/>
+      <w:numFmt w:val="bullet"/>
+      <w:lvlText w:val=""/>
+      <w:lvlJc w:val="left"/>
+      <w:pPr>
+        <w:ind w:left="720" w:hanging="360"/>
+      </w:pPr>
+      <w:rPr>
+        <w:rFonts w:hint="default" w:ascii="Symbol" w:hAnsi="Symbol"/>
+      </w:rPr>
+    </w:lvl>
+    <w:lvl xmlns:w="http://schemas.openxmlformats.org/wordprocessingml/2006/main" w:ilvl="1">
+      <w:start w:val="1"/>
+      <w:numFmt w:val="bullet"/>
+      <w:lvlText w:val="o"/>
+      <w:lvlJc w:val="left"/>
+      <w:pPr>
+        <w:ind w:left="1440" w:hanging="360"/>
+      </w:pPr>
+      <w:rPr>
+        <w:rFonts w:hint="default" w:ascii="Courier New" w:hAnsi="Courier New"/>
+      </w:rPr>
+    </w:lvl>
+    <w:lvl xmlns:w="http://schemas.openxmlformats.org/wordprocessingml/2006/main" w:ilvl="2">
+      <w:start w:val="1"/>
+      <w:numFmt w:val="bullet"/>
+      <w:lvlText w:val=""/>
+      <w:lvlJc w:val="left"/>
+      <w:pPr>
+        <w:ind w:left="2160" w:hanging="360"/>
+      </w:pPr>
+      <w:rPr>
+        <w:rFonts w:hint="default" w:ascii="Wingdings" w:hAnsi="Wingdings"/>
+      </w:rPr>
+    </w:lvl>
+    <w:lvl xmlns:w="http://schemas.openxmlformats.org/wordprocessingml/2006/main" w:ilvl="3">
+      <w:start w:val="1"/>
+      <w:numFmt w:val="bullet"/>
+      <w:lvlText w:val=""/>
+      <w:lvlJc w:val="left"/>
+      <w:pPr>
+        <w:ind w:left="2880" w:hanging="360"/>
+      </w:pPr>
+      <w:rPr>
+        <w:rFonts w:hint="default" w:ascii="Symbol" w:hAnsi="Symbol"/>
+      </w:rPr>
+    </w:lvl>
+    <w:lvl xmlns:w="http://schemas.openxmlformats.org/wordprocessingml/2006/main" w:ilvl="4">
+      <w:start w:val="1"/>
+      <w:numFmt w:val="bullet"/>
+      <w:lvlText w:val="o"/>
+      <w:lvlJc w:val="left"/>
+      <w:pPr>
+        <w:ind w:left="3600" w:hanging="360"/>
+      </w:pPr>
+      <w:rPr>
+        <w:rFonts w:hint="default" w:ascii="Courier New" w:hAnsi="Courier New"/>
+      </w:rPr>
+    </w:lvl>
+    <w:lvl xmlns:w="http://schemas.openxmlformats.org/wordprocessingml/2006/main" w:ilvl="5">
+      <w:start w:val="1"/>
+      <w:numFmt w:val="bullet"/>
+      <w:lvlText w:val=""/>
+      <w:lvlJc w:val="left"/>
+      <w:pPr>
+        <w:ind w:left="4320" w:hanging="360"/>
+      </w:pPr>
+      <w:rPr>
+        <w:rFonts w:hint="default" w:ascii="Wingdings" w:hAnsi="Wingdings"/>
+      </w:rPr>
+    </w:lvl>
+    <w:lvl xmlns:w="http://schemas.openxmlformats.org/wordprocessingml/2006/main" w:ilvl="6">
+      <w:start w:val="1"/>
+      <w:numFmt w:val="bullet"/>
+      <w:lvlText w:val=""/>
+      <w:lvlJc w:val="left"/>
+      <w:pPr>
+        <w:ind w:left="5040" w:hanging="360"/>
+      </w:pPr>
+      <w:rPr>
+        <w:rFonts w:hint="default" w:ascii="Symbol" w:hAnsi="Symbol"/>
+      </w:rPr>
+    </w:lvl>
+    <w:lvl xmlns:w="http://schemas.openxmlformats.org/wordprocessingml/2006/main" w:ilvl="7">
+      <w:start w:val="1"/>
+      <w:numFmt w:val="bullet"/>
+      <w:lvlText w:val="o"/>
+      <w:lvlJc w:val="left"/>
+      <w:pPr>
+        <w:ind w:left="5760" w:hanging="360"/>
+      </w:pPr>
+      <w:rPr>
+        <w:rFonts w:hint="default" w:ascii="Courier New" w:hAnsi="Courier New"/>
+      </w:rPr>
+    </w:lvl>
+    <w:lvl xmlns:w="http://schemas.openxmlformats.org/wordprocessingml/2006/main" w:ilvl="8">
+      <w:start w:val="1"/>
+      <w:numFmt w:val="bullet"/>
+      <w:lvlText w:val=""/>
+      <w:lvlJc w:val="left"/>
+      <w:pPr>
+        <w:ind w:left="6480" w:hanging="360"/>
+      </w:pPr>
+      <w:rPr>
+        <w:rFonts w:hint="default" w:ascii="Wingdings" w:hAnsi="Wingdings"/>
+      </w:rPr>
+    </w:lvl>
+  </w:abstractNum>
+  <w:abstractNum xmlns:w="http://schemas.openxmlformats.org/wordprocessingml/2006/main" w:abstractNumId="7">
+    <w:nsid w:val="2dd99a39"/>
+    <w:multiLevelType xmlns:w="http://schemas.openxmlformats.org/wordprocessingml/2006/main" w:val="hybridMultilevel"/>
+    <w:lvl xmlns:w="http://schemas.openxmlformats.org/wordprocessingml/2006/main" w:ilvl="0">
+      <w:start w:val="1"/>
+      <w:numFmt w:val="bullet"/>
+      <w:lvlText w:val=""/>
+      <w:lvlJc w:val="left"/>
+      <w:pPr>
+        <w:ind w:left="720" w:hanging="360"/>
+      </w:pPr>
+      <w:rPr>
+        <w:rFonts w:hint="default" w:ascii="Symbol" w:hAnsi="Symbol"/>
+      </w:rPr>
+    </w:lvl>
+    <w:lvl xmlns:w="http://schemas.openxmlformats.org/wordprocessingml/2006/main" w:ilvl="1">
+      <w:start w:val="1"/>
+      <w:numFmt w:val="bullet"/>
+      <w:lvlText w:val="o"/>
+      <w:lvlJc w:val="left"/>
+      <w:pPr>
+        <w:ind w:left="1440" w:hanging="360"/>
+      </w:pPr>
+      <w:rPr>
+        <w:rFonts w:hint="default" w:ascii="Courier New" w:hAnsi="Courier New"/>
+      </w:rPr>
+    </w:lvl>
+    <w:lvl xmlns:w="http://schemas.openxmlformats.org/wordprocessingml/2006/main" w:ilvl="2">
+      <w:start w:val="1"/>
+      <w:numFmt w:val="bullet"/>
+      <w:lvlText w:val=""/>
+      <w:lvlJc w:val="left"/>
+      <w:pPr>
+        <w:ind w:left="2160" w:hanging="360"/>
+      </w:pPr>
+      <w:rPr>
+        <w:rFonts w:hint="default" w:ascii="Wingdings" w:hAnsi="Wingdings"/>
+      </w:rPr>
+    </w:lvl>
+    <w:lvl xmlns:w="http://schemas.openxmlformats.org/wordprocessingml/2006/main" w:ilvl="3">
+      <w:start w:val="1"/>
+      <w:numFmt w:val="bullet"/>
+      <w:lvlText w:val=""/>
+      <w:lvlJc w:val="left"/>
+      <w:pPr>
+        <w:ind w:left="2880" w:hanging="360"/>
+      </w:pPr>
+      <w:rPr>
+        <w:rFonts w:hint="default" w:ascii="Symbol" w:hAnsi="Symbol"/>
+      </w:rPr>
+    </w:lvl>
+    <w:lvl xmlns:w="http://schemas.openxmlformats.org/wordprocessingml/2006/main" w:ilvl="4">
+      <w:start w:val="1"/>
+      <w:numFmt w:val="bullet"/>
+      <w:lvlText w:val="o"/>
+      <w:lvlJc w:val="left"/>
+      <w:pPr>
+        <w:ind w:left="3600" w:hanging="360"/>
+      </w:pPr>
+      <w:rPr>
+        <w:rFonts w:hint="default" w:ascii="Courier New" w:hAnsi="Courier New"/>
+      </w:rPr>
+    </w:lvl>
+    <w:lvl xmlns:w="http://schemas.openxmlformats.org/wordprocessingml/2006/main" w:ilvl="5">
+      <w:start w:val="1"/>
+      <w:numFmt w:val="bullet"/>
+      <w:lvlText w:val=""/>
+      <w:lvlJc w:val="left"/>
+      <w:pPr>
+        <w:ind w:left="4320" w:hanging="360"/>
+      </w:pPr>
+      <w:rPr>
+        <w:rFonts w:hint="default" w:ascii="Wingdings" w:hAnsi="Wingdings"/>
+      </w:rPr>
+    </w:lvl>
+    <w:lvl xmlns:w="http://schemas.openxmlformats.org/wordprocessingml/2006/main" w:ilvl="6">
+      <w:start w:val="1"/>
+      <w:numFmt w:val="bullet"/>
+      <w:lvlText w:val=""/>
+      <w:lvlJc w:val="left"/>
+      <w:pPr>
+        <w:ind w:left="5040" w:hanging="360"/>
+      </w:pPr>
+      <w:rPr>
+        <w:rFonts w:hint="default" w:ascii="Symbol" w:hAnsi="Symbol"/>
+      </w:rPr>
+    </w:lvl>
+    <w:lvl xmlns:w="http://schemas.openxmlformats.org/wordprocessingml/2006/main" w:ilvl="7">
+      <w:start w:val="1"/>
+      <w:numFmt w:val="bullet"/>
+      <w:lvlText w:val="o"/>
+      <w:lvlJc w:val="left"/>
+      <w:pPr>
+        <w:ind w:left="5760" w:hanging="360"/>
+      </w:pPr>
+      <w:rPr>
+        <w:rFonts w:hint="default" w:ascii="Courier New" w:hAnsi="Courier New"/>
+      </w:rPr>
+    </w:lvl>
+    <w:lvl xmlns:w="http://schemas.openxmlformats.org/wordprocessingml/2006/main" w:ilvl="8">
+      <w:start w:val="1"/>
+      <w:numFmt w:val="bullet"/>
+      <w:lvlText w:val=""/>
+      <w:lvlJc w:val="left"/>
+      <w:pPr>
+        <w:ind w:left="6480" w:hanging="360"/>
+      </w:pPr>
+      <w:rPr>
+        <w:rFonts w:hint="default" w:ascii="Wingdings" w:hAnsi="Wingdings"/>
+      </w:rPr>
+    </w:lvl>
+  </w:abstractNum>
+  <w:abstractNum xmlns:w="http://schemas.openxmlformats.org/wordprocessingml/2006/main" w:abstractNumId="6">
+    <w:nsid w:val="35837c75"/>
+    <w:multiLevelType xmlns:w="http://schemas.openxmlformats.org/wordprocessingml/2006/main" w:val="hybridMultilevel"/>
+    <w:lvl xmlns:w="http://schemas.openxmlformats.org/wordprocessingml/2006/main" w:ilvl="0">
+      <w:start w:val="1"/>
+      <w:numFmt w:val="bullet"/>
+      <w:lvlText w:val=""/>
+      <w:lvlJc w:val="left"/>
+      <w:pPr>
+        <w:ind w:left="720" w:hanging="360"/>
+      </w:pPr>
+      <w:rPr>
+        <w:rFonts w:hint="default" w:ascii="Symbol" w:hAnsi="Symbol"/>
+      </w:rPr>
+    </w:lvl>
+    <w:lvl xmlns:w="http://schemas.openxmlformats.org/wordprocessingml/2006/main" w:ilvl="1">
+      <w:start w:val="1"/>
+      <w:numFmt w:val="bullet"/>
+      <w:lvlText w:val="o"/>
+      <w:lvlJc w:val="left"/>
+      <w:pPr>
+        <w:ind w:left="1440" w:hanging="360"/>
+      </w:pPr>
+      <w:rPr>
+        <w:rFonts w:hint="default" w:ascii="Courier New" w:hAnsi="Courier New"/>
+      </w:rPr>
+    </w:lvl>
+    <w:lvl xmlns:w="http://schemas.openxmlformats.org/wordprocessingml/2006/main" w:ilvl="2">
+      <w:start w:val="1"/>
+      <w:numFmt w:val="bullet"/>
+      <w:lvlText w:val=""/>
+      <w:lvlJc w:val="left"/>
+      <w:pPr>
+        <w:ind w:left="2160" w:hanging="360"/>
+      </w:pPr>
+      <w:rPr>
+        <w:rFonts w:hint="default" w:ascii="Wingdings" w:hAnsi="Wingdings"/>
+      </w:rPr>
+    </w:lvl>
+    <w:lvl xmlns:w="http://schemas.openxmlformats.org/wordprocessingml/2006/main" w:ilvl="3">
+      <w:start w:val="1"/>
+      <w:numFmt w:val="bullet"/>
+      <w:lvlText w:val=""/>
+      <w:lvlJc w:val="left"/>
+      <w:pPr>
+        <w:ind w:left="2880" w:hanging="360"/>
+      </w:pPr>
+      <w:rPr>
+        <w:rFonts w:hint="default" w:ascii="Symbol" w:hAnsi="Symbol"/>
+      </w:rPr>
+    </w:lvl>
+    <w:lvl xmlns:w="http://schemas.openxmlformats.org/wordprocessingml/2006/main" w:ilvl="4">
+      <w:start w:val="1"/>
+      <w:numFmt w:val="bullet"/>
+      <w:lvlText w:val="o"/>
+      <w:lvlJc w:val="left"/>
+      <w:pPr>
+        <w:ind w:left="3600" w:hanging="360"/>
+      </w:pPr>
+      <w:rPr>
+        <w:rFonts w:hint="default" w:ascii="Courier New" w:hAnsi="Courier New"/>
+      </w:rPr>
+    </w:lvl>
+    <w:lvl xmlns:w="http://schemas.openxmlformats.org/wordprocessingml/2006/main" w:ilvl="5">
+      <w:start w:val="1"/>
+      <w:numFmt w:val="bullet"/>
+      <w:lvlText w:val=""/>
+      <w:lvlJc w:val="left"/>
+      <w:pPr>
+        <w:ind w:left="4320" w:hanging="360"/>
+      </w:pPr>
+      <w:rPr>
+        <w:rFonts w:hint="default" w:ascii="Wingdings" w:hAnsi="Wingdings"/>
+      </w:rPr>
+    </w:lvl>
+    <w:lvl xmlns:w="http://schemas.openxmlformats.org/wordprocessingml/2006/main" w:ilvl="6">
+      <w:start w:val="1"/>
+      <w:numFmt w:val="bullet"/>
+      <w:lvlText w:val=""/>
+      <w:lvlJc w:val="left"/>
+      <w:pPr>
+        <w:ind w:left="5040" w:hanging="360"/>
+      </w:pPr>
+      <w:rPr>
+        <w:rFonts w:hint="default" w:ascii="Symbol" w:hAnsi="Symbol"/>
+      </w:rPr>
+    </w:lvl>
+    <w:lvl xmlns:w="http://schemas.openxmlformats.org/wordprocessingml/2006/main" w:ilvl="7">
+      <w:start w:val="1"/>
+      <w:numFmt w:val="bullet"/>
+      <w:lvlText w:val="o"/>
+      <w:lvlJc w:val="left"/>
+      <w:pPr>
+        <w:ind w:left="5760" w:hanging="360"/>
+      </w:pPr>
+      <w:rPr>
+        <w:rFonts w:hint="default" w:ascii="Courier New" w:hAnsi="Courier New"/>
+      </w:rPr>
+    </w:lvl>
+    <w:lvl xmlns:w="http://schemas.openxmlformats.org/wordprocessingml/2006/main" w:ilvl="8">
+      <w:start w:val="1"/>
+      <w:numFmt w:val="bullet"/>
+      <w:lvlText w:val=""/>
+      <w:lvlJc w:val="left"/>
+      <w:pPr>
+        <w:ind w:left="6480" w:hanging="360"/>
+      </w:pPr>
+      <w:rPr>
+        <w:rFonts w:hint="default" w:ascii="Wingdings" w:hAnsi="Wingdings"/>
+      </w:rPr>
+    </w:lvl>
+  </w:abstractNum>
   <w:abstractNum w:abstractNumId="0">
     <w:nsid w:val="FFFFFF7E"/>
     <w:multiLevelType w:val="singleLevel"/>
@@ -1896,6 +4212,18 @@
       </w:rPr>
     </w:lvl>
   </w:abstractNum>
+  <w:num w:numId="10">
+    <w:abstractNumId w:val="9"/>
+  </w:num>
+  <w:num w:numId="9">
+    <w:abstractNumId w:val="8"/>
+  </w:num>
+  <w:num w:numId="8">
+    <w:abstractNumId w:val="7"/>
+  </w:num>
+  <w:num w:numId="7">
+    <w:abstractNumId w:val="6"/>
+  </w:num>
   <w:num w:numId="1">
     <w:abstractNumId w:val="5"/>
   </w:num>
@@ -1918,7 +4246,7 @@
 </file>
 
 <file path=word/styles.xml><?xml version="1.0" encoding="utf-8"?>
-<w:styles xmlns:mc="http://schemas.openxmlformats.org/markup-compatibility/2006" xmlns:o="urn:schemas-microsoft-com:office:office" xmlns:r="http://schemas.openxmlformats.org/officeDocument/2006/relationships" xmlns:m="http://schemas.openxmlformats.org/officeDocument/2006/math" xmlns:v="urn:schemas-microsoft-com:vml" xmlns:w="http://schemas.openxmlformats.org/wordprocessingml/2006/main" xmlns:w14="http://schemas.microsoft.com/office/word/2010/wordml" xmlns:w10="urn:schemas-microsoft-com:office:word" xmlns:sl="http://schemas.openxmlformats.org/schemaLibrary/2006/main" xmlns:wpsCustomData="http://www.wps.cn/officeDocument/2013/wpsCustomData" mc:Ignorable="w14">
+<w:styles xmlns:wp14="http://schemas.microsoft.com/office/word/2010/wordprocessingDrawing" xmlns:mc="http://schemas.openxmlformats.org/markup-compatibility/2006" xmlns:o="urn:schemas-microsoft-com:office:office" xmlns:r="http://schemas.openxmlformats.org/officeDocument/2006/relationships" xmlns:m="http://schemas.openxmlformats.org/officeDocument/2006/math" xmlns:v="urn:schemas-microsoft-com:vml" xmlns:w="http://schemas.openxmlformats.org/wordprocessingml/2006/main" xmlns:w14="http://schemas.microsoft.com/office/word/2010/wordml" xmlns:w10="urn:schemas-microsoft-com:office:word" xmlns:sl="http://schemas.openxmlformats.org/schemaLibrary/2006/main" xmlns:wpsCustomData="http://www.wps.cn/officeDocument/2013/wpsCustomData" mc:Ignorable="w14 wp14">
   <w:docDefaults>
     <w:rPrDefault>
       <w:rPr>
@@ -1927,261 +4255,261 @@
     </w:rPrDefault>
     <w:pPrDefault/>
   </w:docDefaults>
-  <w:latentStyles w:count="260" w:defQFormat="0" w:defUnhideWhenUsed="1" w:defSemiHidden="1" w:defUIPriority="99" w:defLockedState="0">
-    <w:lsdException w:qFormat="1" w:unhideWhenUsed="0" w:uiPriority="0" w:semiHidden="0" w:name="Normal"/>
-    <w:lsdException w:qFormat="1" w:unhideWhenUsed="0" w:uiPriority="9" w:semiHidden="0" w:name="heading 1"/>
-    <w:lsdException w:qFormat="1" w:uiPriority="9" w:semiHidden="0" w:name="heading 2"/>
-    <w:lsdException w:qFormat="1" w:uiPriority="9" w:semiHidden="0" w:name="heading 3"/>
-    <w:lsdException w:qFormat="1" w:uiPriority="9" w:name="heading 4"/>
-    <w:lsdException w:qFormat="1" w:uiPriority="9" w:name="heading 5"/>
-    <w:lsdException w:qFormat="1" w:uiPriority="9" w:name="heading 6"/>
-    <w:lsdException w:qFormat="1" w:uiPriority="9" w:name="heading 7"/>
-    <w:lsdException w:qFormat="1" w:uiPriority="9" w:name="heading 8"/>
-    <w:lsdException w:qFormat="1" w:uiPriority="9" w:name="heading 9"/>
-    <w:lsdException w:uiPriority="99" w:name="index 1"/>
-    <w:lsdException w:uiPriority="99" w:name="index 2"/>
-    <w:lsdException w:uiPriority="99" w:name="index 3"/>
-    <w:lsdException w:uiPriority="99" w:name="index 4"/>
-    <w:lsdException w:uiPriority="99" w:name="index 5"/>
-    <w:lsdException w:uiPriority="99" w:name="index 6"/>
-    <w:lsdException w:uiPriority="99" w:name="index 7"/>
-    <w:lsdException w:uiPriority="99" w:name="index 8"/>
-    <w:lsdException w:uiPriority="99" w:name="index 9"/>
-    <w:lsdException w:uiPriority="39" w:name="toc 1"/>
-    <w:lsdException w:uiPriority="39" w:name="toc 2"/>
-    <w:lsdException w:uiPriority="39" w:name="toc 3"/>
-    <w:lsdException w:uiPriority="39" w:name="toc 4"/>
-    <w:lsdException w:uiPriority="39" w:name="toc 5"/>
-    <w:lsdException w:uiPriority="39" w:name="toc 6"/>
-    <w:lsdException w:uiPriority="39" w:name="toc 7"/>
-    <w:lsdException w:uiPriority="39" w:name="toc 8"/>
-    <w:lsdException w:uiPriority="39" w:name="toc 9"/>
-    <w:lsdException w:uiPriority="99" w:name="Normal Indent"/>
-    <w:lsdException w:uiPriority="99" w:name="footnote text"/>
-    <w:lsdException w:uiPriority="99" w:name="annotation text"/>
-    <w:lsdException w:qFormat="1" w:uiPriority="99" w:semiHidden="0" w:name="header"/>
-    <w:lsdException w:uiPriority="99" w:semiHidden="0" w:name="footer"/>
-    <w:lsdException w:uiPriority="99" w:name="index heading"/>
-    <w:lsdException w:qFormat="1" w:uiPriority="35" w:name="caption"/>
-    <w:lsdException w:uiPriority="99" w:name="table of figures"/>
-    <w:lsdException w:uiPriority="99" w:name="envelope address"/>
-    <w:lsdException w:uiPriority="99" w:name="envelope return"/>
-    <w:lsdException w:uiPriority="99" w:name="footnote reference"/>
-    <w:lsdException w:uiPriority="99" w:name="annotation reference"/>
-    <w:lsdException w:uiPriority="99" w:name="line number"/>
-    <w:lsdException w:uiPriority="99" w:name="page number"/>
-    <w:lsdException w:uiPriority="99" w:name="endnote reference"/>
-    <w:lsdException w:uiPriority="99" w:name="endnote text"/>
-    <w:lsdException w:uiPriority="99" w:name="table of authorities"/>
-    <w:lsdException w:uiPriority="99" w:semiHidden="0" w:name="macro"/>
-    <w:lsdException w:uiPriority="99" w:name="toa heading"/>
-    <w:lsdException w:uiPriority="99" w:semiHidden="0" w:name="List"/>
-    <w:lsdException w:uiPriority="99" w:semiHidden="0" w:name="List Bullet"/>
-    <w:lsdException w:uiPriority="99" w:semiHidden="0" w:name="List Number"/>
-    <w:lsdException w:uiPriority="99" w:semiHidden="0" w:name="List 2"/>
-    <w:lsdException w:uiPriority="99" w:semiHidden="0" w:name="List 3"/>
-    <w:lsdException w:uiPriority="99" w:name="List 4"/>
-    <w:lsdException w:uiPriority="99" w:name="List 5"/>
-    <w:lsdException w:uiPriority="99" w:semiHidden="0" w:name="List Bullet 2"/>
-    <w:lsdException w:uiPriority="99" w:semiHidden="0" w:name="List Bullet 3"/>
-    <w:lsdException w:uiPriority="99" w:name="List Bullet 4"/>
-    <w:lsdException w:uiPriority="99" w:name="List Bullet 5"/>
-    <w:lsdException w:uiPriority="99" w:semiHidden="0" w:name="List Number 2"/>
-    <w:lsdException w:uiPriority="99" w:semiHidden="0" w:name="List Number 3"/>
-    <w:lsdException w:uiPriority="99" w:name="List Number 4"/>
-    <w:lsdException w:uiPriority="99" w:name="List Number 5"/>
-    <w:lsdException w:qFormat="1" w:unhideWhenUsed="0" w:uiPriority="10" w:semiHidden="0" w:name="Title"/>
-    <w:lsdException w:uiPriority="99" w:name="Closing"/>
-    <w:lsdException w:uiPriority="99" w:name="Signature"/>
-    <w:lsdException w:uiPriority="1" w:name="Default Paragraph Font"/>
-    <w:lsdException w:uiPriority="99" w:semiHidden="0" w:name="Body Text"/>
-    <w:lsdException w:uiPriority="99" w:name="Body Text Indent"/>
-    <w:lsdException w:uiPriority="99" w:semiHidden="0" w:name="List Continue"/>
-    <w:lsdException w:uiPriority="99" w:semiHidden="0" w:name="List Continue 2"/>
-    <w:lsdException w:uiPriority="99" w:semiHidden="0" w:name="List Continue 3"/>
-    <w:lsdException w:uiPriority="99" w:name="List Continue 4"/>
-    <w:lsdException w:uiPriority="99" w:name="List Continue 5"/>
-    <w:lsdException w:uiPriority="99" w:name="Message Header"/>
-    <w:lsdException w:qFormat="1" w:unhideWhenUsed="0" w:uiPriority="11" w:semiHidden="0" w:name="Subtitle"/>
-    <w:lsdException w:uiPriority="99" w:name="Salutation"/>
-    <w:lsdException w:uiPriority="99" w:name="Date"/>
-    <w:lsdException w:uiPriority="99" w:name="Body Text First Indent"/>
-    <w:lsdException w:uiPriority="99" w:name="Body Text First Indent 2"/>
-    <w:lsdException w:uiPriority="99" w:name="Note Heading"/>
-    <w:lsdException w:uiPriority="99" w:semiHidden="0" w:name="Body Text 2"/>
-    <w:lsdException w:uiPriority="99" w:semiHidden="0" w:name="Body Text 3"/>
-    <w:lsdException w:uiPriority="99" w:name="Body Text Indent 2"/>
-    <w:lsdException w:uiPriority="99" w:name="Body Text Indent 3"/>
-    <w:lsdException w:uiPriority="99" w:name="Block Text"/>
-    <w:lsdException w:uiPriority="99" w:name="Hyperlink"/>
-    <w:lsdException w:uiPriority="99" w:name="FollowedHyperlink"/>
-    <w:lsdException w:qFormat="1" w:unhideWhenUsed="0" w:uiPriority="22" w:semiHidden="0" w:name="Strong"/>
-    <w:lsdException w:qFormat="1" w:unhideWhenUsed="0" w:uiPriority="20" w:semiHidden="0" w:name="Emphasis"/>
-    <w:lsdException w:uiPriority="99" w:name="Document Map"/>
-    <w:lsdException w:uiPriority="99" w:name="Plain Text"/>
-    <w:lsdException w:uiPriority="99" w:name="E-mail Signature"/>
-    <w:lsdException w:uiPriority="99" w:name="Normal (Web)"/>
-    <w:lsdException w:uiPriority="99" w:name="HTML Acronym"/>
-    <w:lsdException w:uiPriority="99" w:name="HTML Address"/>
-    <w:lsdException w:uiPriority="99" w:name="HTML Cite"/>
-    <w:lsdException w:uiPriority="99" w:name="HTML Code"/>
-    <w:lsdException w:uiPriority="99" w:name="HTML Definition"/>
-    <w:lsdException w:uiPriority="99" w:name="HTML Keyboard"/>
-    <w:lsdException w:uiPriority="99" w:name="HTML Preformatted"/>
-    <w:lsdException w:uiPriority="99" w:name="HTML Sample"/>
-    <w:lsdException w:uiPriority="99" w:name="HTML Typewriter"/>
-    <w:lsdException w:uiPriority="99" w:name="HTML Variable"/>
-    <w:lsdException w:uiPriority="99" w:name="Normal Table"/>
-    <w:lsdException w:uiPriority="99" w:name="annotation subject"/>
-    <w:lsdException w:uiPriority="99" w:name="Table Simple 1"/>
-    <w:lsdException w:uiPriority="99" w:name="Table Simple 2"/>
-    <w:lsdException w:uiPriority="99" w:name="Table Simple 3"/>
-    <w:lsdException w:uiPriority="99" w:name="Table Classic 1"/>
-    <w:lsdException w:uiPriority="99" w:name="Table Classic 2"/>
-    <w:lsdException w:uiPriority="99" w:name="Table Classic 3"/>
-    <w:lsdException w:uiPriority="99" w:name="Table Classic 4"/>
-    <w:lsdException w:uiPriority="99" w:name="Table Colorful 1"/>
-    <w:lsdException w:uiPriority="99" w:name="Table Colorful 2"/>
-    <w:lsdException w:uiPriority="99" w:name="Table Colorful 3"/>
-    <w:lsdException w:uiPriority="99" w:name="Table Columns 1"/>
-    <w:lsdException w:uiPriority="99" w:name="Table Columns 2"/>
-    <w:lsdException w:uiPriority="99" w:name="Table Columns 3"/>
-    <w:lsdException w:uiPriority="99" w:name="Table Columns 4"/>
-    <w:lsdException w:uiPriority="99" w:name="Table Columns 5"/>
-    <w:lsdException w:uiPriority="99" w:name="Table Grid 1"/>
-    <w:lsdException w:uiPriority="99" w:name="Table Grid 2"/>
-    <w:lsdException w:uiPriority="99" w:name="Table Grid 3"/>
-    <w:lsdException w:uiPriority="99" w:name="Table Grid 4"/>
-    <w:lsdException w:uiPriority="99" w:name="Table Grid 5"/>
-    <w:lsdException w:uiPriority="99" w:name="Table Grid 6"/>
-    <w:lsdException w:uiPriority="99" w:name="Table Grid 7"/>
-    <w:lsdException w:uiPriority="99" w:name="Table Grid 8"/>
-    <w:lsdException w:uiPriority="99" w:name="Table List 1"/>
-    <w:lsdException w:uiPriority="99" w:name="Table List 2"/>
-    <w:lsdException w:uiPriority="99" w:name="Table List 3"/>
-    <w:lsdException w:uiPriority="99" w:name="Table List 4"/>
-    <w:lsdException w:uiPriority="99" w:name="Table List 5"/>
-    <w:lsdException w:uiPriority="99" w:name="Table List 6"/>
-    <w:lsdException w:uiPriority="99" w:name="Table List 7"/>
-    <w:lsdException w:uiPriority="99" w:name="Table List 8"/>
-    <w:lsdException w:uiPriority="99" w:name="Table 3D effects 1"/>
-    <w:lsdException w:uiPriority="99" w:name="Table 3D effects 2"/>
-    <w:lsdException w:uiPriority="99" w:name="Table 3D effects 3"/>
-    <w:lsdException w:uiPriority="99" w:name="Table Contemporary"/>
-    <w:lsdException w:uiPriority="99" w:name="Table Elegant"/>
-    <w:lsdException w:uiPriority="99" w:name="Table Professional"/>
-    <w:lsdException w:uiPriority="99" w:name="Table Subtle 1"/>
-    <w:lsdException w:uiPriority="99" w:name="Table Subtle 2"/>
-    <w:lsdException w:uiPriority="99" w:name="Table Web 1"/>
-    <w:lsdException w:uiPriority="99" w:name="Table Web 2"/>
-    <w:lsdException w:uiPriority="99" w:name="Table Web 3"/>
-    <w:lsdException w:uiPriority="99" w:name="Balloon Text"/>
-    <w:lsdException w:unhideWhenUsed="0" w:uiPriority="59" w:semiHidden="0" w:name="Table Grid"/>
-    <w:lsdException w:uiPriority="99" w:name="Table Theme"/>
-    <w:lsdException w:qFormat="1" w:unhideWhenUsed="0" w:uiPriority="1" w:semiHidden="0" w:name="No Spacing"/>
-    <w:lsdException w:unhideWhenUsed="0" w:uiPriority="60" w:semiHidden="0" w:name="Light Shading"/>
-    <w:lsdException w:unhideWhenUsed="0" w:uiPriority="61" w:semiHidden="0" w:name="Light List"/>
-    <w:lsdException w:unhideWhenUsed="0" w:uiPriority="62" w:semiHidden="0" w:name="Light Grid"/>
-    <w:lsdException w:unhideWhenUsed="0" w:uiPriority="63" w:semiHidden="0" w:name="Medium Shading 1"/>
-    <w:lsdException w:unhideWhenUsed="0" w:uiPriority="64" w:semiHidden="0" w:name="Medium Shading 2"/>
-    <w:lsdException w:unhideWhenUsed="0" w:uiPriority="65" w:semiHidden="0" w:name="Medium List 1"/>
-    <w:lsdException w:qFormat="1" w:unhideWhenUsed="0" w:uiPriority="66" w:semiHidden="0" w:name="Medium List 2"/>
-    <w:lsdException w:qFormat="1" w:unhideWhenUsed="0" w:uiPriority="67" w:semiHidden="0" w:name="Medium Grid 1"/>
-    <w:lsdException w:qFormat="1" w:unhideWhenUsed="0" w:uiPriority="68" w:semiHidden="0" w:name="Medium Grid 2"/>
-    <w:lsdException w:qFormat="1" w:unhideWhenUsed="0" w:uiPriority="69" w:semiHidden="0" w:name="Medium Grid 3"/>
-    <w:lsdException w:qFormat="1" w:unhideWhenUsed="0" w:uiPriority="70" w:semiHidden="0" w:name="Dark List"/>
-    <w:lsdException w:qFormat="1" w:unhideWhenUsed="0" w:uiPriority="71" w:semiHidden="0" w:name="Colorful Shading"/>
-    <w:lsdException w:unhideWhenUsed="0" w:uiPriority="72" w:semiHidden="0" w:name="Colorful List"/>
-    <w:lsdException w:unhideWhenUsed="0" w:uiPriority="73" w:semiHidden="0" w:name="Colorful Grid"/>
-    <w:lsdException w:unhideWhenUsed="0" w:uiPriority="60" w:semiHidden="0" w:name="Light Shading Accent 1"/>
-    <w:lsdException w:unhideWhenUsed="0" w:uiPriority="61" w:semiHidden="0" w:name="Light List Accent 1"/>
-    <w:lsdException w:unhideWhenUsed="0" w:uiPriority="62" w:semiHidden="0" w:name="Light Grid Accent 1"/>
-    <w:lsdException w:unhideWhenUsed="0" w:uiPriority="63" w:semiHidden="0" w:name="Medium Shading 1 Accent 1"/>
-    <w:lsdException w:unhideWhenUsed="0" w:uiPriority="64" w:semiHidden="0" w:name="Medium Shading 2 Accent 1"/>
-    <w:lsdException w:unhideWhenUsed="0" w:uiPriority="65" w:semiHidden="0" w:name="Medium List 1 Accent 1"/>
-    <w:lsdException w:qFormat="1" w:unhideWhenUsed="0" w:uiPriority="34" w:semiHidden="0" w:name="List Paragraph"/>
-    <w:lsdException w:qFormat="1" w:unhideWhenUsed="0" w:uiPriority="29" w:semiHidden="0" w:name="Quote"/>
-    <w:lsdException w:qFormat="1" w:unhideWhenUsed="0" w:uiPriority="30" w:semiHidden="0" w:name="Intense Quote"/>
-    <w:lsdException w:qFormat="1" w:unhideWhenUsed="0" w:uiPriority="66" w:semiHidden="0" w:name="Medium List 2 Accent 1"/>
-    <w:lsdException w:qFormat="1" w:unhideWhenUsed="0" w:uiPriority="67" w:semiHidden="0" w:name="Medium Grid 1 Accent 1"/>
-    <w:lsdException w:qFormat="1" w:unhideWhenUsed="0" w:uiPriority="68" w:semiHidden="0" w:name="Medium Grid 2 Accent 1"/>
-    <w:lsdException w:qFormat="1" w:unhideWhenUsed="0" w:uiPriority="69" w:semiHidden="0" w:name="Medium Grid 3 Accent 1"/>
-    <w:lsdException w:qFormat="1" w:unhideWhenUsed="0" w:uiPriority="70" w:semiHidden="0" w:name="Dark List Accent 1"/>
-    <w:lsdException w:unhideWhenUsed="0" w:uiPriority="71" w:semiHidden="0" w:name="Colorful Shading Accent 1"/>
-    <w:lsdException w:unhideWhenUsed="0" w:uiPriority="72" w:semiHidden="0" w:name="Colorful List Accent 1"/>
-    <w:lsdException w:unhideWhenUsed="0" w:uiPriority="73" w:semiHidden="0" w:name="Colorful Grid Accent 1"/>
-    <w:lsdException w:unhideWhenUsed="0" w:uiPriority="60" w:semiHidden="0" w:name="Light Shading Accent 2"/>
-    <w:lsdException w:unhideWhenUsed="0" w:uiPriority="61" w:semiHidden="0" w:name="Light List Accent 2"/>
-    <w:lsdException w:unhideWhenUsed="0" w:uiPriority="62" w:semiHidden="0" w:name="Light Grid Accent 2"/>
-    <w:lsdException w:unhideWhenUsed="0" w:uiPriority="63" w:semiHidden="0" w:name="Medium Shading 1 Accent 2"/>
-    <w:lsdException w:unhideWhenUsed="0" w:uiPriority="64" w:semiHidden="0" w:name="Medium Shading 2 Accent 2"/>
-    <w:lsdException w:unhideWhenUsed="0" w:uiPriority="65" w:semiHidden="0" w:name="Medium List 1 Accent 2"/>
-    <w:lsdException w:qFormat="1" w:unhideWhenUsed="0" w:uiPriority="66" w:semiHidden="0" w:name="Medium List 2 Accent 2"/>
-    <w:lsdException w:qFormat="1" w:unhideWhenUsed="0" w:uiPriority="67" w:semiHidden="0" w:name="Medium Grid 1 Accent 2"/>
-    <w:lsdException w:qFormat="1" w:unhideWhenUsed="0" w:uiPriority="68" w:semiHidden="0" w:name="Medium Grid 2 Accent 2"/>
-    <w:lsdException w:qFormat="1" w:unhideWhenUsed="0" w:uiPriority="69" w:semiHidden="0" w:name="Medium Grid 3 Accent 2"/>
-    <w:lsdException w:qFormat="1" w:unhideWhenUsed="0" w:uiPriority="70" w:semiHidden="0" w:name="Dark List Accent 2"/>
-    <w:lsdException w:unhideWhenUsed="0" w:uiPriority="71" w:semiHidden="0" w:name="Colorful Shading Accent 2"/>
-    <w:lsdException w:unhideWhenUsed="0" w:uiPriority="72" w:semiHidden="0" w:name="Colorful List Accent 2"/>
-    <w:lsdException w:unhideWhenUsed="0" w:uiPriority="73" w:semiHidden="0" w:name="Colorful Grid Accent 2"/>
-    <w:lsdException w:unhideWhenUsed="0" w:uiPriority="60" w:semiHidden="0" w:name="Light Shading Accent 3"/>
-    <w:lsdException w:unhideWhenUsed="0" w:uiPriority="61" w:semiHidden="0" w:name="Light List Accent 3"/>
-    <w:lsdException w:unhideWhenUsed="0" w:uiPriority="62" w:semiHidden="0" w:name="Light Grid Accent 3"/>
-    <w:lsdException w:unhideWhenUsed="0" w:uiPriority="63" w:semiHidden="0" w:name="Medium Shading 1 Accent 3"/>
-    <w:lsdException w:unhideWhenUsed="0" w:uiPriority="64" w:semiHidden="0" w:name="Medium Shading 2 Accent 3"/>
-    <w:lsdException w:unhideWhenUsed="0" w:uiPriority="65" w:semiHidden="0" w:name="Medium List 1 Accent 3"/>
-    <w:lsdException w:qFormat="1" w:unhideWhenUsed="0" w:uiPriority="66" w:semiHidden="0" w:name="Medium List 2 Accent 3"/>
-    <w:lsdException w:qFormat="1" w:unhideWhenUsed="0" w:uiPriority="67" w:semiHidden="0" w:name="Medium Grid 1 Accent 3"/>
-    <w:lsdException w:qFormat="1" w:unhideWhenUsed="0" w:uiPriority="68" w:semiHidden="0" w:name="Medium Grid 2 Accent 3"/>
-    <w:lsdException w:qFormat="1" w:unhideWhenUsed="0" w:uiPriority="69" w:semiHidden="0" w:name="Medium Grid 3 Accent 3"/>
-    <w:lsdException w:qFormat="1" w:unhideWhenUsed="0" w:uiPriority="70" w:semiHidden="0" w:name="Dark List Accent 3"/>
-    <w:lsdException w:unhideWhenUsed="0" w:uiPriority="71" w:semiHidden="0" w:name="Colorful Shading Accent 3"/>
-    <w:lsdException w:unhideWhenUsed="0" w:uiPriority="72" w:semiHidden="0" w:name="Colorful List Accent 3"/>
-    <w:lsdException w:unhideWhenUsed="0" w:uiPriority="73" w:semiHidden="0" w:name="Colorful Grid Accent 3"/>
-    <w:lsdException w:unhideWhenUsed="0" w:uiPriority="60" w:semiHidden="0" w:name="Light Shading Accent 4"/>
-    <w:lsdException w:unhideWhenUsed="0" w:uiPriority="61" w:semiHidden="0" w:name="Light List Accent 4"/>
-    <w:lsdException w:unhideWhenUsed="0" w:uiPriority="62" w:semiHidden="0" w:name="Light Grid Accent 4"/>
-    <w:lsdException w:unhideWhenUsed="0" w:uiPriority="63" w:semiHidden="0" w:name="Medium Shading 1 Accent 4"/>
-    <w:lsdException w:unhideWhenUsed="0" w:uiPriority="64" w:semiHidden="0" w:name="Medium Shading 2 Accent 4"/>
-    <w:lsdException w:qFormat="1" w:unhideWhenUsed="0" w:uiPriority="65" w:semiHidden="0" w:name="Medium List 1 Accent 4"/>
-    <w:lsdException w:qFormat="1" w:unhideWhenUsed="0" w:uiPriority="66" w:semiHidden="0" w:name="Medium List 2 Accent 4"/>
-    <w:lsdException w:qFormat="1" w:unhideWhenUsed="0" w:uiPriority="67" w:semiHidden="0" w:name="Medium Grid 1 Accent 4"/>
-    <w:lsdException w:qFormat="1" w:unhideWhenUsed="0" w:uiPriority="68" w:semiHidden="0" w:name="Medium Grid 2 Accent 4"/>
-    <w:lsdException w:qFormat="1" w:unhideWhenUsed="0" w:uiPriority="69" w:semiHidden="0" w:name="Medium Grid 3 Accent 4"/>
-    <w:lsdException w:qFormat="1" w:unhideWhenUsed="0" w:uiPriority="70" w:semiHidden="0" w:name="Dark List Accent 4"/>
-    <w:lsdException w:unhideWhenUsed="0" w:uiPriority="71" w:semiHidden="0" w:name="Colorful Shading Accent 4"/>
-    <w:lsdException w:unhideWhenUsed="0" w:uiPriority="72" w:semiHidden="0" w:name="Colorful List Accent 4"/>
-    <w:lsdException w:unhideWhenUsed="0" w:uiPriority="73" w:semiHidden="0" w:name="Colorful Grid Accent 4"/>
-    <w:lsdException w:unhideWhenUsed="0" w:uiPriority="60" w:semiHidden="0" w:name="Light Shading Accent 5"/>
-    <w:lsdException w:unhideWhenUsed="0" w:uiPriority="61" w:semiHidden="0" w:name="Light List Accent 5"/>
-    <w:lsdException w:unhideWhenUsed="0" w:uiPriority="62" w:semiHidden="0" w:name="Light Grid Accent 5"/>
-    <w:lsdException w:unhideWhenUsed="0" w:uiPriority="63" w:semiHidden="0" w:name="Medium Shading 1 Accent 5"/>
-    <w:lsdException w:unhideWhenUsed="0" w:uiPriority="64" w:semiHidden="0" w:name="Medium Shading 2 Accent 5"/>
-    <w:lsdException w:qFormat="1" w:unhideWhenUsed="0" w:uiPriority="65" w:semiHidden="0" w:name="Medium List 1 Accent 5"/>
-    <w:lsdException w:qFormat="1" w:unhideWhenUsed="0" w:uiPriority="66" w:semiHidden="0" w:name="Medium List 2 Accent 5"/>
-    <w:lsdException w:qFormat="1" w:unhideWhenUsed="0" w:uiPriority="67" w:semiHidden="0" w:name="Medium Grid 1 Accent 5"/>
-    <w:lsdException w:qFormat="1" w:unhideWhenUsed="0" w:uiPriority="68" w:semiHidden="0" w:name="Medium Grid 2 Accent 5"/>
-    <w:lsdException w:qFormat="1" w:unhideWhenUsed="0" w:uiPriority="69" w:semiHidden="0" w:name="Medium Grid 3 Accent 5"/>
-    <w:lsdException w:qFormat="1" w:unhideWhenUsed="0" w:uiPriority="70" w:semiHidden="0" w:name="Dark List Accent 5"/>
-    <w:lsdException w:unhideWhenUsed="0" w:uiPriority="71" w:semiHidden="0" w:name="Colorful Shading Accent 5"/>
-    <w:lsdException w:unhideWhenUsed="0" w:uiPriority="72" w:semiHidden="0" w:name="Colorful List Accent 5"/>
-    <w:lsdException w:unhideWhenUsed="0" w:uiPriority="73" w:semiHidden="0" w:name="Colorful Grid Accent 5"/>
-    <w:lsdException w:unhideWhenUsed="0" w:uiPriority="60" w:semiHidden="0" w:name="Light Shading Accent 6"/>
-    <w:lsdException w:unhideWhenUsed="0" w:uiPriority="61" w:semiHidden="0" w:name="Light List Accent 6"/>
-    <w:lsdException w:unhideWhenUsed="0" w:uiPriority="62" w:semiHidden="0" w:name="Light Grid Accent 6"/>
-    <w:lsdException w:unhideWhenUsed="0" w:uiPriority="63" w:semiHidden="0" w:name="Medium Shading 1 Accent 6"/>
-    <w:lsdException w:unhideWhenUsed="0" w:uiPriority="64" w:semiHidden="0" w:name="Medium Shading 2 Accent 6"/>
-    <w:lsdException w:qFormat="1" w:unhideWhenUsed="0" w:uiPriority="65" w:semiHidden="0" w:name="Medium List 1 Accent 6"/>
-    <w:lsdException w:qFormat="1" w:unhideWhenUsed="0" w:uiPriority="66" w:semiHidden="0" w:name="Medium List 2 Accent 6"/>
-    <w:lsdException w:qFormat="1" w:unhideWhenUsed="0" w:uiPriority="67" w:semiHidden="0" w:name="Medium Grid 1 Accent 6"/>
-    <w:lsdException w:qFormat="1" w:unhideWhenUsed="0" w:uiPriority="68" w:semiHidden="0" w:name="Medium Grid 2 Accent 6"/>
-    <w:lsdException w:qFormat="1" w:unhideWhenUsed="0" w:uiPriority="69" w:semiHidden="0" w:name="Medium Grid 3 Accent 6"/>
-    <w:lsdException w:qFormat="1" w:unhideWhenUsed="0" w:uiPriority="70" w:semiHidden="0" w:name="Dark List Accent 6"/>
-    <w:lsdException w:unhideWhenUsed="0" w:uiPriority="71" w:semiHidden="0" w:name="Colorful Shading Accent 6"/>
-    <w:lsdException w:unhideWhenUsed="0" w:uiPriority="72" w:semiHidden="0" w:name="Colorful List Accent 6"/>
-    <w:lsdException w:unhideWhenUsed="0" w:uiPriority="73" w:semiHidden="0" w:name="Colorful Grid Accent 6"/>
+  <w:latentStyles w:defLockedState="0" w:defUIPriority="99" w:defSemiHidden="1" w:defUnhideWhenUsed="1" w:defQFormat="0" w:count="260">
+    <w:lsdException w:name="Normal" w:uiPriority="0" w:semiHidden="0" w:unhideWhenUsed="0" w:qFormat="1"/>
+    <w:lsdException w:name="heading 1" w:uiPriority="9" w:semiHidden="0" w:unhideWhenUsed="0" w:qFormat="1"/>
+    <w:lsdException w:name="heading 2" w:uiPriority="9" w:semiHidden="0" w:qFormat="1"/>
+    <w:lsdException w:name="heading 3" w:uiPriority="9" w:semiHidden="0" w:qFormat="1"/>
+    <w:lsdException w:name="heading 4" w:uiPriority="9" w:qFormat="1"/>
+    <w:lsdException w:name="heading 5" w:uiPriority="9" w:qFormat="1"/>
+    <w:lsdException w:name="heading 6" w:uiPriority="9" w:qFormat="1"/>
+    <w:lsdException w:name="heading 7" w:uiPriority="9" w:qFormat="1"/>
+    <w:lsdException w:name="heading 8" w:uiPriority="9" w:qFormat="1"/>
+    <w:lsdException w:name="heading 9" w:uiPriority="9" w:qFormat="1"/>
+    <w:lsdException w:name="index 1" w:uiPriority="99"/>
+    <w:lsdException w:name="index 2" w:uiPriority="99"/>
+    <w:lsdException w:name="index 3" w:uiPriority="99"/>
+    <w:lsdException w:name="index 4" w:uiPriority="99"/>
+    <w:lsdException w:name="index 5" w:uiPriority="99"/>
+    <w:lsdException w:name="index 6" w:uiPriority="99"/>
+    <w:lsdException w:name="index 7" w:uiPriority="99"/>
+    <w:lsdException w:name="index 8" w:uiPriority="99"/>
+    <w:lsdException w:name="index 9" w:uiPriority="99"/>
+    <w:lsdException w:name="toc 1" w:uiPriority="39"/>
+    <w:lsdException w:name="toc 2" w:uiPriority="39"/>
+    <w:lsdException w:name="toc 3" w:uiPriority="39"/>
+    <w:lsdException w:name="toc 4" w:uiPriority="39"/>
+    <w:lsdException w:name="toc 5" w:uiPriority="39"/>
+    <w:lsdException w:name="toc 6" w:uiPriority="39"/>
+    <w:lsdException w:name="toc 7" w:uiPriority="39"/>
+    <w:lsdException w:name="toc 8" w:uiPriority="39"/>
+    <w:lsdException w:name="toc 9" w:uiPriority="39"/>
+    <w:lsdException w:name="Normal Indent" w:uiPriority="99"/>
+    <w:lsdException w:name="footnote text" w:uiPriority="99"/>
+    <w:lsdException w:name="annotation text" w:uiPriority="99"/>
+    <w:lsdException w:name="header" w:uiPriority="99" w:semiHidden="0" w:qFormat="1"/>
+    <w:lsdException w:name="footer" w:uiPriority="99" w:semiHidden="0"/>
+    <w:lsdException w:name="index heading" w:uiPriority="99"/>
+    <w:lsdException w:name="caption" w:uiPriority="35" w:qFormat="1"/>
+    <w:lsdException w:name="table of figures" w:uiPriority="99"/>
+    <w:lsdException w:name="envelope address" w:uiPriority="99"/>
+    <w:lsdException w:name="envelope return" w:uiPriority="99"/>
+    <w:lsdException w:name="footnote reference" w:uiPriority="99"/>
+    <w:lsdException w:name="annotation reference" w:uiPriority="99"/>
+    <w:lsdException w:name="line number" w:uiPriority="99"/>
+    <w:lsdException w:name="page number" w:uiPriority="99"/>
+    <w:lsdException w:name="endnote reference" w:uiPriority="99"/>
+    <w:lsdException w:name="endnote text" w:uiPriority="99"/>
+    <w:lsdException w:name="table of authorities" w:uiPriority="99"/>
+    <w:lsdException w:name="macro" w:uiPriority="99" w:semiHidden="0"/>
+    <w:lsdException w:name="toa heading" w:uiPriority="99"/>
+    <w:lsdException w:name="List" w:uiPriority="99" w:semiHidden="0"/>
+    <w:lsdException w:name="List Bullet" w:uiPriority="99" w:semiHidden="0"/>
+    <w:lsdException w:name="List Number" w:uiPriority="99" w:semiHidden="0"/>
+    <w:lsdException w:name="List 2" w:uiPriority="99" w:semiHidden="0"/>
+    <w:lsdException w:name="List 3" w:uiPriority="99" w:semiHidden="0"/>
+    <w:lsdException w:name="List 4" w:uiPriority="99"/>
+    <w:lsdException w:name="List 5" w:uiPriority="99"/>
+    <w:lsdException w:name="List Bullet 2" w:uiPriority="99" w:semiHidden="0"/>
+    <w:lsdException w:name="List Bullet 3" w:uiPriority="99" w:semiHidden="0"/>
+    <w:lsdException w:name="List Bullet 4" w:uiPriority="99"/>
+    <w:lsdException w:name="List Bullet 5" w:uiPriority="99"/>
+    <w:lsdException w:name="List Number 2" w:uiPriority="99" w:semiHidden="0"/>
+    <w:lsdException w:name="List Number 3" w:uiPriority="99" w:semiHidden="0"/>
+    <w:lsdException w:name="List Number 4" w:uiPriority="99"/>
+    <w:lsdException w:name="List Number 5" w:uiPriority="99"/>
+    <w:lsdException w:name="Title" w:uiPriority="10" w:semiHidden="0" w:unhideWhenUsed="0" w:qFormat="1"/>
+    <w:lsdException w:name="Closing" w:uiPriority="99"/>
+    <w:lsdException w:name="Signature" w:uiPriority="99"/>
+    <w:lsdException w:name="Default Paragraph Font" w:uiPriority="1"/>
+    <w:lsdException w:name="Body Text" w:uiPriority="99" w:semiHidden="0"/>
+    <w:lsdException w:name="Body Text Indent" w:uiPriority="99"/>
+    <w:lsdException w:name="List Continue" w:uiPriority="99" w:semiHidden="0"/>
+    <w:lsdException w:name="List Continue 2" w:uiPriority="99" w:semiHidden="0"/>
+    <w:lsdException w:name="List Continue 3" w:uiPriority="99" w:semiHidden="0"/>
+    <w:lsdException w:name="List Continue 4" w:uiPriority="99"/>
+    <w:lsdException w:name="List Continue 5" w:uiPriority="99"/>
+    <w:lsdException w:name="Message Header" w:uiPriority="99"/>
+    <w:lsdException w:name="Subtitle" w:uiPriority="11" w:semiHidden="0" w:unhideWhenUsed="0" w:qFormat="1"/>
+    <w:lsdException w:name="Salutation" w:uiPriority="99"/>
+    <w:lsdException w:name="Date" w:uiPriority="99"/>
+    <w:lsdException w:name="Body Text First Indent" w:uiPriority="99"/>
+    <w:lsdException w:name="Body Text First Indent 2" w:uiPriority="99"/>
+    <w:lsdException w:name="Note Heading" w:uiPriority="99"/>
+    <w:lsdException w:name="Body Text 2" w:uiPriority="99" w:semiHidden="0"/>
+    <w:lsdException w:name="Body Text 3" w:uiPriority="99" w:semiHidden="0"/>
+    <w:lsdException w:name="Body Text Indent 2" w:uiPriority="99"/>
+    <w:lsdException w:name="Body Text Indent 3" w:uiPriority="99"/>
+    <w:lsdException w:name="Block Text" w:uiPriority="99"/>
+    <w:lsdException w:name="Hyperlink" w:uiPriority="99"/>
+    <w:lsdException w:name="FollowedHyperlink" w:uiPriority="99"/>
+    <w:lsdException w:name="Strong" w:uiPriority="22" w:semiHidden="0" w:unhideWhenUsed="0" w:qFormat="1"/>
+    <w:lsdException w:name="Emphasis" w:uiPriority="20" w:semiHidden="0" w:unhideWhenUsed="0" w:qFormat="1"/>
+    <w:lsdException w:name="Document Map" w:uiPriority="99"/>
+    <w:lsdException w:name="Plain Text" w:uiPriority="99"/>
+    <w:lsdException w:name="E-mail Signature" w:uiPriority="99"/>
+    <w:lsdException w:name="Normal (Web)" w:uiPriority="99"/>
+    <w:lsdException w:name="HTML Acronym" w:uiPriority="99"/>
+    <w:lsdException w:name="HTML Address" w:uiPriority="99"/>
+    <w:lsdException w:name="HTML Cite" w:uiPriority="99"/>
+    <w:lsdException w:name="HTML Code" w:uiPriority="99"/>
+    <w:lsdException w:name="HTML Definition" w:uiPriority="99"/>
+    <w:lsdException w:name="HTML Keyboard" w:uiPriority="99"/>
+    <w:lsdException w:name="HTML Preformatted" w:uiPriority="99"/>
+    <w:lsdException w:name="HTML Sample" w:uiPriority="99"/>
+    <w:lsdException w:name="HTML Typewriter" w:uiPriority="99"/>
+    <w:lsdException w:name="HTML Variable" w:uiPriority="99"/>
+    <w:lsdException w:name="Normal Table" w:uiPriority="99"/>
+    <w:lsdException w:name="annotation subject" w:uiPriority="99"/>
+    <w:lsdException w:name="Table Simple 1" w:uiPriority="99"/>
+    <w:lsdException w:name="Table Simple 2" w:uiPriority="99"/>
+    <w:lsdException w:name="Table Simple 3" w:uiPriority="99"/>
+    <w:lsdException w:name="Table Classic 1" w:uiPriority="99"/>
+    <w:lsdException w:name="Table Classic 2" w:uiPriority="99"/>
+    <w:lsdException w:name="Table Classic 3" w:uiPriority="99"/>
+    <w:lsdException w:name="Table Classic 4" w:uiPriority="99"/>
+    <w:lsdException w:name="Table Colorful 1" w:uiPriority="99"/>
+    <w:lsdException w:name="Table Colorful 2" w:uiPriority="99"/>
+    <w:lsdException w:name="Table Colorful 3" w:uiPriority="99"/>
+    <w:lsdException w:name="Table Columns 1" w:uiPriority="99"/>
+    <w:lsdException w:name="Table Columns 2" w:uiPriority="99"/>
+    <w:lsdException w:name="Table Columns 3" w:uiPriority="99"/>
+    <w:lsdException w:name="Table Columns 4" w:uiPriority="99"/>
+    <w:lsdException w:name="Table Columns 5" w:uiPriority="99"/>
+    <w:lsdException w:name="Table Grid 1" w:uiPriority="99"/>
+    <w:lsdException w:name="Table Grid 2" w:uiPriority="99"/>
+    <w:lsdException w:name="Table Grid 3" w:uiPriority="99"/>
+    <w:lsdException w:name="Table Grid 4" w:uiPriority="99"/>
+    <w:lsdException w:name="Table Grid 5" w:uiPriority="99"/>
+    <w:lsdException w:name="Table Grid 6" w:uiPriority="99"/>
+    <w:lsdException w:name="Table Grid 7" w:uiPriority="99"/>
+    <w:lsdException w:name="Table Grid 8" w:uiPriority="99"/>
+    <w:lsdException w:name="Table List 1" w:uiPriority="99"/>
+    <w:lsdException w:name="Table List 2" w:uiPriority="99"/>
+    <w:lsdException w:name="Table List 3" w:uiPriority="99"/>
+    <w:lsdException w:name="Table List 4" w:uiPriority="99"/>
+    <w:lsdException w:name="Table List 5" w:uiPriority="99"/>
+    <w:lsdException w:name="Table List 6" w:uiPriority="99"/>
+    <w:lsdException w:name="Table List 7" w:uiPriority="99"/>
+    <w:lsdException w:name="Table List 8" w:uiPriority="99"/>
+    <w:lsdException w:name="Table 3D effects 1" w:uiPriority="99"/>
+    <w:lsdException w:name="Table 3D effects 2" w:uiPriority="99"/>
+    <w:lsdException w:name="Table 3D effects 3" w:uiPriority="99"/>
+    <w:lsdException w:name="Table Contemporary" w:uiPriority="99"/>
+    <w:lsdException w:name="Table Elegant" w:uiPriority="99"/>
+    <w:lsdException w:name="Table Professional" w:uiPriority="99"/>
+    <w:lsdException w:name="Table Subtle 1" w:uiPriority="99"/>
+    <w:lsdException w:name="Table Subtle 2" w:uiPriority="99"/>
+    <w:lsdException w:name="Table Web 1" w:uiPriority="99"/>
+    <w:lsdException w:name="Table Web 2" w:uiPriority="99"/>
+    <w:lsdException w:name="Table Web 3" w:uiPriority="99"/>
+    <w:lsdException w:name="Balloon Text" w:uiPriority="99"/>
+    <w:lsdException w:name="Table Grid" w:uiPriority="59" w:semiHidden="0" w:unhideWhenUsed="0"/>
+    <w:lsdException w:name="Table Theme" w:uiPriority="99"/>
+    <w:lsdException w:name="No Spacing" w:uiPriority="1" w:semiHidden="0" w:unhideWhenUsed="0" w:qFormat="1"/>
+    <w:lsdException w:name="Light Shading" w:uiPriority="60" w:semiHidden="0" w:unhideWhenUsed="0"/>
+    <w:lsdException w:name="Light List" w:uiPriority="61" w:semiHidden="0" w:unhideWhenUsed="0"/>
+    <w:lsdException w:name="Light Grid" w:uiPriority="62" w:semiHidden="0" w:unhideWhenUsed="0"/>
+    <w:lsdException w:name="Medium Shading 1" w:uiPriority="63" w:semiHidden="0" w:unhideWhenUsed="0"/>
+    <w:lsdException w:name="Medium Shading 2" w:uiPriority="64" w:semiHidden="0" w:unhideWhenUsed="0"/>
+    <w:lsdException w:name="Medium List 1" w:uiPriority="65" w:semiHidden="0" w:unhideWhenUsed="0"/>
+    <w:lsdException w:name="Medium List 2" w:uiPriority="66" w:semiHidden="0" w:unhideWhenUsed="0" w:qFormat="1"/>
+    <w:lsdException w:name="Medium Grid 1" w:uiPriority="67" w:semiHidden="0" w:unhideWhenUsed="0" w:qFormat="1"/>
+    <w:lsdException w:name="Medium Grid 2" w:uiPriority="68" w:semiHidden="0" w:unhideWhenUsed="0" w:qFormat="1"/>
+    <w:lsdException w:name="Medium Grid 3" w:uiPriority="69" w:semiHidden="0" w:unhideWhenUsed="0" w:qFormat="1"/>
+    <w:lsdException w:name="Dark List" w:uiPriority="70" w:semiHidden="0" w:unhideWhenUsed="0" w:qFormat="1"/>
+    <w:lsdException w:name="Colorful Shading" w:uiPriority="71" w:semiHidden="0" w:unhideWhenUsed="0" w:qFormat="1"/>
+    <w:lsdException w:name="Colorful List" w:uiPriority="72" w:semiHidden="0" w:unhideWhenUsed="0"/>
+    <w:lsdException w:name="Colorful Grid" w:uiPriority="73" w:semiHidden="0" w:unhideWhenUsed="0"/>
+    <w:lsdException w:name="Light Shading Accent 1" w:uiPriority="60" w:semiHidden="0" w:unhideWhenUsed="0"/>
+    <w:lsdException w:name="Light List Accent 1" w:uiPriority="61" w:semiHidden="0" w:unhideWhenUsed="0"/>
+    <w:lsdException w:name="Light Grid Accent 1" w:uiPriority="62" w:semiHidden="0" w:unhideWhenUsed="0"/>
+    <w:lsdException w:name="Medium Shading 1 Accent 1" w:uiPriority="63" w:semiHidden="0" w:unhideWhenUsed="0"/>
+    <w:lsdException w:name="Medium Shading 2 Accent 1" w:uiPriority="64" w:semiHidden="0" w:unhideWhenUsed="0"/>
+    <w:lsdException w:name="Medium List 1 Accent 1" w:uiPriority="65" w:semiHidden="0" w:unhideWhenUsed="0"/>
+    <w:lsdException w:name="List Paragraph" w:uiPriority="34" w:semiHidden="0" w:unhideWhenUsed="0" w:qFormat="1"/>
+    <w:lsdException w:name="Quote" w:uiPriority="29" w:semiHidden="0" w:unhideWhenUsed="0" w:qFormat="1"/>
+    <w:lsdException w:name="Intense Quote" w:uiPriority="30" w:semiHidden="0" w:unhideWhenUsed="0" w:qFormat="1"/>
+    <w:lsdException w:name="Medium List 2 Accent 1" w:uiPriority="66" w:semiHidden="0" w:unhideWhenUsed="0" w:qFormat="1"/>
+    <w:lsdException w:name="Medium Grid 1 Accent 1" w:uiPriority="67" w:semiHidden="0" w:unhideWhenUsed="0" w:qFormat="1"/>
+    <w:lsdException w:name="Medium Grid 2 Accent 1" w:uiPriority="68" w:semiHidden="0" w:unhideWhenUsed="0" w:qFormat="1"/>
+    <w:lsdException w:name="Medium Grid 3 Accent 1" w:uiPriority="69" w:semiHidden="0" w:unhideWhenUsed="0" w:qFormat="1"/>
+    <w:lsdException w:name="Dark List Accent 1" w:uiPriority="70" w:semiHidden="0" w:unhideWhenUsed="0" w:qFormat="1"/>
+    <w:lsdException w:name="Colorful Shading Accent 1" w:uiPriority="71" w:semiHidden="0" w:unhideWhenUsed="0"/>
+    <w:lsdException w:name="Colorful List Accent 1" w:uiPriority="72" w:semiHidden="0" w:unhideWhenUsed="0"/>
+    <w:lsdException w:name="Colorful Grid Accent 1" w:uiPriority="73" w:semiHidden="0" w:unhideWhenUsed="0"/>
+    <w:lsdException w:name="Light Shading Accent 2" w:uiPriority="60" w:semiHidden="0" w:unhideWhenUsed="0"/>
+    <w:lsdException w:name="Light List Accent 2" w:uiPriority="61" w:semiHidden="0" w:unhideWhenUsed="0"/>
+    <w:lsdException w:name="Light Grid Accent 2" w:uiPriority="62" w:semiHidden="0" w:unhideWhenUsed="0"/>
+    <w:lsdException w:name="Medium Shading 1 Accent 2" w:uiPriority="63" w:semiHidden="0" w:unhideWhenUsed="0"/>
+    <w:lsdException w:name="Medium Shading 2 Accent 2" w:uiPriority="64" w:semiHidden="0" w:unhideWhenUsed="0"/>
+    <w:lsdException w:name="Medium List 1 Accent 2" w:uiPriority="65" w:semiHidden="0" w:unhideWhenUsed="0"/>
+    <w:lsdException w:name="Medium List 2 Accent 2" w:uiPriority="66" w:semiHidden="0" w:unhideWhenUsed="0" w:qFormat="1"/>
+    <w:lsdException w:name="Medium Grid 1 Accent 2" w:uiPriority="67" w:semiHidden="0" w:unhideWhenUsed="0" w:qFormat="1"/>
+    <w:lsdException w:name="Medium Grid 2 Accent 2" w:uiPriority="68" w:semiHidden="0" w:unhideWhenUsed="0" w:qFormat="1"/>
+    <w:lsdException w:name="Medium Grid 3 Accent 2" w:uiPriority="69" w:semiHidden="0" w:unhideWhenUsed="0" w:qFormat="1"/>
+    <w:lsdException w:name="Dark List Accent 2" w:uiPriority="70" w:semiHidden="0" w:unhideWhenUsed="0" w:qFormat="1"/>
+    <w:lsdException w:name="Colorful Shading Accent 2" w:uiPriority="71" w:semiHidden="0" w:unhideWhenUsed="0"/>
+    <w:lsdException w:name="Colorful List Accent 2" w:uiPriority="72" w:semiHidden="0" w:unhideWhenUsed="0"/>
+    <w:lsdException w:name="Colorful Grid Accent 2" w:uiPriority="73" w:semiHidden="0" w:unhideWhenUsed="0"/>
+    <w:lsdException w:name="Light Shading Accent 3" w:uiPriority="60" w:semiHidden="0" w:unhideWhenUsed="0"/>
+    <w:lsdException w:name="Light List Accent 3" w:uiPriority="61" w:semiHidden="0" w:unhideWhenUsed="0"/>
+    <w:lsdException w:name="Light Grid Accent 3" w:uiPriority="62" w:semiHidden="0" w:unhideWhenUsed="0"/>
+    <w:lsdException w:name="Medium Shading 1 Accent 3" w:uiPriority="63" w:semiHidden="0" w:unhideWhenUsed="0"/>
+    <w:lsdException w:name="Medium Shading 2 Accent 3" w:uiPriority="64" w:semiHidden="0" w:unhideWhenUsed="0"/>
+    <w:lsdException w:name="Medium List 1 Accent 3" w:uiPriority="65" w:semiHidden="0" w:unhideWhenUsed="0"/>
+    <w:lsdException w:name="Medium List 2 Accent 3" w:uiPriority="66" w:semiHidden="0" w:unhideWhenUsed="0" w:qFormat="1"/>
+    <w:lsdException w:name="Medium Grid 1 Accent 3" w:uiPriority="67" w:semiHidden="0" w:unhideWhenUsed="0" w:qFormat="1"/>
+    <w:lsdException w:name="Medium Grid 2 Accent 3" w:uiPriority="68" w:semiHidden="0" w:unhideWhenUsed="0" w:qFormat="1"/>
+    <w:lsdException w:name="Medium Grid 3 Accent 3" w:uiPriority="69" w:semiHidden="0" w:unhideWhenUsed="0" w:qFormat="1"/>
+    <w:lsdException w:name="Dark List Accent 3" w:uiPriority="70" w:semiHidden="0" w:unhideWhenUsed="0" w:qFormat="1"/>
+    <w:lsdException w:name="Colorful Shading Accent 3" w:uiPriority="71" w:semiHidden="0" w:unhideWhenUsed="0"/>
+    <w:lsdException w:name="Colorful List Accent 3" w:uiPriority="72" w:semiHidden="0" w:unhideWhenUsed="0"/>
+    <w:lsdException w:name="Colorful Grid Accent 3" w:uiPriority="73" w:semiHidden="0" w:unhideWhenUsed="0"/>
+    <w:lsdException w:name="Light Shading Accent 4" w:uiPriority="60" w:semiHidden="0" w:unhideWhenUsed="0"/>
+    <w:lsdException w:name="Light List Accent 4" w:uiPriority="61" w:semiHidden="0" w:unhideWhenUsed="0"/>
+    <w:lsdException w:name="Light Grid Accent 4" w:uiPriority="62" w:semiHidden="0" w:unhideWhenUsed="0"/>
+    <w:lsdException w:name="Medium Shading 1 Accent 4" w:uiPriority="63" w:semiHidden="0" w:unhideWhenUsed="0"/>
+    <w:lsdException w:name="Medium Shading 2 Accent 4" w:uiPriority="64" w:semiHidden="0" w:unhideWhenUsed="0"/>
+    <w:lsdException w:name="Medium List 1 Accent 4" w:uiPriority="65" w:semiHidden="0" w:unhideWhenUsed="0" w:qFormat="1"/>
+    <w:lsdException w:name="Medium List 2 Accent 4" w:uiPriority="66" w:semiHidden="0" w:unhideWhenUsed="0" w:qFormat="1"/>
+    <w:lsdException w:name="Medium Grid 1 Accent 4" w:uiPriority="67" w:semiHidden="0" w:unhideWhenUsed="0" w:qFormat="1"/>
+    <w:lsdException w:name="Medium Grid 2 Accent 4" w:uiPriority="68" w:semiHidden="0" w:unhideWhenUsed="0" w:qFormat="1"/>
+    <w:lsdException w:name="Medium Grid 3 Accent 4" w:uiPriority="69" w:semiHidden="0" w:unhideWhenUsed="0" w:qFormat="1"/>
+    <w:lsdException w:name="Dark List Accent 4" w:uiPriority="70" w:semiHidden="0" w:unhideWhenUsed="0" w:qFormat="1"/>
+    <w:lsdException w:name="Colorful Shading Accent 4" w:uiPriority="71" w:semiHidden="0" w:unhideWhenUsed="0"/>
+    <w:lsdException w:name="Colorful List Accent 4" w:uiPriority="72" w:semiHidden="0" w:unhideWhenUsed="0"/>
+    <w:lsdException w:name="Colorful Grid Accent 4" w:uiPriority="73" w:semiHidden="0" w:unhideWhenUsed="0"/>
+    <w:lsdException w:name="Light Shading Accent 5" w:uiPriority="60" w:semiHidden="0" w:unhideWhenUsed="0"/>
+    <w:lsdException w:name="Light List Accent 5" w:uiPriority="61" w:semiHidden="0" w:unhideWhenUsed="0"/>
+    <w:lsdException w:name="Light Grid Accent 5" w:uiPriority="62" w:semiHidden="0" w:unhideWhenUsed="0"/>
+    <w:lsdException w:name="Medium Shading 1 Accent 5" w:uiPriority="63" w:semiHidden="0" w:unhideWhenUsed="0"/>
+    <w:lsdException w:name="Medium Shading 2 Accent 5" w:uiPriority="64" w:semiHidden="0" w:unhideWhenUsed="0"/>
+    <w:lsdException w:name="Medium List 1 Accent 5" w:uiPriority="65" w:semiHidden="0" w:unhideWhenUsed="0" w:qFormat="1"/>
+    <w:lsdException w:name="Medium List 2 Accent 5" w:uiPriority="66" w:semiHidden="0" w:unhideWhenUsed="0" w:qFormat="1"/>
+    <w:lsdException w:name="Medium Grid 1 Accent 5" w:uiPriority="67" w:semiHidden="0" w:unhideWhenUsed="0" w:qFormat="1"/>
+    <w:lsdException w:name="Medium Grid 2 Accent 5" w:uiPriority="68" w:semiHidden="0" w:unhideWhenUsed="0" w:qFormat="1"/>
+    <w:lsdException w:name="Medium Grid 3 Accent 5" w:uiPriority="69" w:semiHidden="0" w:unhideWhenUsed="0" w:qFormat="1"/>
+    <w:lsdException w:name="Dark List Accent 5" w:uiPriority="70" w:semiHidden="0" w:unhideWhenUsed="0" w:qFormat="1"/>
+    <w:lsdException w:name="Colorful Shading Accent 5" w:uiPriority="71" w:semiHidden="0" w:unhideWhenUsed="0"/>
+    <w:lsdException w:name="Colorful List Accent 5" w:uiPriority="72" w:semiHidden="0" w:unhideWhenUsed="0"/>
+    <w:lsdException w:name="Colorful Grid Accent 5" w:uiPriority="73" w:semiHidden="0" w:unhideWhenUsed="0"/>
+    <w:lsdException w:name="Light Shading Accent 6" w:uiPriority="60" w:semiHidden="0" w:unhideWhenUsed="0"/>
+    <w:lsdException w:name="Light List Accent 6" w:uiPriority="61" w:semiHidden="0" w:unhideWhenUsed="0"/>
+    <w:lsdException w:name="Light Grid Accent 6" w:uiPriority="62" w:semiHidden="0" w:unhideWhenUsed="0"/>
+    <w:lsdException w:name="Medium Shading 1 Accent 6" w:uiPriority="63" w:semiHidden="0" w:unhideWhenUsed="0"/>
+    <w:lsdException w:name="Medium Shading 2 Accent 6" w:uiPriority="64" w:semiHidden="0" w:unhideWhenUsed="0"/>
+    <w:lsdException w:name="Medium List 1 Accent 6" w:uiPriority="65" w:semiHidden="0" w:unhideWhenUsed="0" w:qFormat="1"/>
+    <w:lsdException w:name="Medium List 2 Accent 6" w:uiPriority="66" w:semiHidden="0" w:unhideWhenUsed="0" w:qFormat="1"/>
+    <w:lsdException w:name="Medium Grid 1 Accent 6" w:uiPriority="67" w:semiHidden="0" w:unhideWhenUsed="0" w:qFormat="1"/>
+    <w:lsdException w:name="Medium Grid 2 Accent 6" w:uiPriority="68" w:semiHidden="0" w:unhideWhenUsed="0" w:qFormat="1"/>
+    <w:lsdException w:name="Medium Grid 3 Accent 6" w:uiPriority="69" w:semiHidden="0" w:unhideWhenUsed="0" w:qFormat="1"/>
+    <w:lsdException w:name="Dark List Accent 6" w:uiPriority="70" w:semiHidden="0" w:unhideWhenUsed="0" w:qFormat="1"/>
+    <w:lsdException w:name="Colorful Shading Accent 6" w:uiPriority="71" w:semiHidden="0" w:unhideWhenUsed="0"/>
+    <w:lsdException w:name="Colorful List Accent 6" w:uiPriority="72" w:semiHidden="0" w:unhideWhenUsed="0"/>
+    <w:lsdException w:name="Colorful Grid Accent 6" w:uiPriority="73" w:semiHidden="0" w:unhideWhenUsed="0"/>
   </w:latentStyles>
-  <w:style w:type="paragraph" w:default="1" w:styleId="1">
+  <w:style w:type="paragraph" w:styleId="1" w:default="1">
     <w:name w:val="Normal"/>
     <w:qFormat/>
     <w:uiPriority w:val="0"/>
@@ -2431,13 +4759,13 @@
       </w14:textFill>
     </w:rPr>
   </w:style>
-  <w:style w:type="character" w:default="1" w:styleId="11">
+  <w:style w:type="character" w:styleId="11" w:default="1">
     <w:name w:val="Default Paragraph Font"/>
     <w:semiHidden/>
     <w:unhideWhenUsed/>
     <w:uiPriority w:val="1"/>
   </w:style>
-  <w:style w:type="table" w:default="1" w:styleId="12">
+  <w:style w:type="table" w:styleId="12" w:default="1">
     <w:name w:val="Normal Table"/>
     <w:semiHidden/>
     <w:unhideWhenUsed/>
@@ -14235,14 +16563,14 @@
       </w:tcPr>
     </w:tblStylePr>
   </w:style>
-  <w:style w:type="character" w:customStyle="1" w:styleId="135">
+  <w:style w:type="character" w:styleId="135" w:customStyle="1">
     <w:name w:val="Header Char"/>
     <w:basedOn w:val="11"/>
     <w:link w:val="19"/>
     <w:qFormat/>
     <w:uiPriority w:val="99"/>
   </w:style>
-  <w:style w:type="character" w:customStyle="1" w:styleId="136">
+  <w:style w:type="character" w:styleId="136" w:customStyle="1">
     <w:name w:val="Footer Char"/>
     <w:basedOn w:val="11"/>
     <w:link w:val="18"/>
@@ -14263,7 +16591,7 @@
       <w:lang w:val="en-US" w:eastAsia="en-US" w:bidi="ar-SA"/>
     </w:rPr>
   </w:style>
-  <w:style w:type="character" w:customStyle="1" w:styleId="138">
+  <w:style w:type="character" w:styleId="138" w:customStyle="1">
     <w:name w:val="Heading 1 Char"/>
     <w:basedOn w:val="11"/>
     <w:link w:val="2"/>
@@ -14277,7 +16605,7 @@
       <w:szCs w:val="28"/>
     </w:rPr>
   </w:style>
-  <w:style w:type="character" w:customStyle="1" w:styleId="139">
+  <w:style w:type="character" w:styleId="139" w:customStyle="1">
     <w:name w:val="Heading 2 Char"/>
     <w:basedOn w:val="11"/>
     <w:link w:val="3"/>
@@ -14296,7 +16624,7 @@
       </w14:textFill>
     </w:rPr>
   </w:style>
-  <w:style w:type="character" w:customStyle="1" w:styleId="140">
+  <w:style w:type="character" w:styleId="140" w:customStyle="1">
     <w:name w:val="Heading 3 Char"/>
     <w:basedOn w:val="11"/>
     <w:link w:val="4"/>
@@ -14313,7 +16641,7 @@
       </w14:textFill>
     </w:rPr>
   </w:style>
-  <w:style w:type="character" w:customStyle="1" w:styleId="141">
+  <w:style w:type="character" w:styleId="141" w:customStyle="1">
     <w:name w:val="Title Char"/>
     <w:basedOn w:val="11"/>
     <w:link w:val="36"/>
@@ -14327,7 +16655,7 @@
       <w:szCs w:val="52"/>
     </w:rPr>
   </w:style>
-  <w:style w:type="character" w:customStyle="1" w:styleId="142">
+  <w:style w:type="character" w:styleId="142" w:customStyle="1">
     <w:name w:val="Subtitle Char"/>
     <w:basedOn w:val="11"/>
     <w:link w:val="34"/>
@@ -14358,19 +16686,19 @@
       <w:contextualSpacing/>
     </w:pPr>
   </w:style>
-  <w:style w:type="character" w:customStyle="1" w:styleId="144">
+  <w:style w:type="character" w:styleId="144" w:customStyle="1">
     <w:name w:val="Body Text Char"/>
     <w:basedOn w:val="11"/>
     <w:link w:val="13"/>
     <w:uiPriority w:val="99"/>
   </w:style>
-  <w:style w:type="character" w:customStyle="1" w:styleId="145">
+  <w:style w:type="character" w:styleId="145" w:customStyle="1">
     <w:name w:val="Body Text 2 Char"/>
     <w:basedOn w:val="11"/>
     <w:link w:val="14"/>
     <w:uiPriority w:val="99"/>
   </w:style>
-  <w:style w:type="character" w:customStyle="1" w:styleId="146">
+  <w:style w:type="character" w:styleId="146" w:customStyle="1">
     <w:name w:val="Body Text 3 Char"/>
     <w:basedOn w:val="11"/>
     <w:link w:val="15"/>
@@ -14380,7 +16708,7 @@
       <w:szCs w:val="16"/>
     </w:rPr>
   </w:style>
-  <w:style w:type="character" w:customStyle="1" w:styleId="147">
+  <w:style w:type="character" w:styleId="147" w:customStyle="1">
     <w:name w:val="Macro Text Char"/>
     <w:basedOn w:val="11"/>
     <w:link w:val="32"/>
@@ -14409,7 +16737,7 @@
       </w14:textFill>
     </w:rPr>
   </w:style>
-  <w:style w:type="character" w:customStyle="1" w:styleId="149">
+  <w:style w:type="character" w:styleId="149" w:customStyle="1">
     <w:name w:val="Quote Char"/>
     <w:basedOn w:val="11"/>
     <w:link w:val="148"/>
@@ -14425,7 +16753,7 @@
       </w14:textFill>
     </w:rPr>
   </w:style>
-  <w:style w:type="character" w:customStyle="1" w:styleId="150">
+  <w:style w:type="character" w:styleId="150" w:customStyle="1">
     <w:name w:val="Heading 4 Char"/>
     <w:basedOn w:val="11"/>
     <w:link w:val="5"/>
@@ -14445,7 +16773,7 @@
       </w14:textFill>
     </w:rPr>
   </w:style>
-  <w:style w:type="character" w:customStyle="1" w:styleId="151">
+  <w:style w:type="character" w:styleId="151" w:customStyle="1">
     <w:name w:val="Heading 5 Char"/>
     <w:basedOn w:val="11"/>
     <w:link w:val="6"/>
@@ -14456,7 +16784,7 @@
       <w:color w:val="254061" w:themeColor="accent1" w:themeShade="80"/>
     </w:rPr>
   </w:style>
-  <w:style w:type="character" w:customStyle="1" w:styleId="152">
+  <w:style w:type="character" w:styleId="152" w:customStyle="1">
     <w:name w:val="Heading 6 Char"/>
     <w:basedOn w:val="11"/>
     <w:link w:val="7"/>
@@ -14469,7 +16797,7 @@
       <w:color w:val="254061" w:themeColor="accent1" w:themeShade="80"/>
     </w:rPr>
   </w:style>
-  <w:style w:type="character" w:customStyle="1" w:styleId="153">
+  <w:style w:type="character" w:styleId="153" w:customStyle="1">
     <w:name w:val="Heading 7 Char"/>
     <w:basedOn w:val="11"/>
     <w:link w:val="8"/>
@@ -14490,7 +16818,7 @@
       </w14:textFill>
     </w:rPr>
   </w:style>
-  <w:style w:type="character" w:customStyle="1" w:styleId="154">
+  <w:style w:type="character" w:styleId="154" w:customStyle="1">
     <w:name w:val="Heading 8 Char"/>
     <w:basedOn w:val="11"/>
     <w:link w:val="9"/>
@@ -14508,7 +16836,7 @@
       </w14:textFill>
     </w:rPr>
   </w:style>
-  <w:style w:type="character" w:customStyle="1" w:styleId="155">
+  <w:style w:type="character" w:styleId="155" w:customStyle="1">
     <w:name w:val="Heading 9 Char"/>
     <w:basedOn w:val="11"/>
     <w:link w:val="10"/>
@@ -14558,7 +16886,7 @@
       </w14:textFill>
     </w:rPr>
   </w:style>
-  <w:style w:type="character" w:customStyle="1" w:styleId="157">
+  <w:style w:type="character" w:styleId="157" w:customStyle="1">
     <w:name w:val="Intense Quote Char"/>
     <w:basedOn w:val="11"/>
     <w:link w:val="156"/>
@@ -14576,7 +16904,7 @@
       </w14:textFill>
     </w:rPr>
   </w:style>
-  <w:style w:type="character" w:customStyle="1" w:styleId="158">
+  <w:style w:type="character" w:styleId="158" w:customStyle="1">
     <w:name w:val="Subtle Emphasis"/>
     <w:basedOn w:val="11"/>
     <w:qFormat/>
@@ -14595,7 +16923,7 @@
       </w14:textFill>
     </w:rPr>
   </w:style>
-  <w:style w:type="character" w:customStyle="1" w:styleId="159">
+  <w:style w:type="character" w:styleId="159" w:customStyle="1">
     <w:name w:val="Intense Emphasis"/>
     <w:basedOn w:val="11"/>
     <w:qFormat/>
@@ -14613,7 +16941,7 @@
       </w14:textFill>
     </w:rPr>
   </w:style>
-  <w:style w:type="character" w:customStyle="1" w:styleId="160">
+  <w:style w:type="character" w:styleId="160" w:customStyle="1">
     <w:name w:val="Subtle Reference"/>
     <w:basedOn w:val="11"/>
     <w:qFormat/>
@@ -14629,7 +16957,7 @@
       </w14:textFill>
     </w:rPr>
   </w:style>
-  <w:style w:type="character" w:customStyle="1" w:styleId="161">
+  <w:style w:type="character" w:styleId="161" w:customStyle="1">
     <w:name w:val="Intense Reference"/>
     <w:basedOn w:val="11"/>
     <w:qFormat/>
@@ -14648,7 +16976,7 @@
       </w14:textFill>
     </w:rPr>
   </w:style>
-  <w:style w:type="character" w:customStyle="1" w:styleId="162">
+  <w:style w:type="character" w:styleId="162" w:customStyle="1">
     <w:name w:val="Book Title"/>
     <w:basedOn w:val="11"/>
     <w:qFormat/>
@@ -14660,7 +16988,7 @@
       <w:spacing w:val="5"/>
     </w:rPr>
   </w:style>
-  <w:style w:type="paragraph" w:customStyle="1" w:styleId="163">
+  <w:style w:type="paragraph" w:styleId="163" w:customStyle="1">
     <w:name w:val="TOC Heading"/>
     <w:basedOn w:val="2"/>
     <w:next w:val="1"/>

--- a/FinalReport.docx
+++ b/FinalReport.docx
@@ -396,6 +396,305 @@
     </w:tbl>
     <w:p/>
     <w:p>
+      <w:pPr>
+        <w:pStyle w:val="2"/>
+      </w:pPr>
+      <w:r>
+        <w:t>2.3</w:t>
+      </w:r>
+      <w:r>
+        <w:rPr>
+          <w:lang w:val="en-US"/>
+        </w:rPr>
+        <w:t>. Luồng Xuất Thuốc FEFO</w:t>
+      </w:r>
+    </w:p>
+    <w:p>
+      <w:r>
+        <w:drawing>
+          <wp:inline distT="0" distB="0" distL="114300" distR="114300">
+            <wp:extent cx="3514725" cy="5486400"/>
+            <wp:effectExtent l="0" t="0" r="0" b="0"/>
+            <wp:docPr id="235111257" name="drawing"/>
+            <wp:cNvGraphicFramePr>
+              <a:graphicFrameLocks xmlns:a="http://schemas.openxmlformats.org/drawingml/2006/main" noChangeAspect="1"/>
+            </wp:cNvGraphicFramePr>
+            <a:graphic xmlns:a="http://schemas.openxmlformats.org/drawingml/2006/main">
+              <a:graphicData uri="http://schemas.openxmlformats.org/drawingml/2006/picture">
+                <pic:pic xmlns:pic="http://schemas.openxmlformats.org/drawingml/2006/picture">
+                  <pic:nvPicPr>
+                    <pic:cNvPr id="235111257" name="drawing"/>
+                    <pic:cNvPicPr>
+                      <a:picLocks noChangeAspect="1"/>
+                    </pic:cNvPicPr>
+                  </pic:nvPicPr>
+                  <pic:blipFill>
+                    <a:blip r:embed="rId8"/>
+                    <a:stretch>
+                      <a:fillRect/>
+                    </a:stretch>
+                  </pic:blipFill>
+                  <pic:spPr>
+                    <a:xfrm>
+                      <a:off x="0" y="0"/>
+                      <a:ext cx="3514725" cy="5486400"/>
+                    </a:xfrm>
+                    <a:prstGeom prst="rect">
+                      <a:avLst/>
+                    </a:prstGeom>
+                  </pic:spPr>
+                </pic:pic>
+              </a:graphicData>
+            </a:graphic>
+          </wp:inline>
+        </w:drawing>
+      </w:r>
+    </w:p>
+    <w:p/>
+    <w:p>
+      <w:pPr>
+        <w:pStyle w:val="4"/>
+        <w:rPr>
+          <w:sz w:val="28"/>
+          <w:szCs w:val="28"/>
+        </w:rPr>
+      </w:pPr>
+      <w:r>
+        <w:rPr>
+          <w:sz w:val="28"/>
+          <w:szCs w:val="28"/>
+          <w:lang w:val="en-US"/>
+        </w:rPr>
+        <w:t>2.4</w:t>
+      </w:r>
+      <w:r>
+        <w:rPr>
+          <w:rFonts w:hint="default"/>
+          <w:sz w:val="28"/>
+          <w:szCs w:val="28"/>
+          <w:lang w:val="en-US"/>
+        </w:rPr>
+        <w:t xml:space="preserve"> </w:t>
+      </w:r>
+      <w:r>
+        <w:rPr>
+          <w:sz w:val="28"/>
+          <w:szCs w:val="28"/>
+          <w:lang w:val="en-US"/>
+        </w:rPr>
+        <w:t>Luồng So sánh 4 Cơ chế Khóa</w:t>
+      </w:r>
+    </w:p>
+    <w:p>
+      <w:pPr>
+        <w:pStyle w:val="3"/>
+      </w:pPr>
+    </w:p>
+    <w:p>
+      <w:r>
+        <w:drawing>
+          <wp:inline distT="0" distB="0" distL="114300" distR="114300">
+            <wp:extent cx="5486400" cy="1847850"/>
+            <wp:effectExtent l="0" t="0" r="0" b="0"/>
+            <wp:docPr id="111064819" name="drawing"/>
+            <wp:cNvGraphicFramePr>
+              <a:graphicFrameLocks xmlns:a="http://schemas.openxmlformats.org/drawingml/2006/main" noChangeAspect="1"/>
+            </wp:cNvGraphicFramePr>
+            <a:graphic xmlns:a="http://schemas.openxmlformats.org/drawingml/2006/main">
+              <a:graphicData uri="http://schemas.openxmlformats.org/drawingml/2006/picture">
+                <pic:pic xmlns:pic="http://schemas.openxmlformats.org/drawingml/2006/picture">
+                  <pic:nvPicPr>
+                    <pic:cNvPr id="111064819" name="drawing"/>
+                    <pic:cNvPicPr>
+                      <a:picLocks noChangeAspect="1"/>
+                    </pic:cNvPicPr>
+                  </pic:nvPicPr>
+                  <pic:blipFill>
+                    <a:blip r:embed="rId9"/>
+                    <a:stretch>
+                      <a:fillRect/>
+                    </a:stretch>
+                  </pic:blipFill>
+                  <pic:spPr>
+                    <a:xfrm>
+                      <a:off x="0" y="0"/>
+                      <a:ext cx="5486400" cy="1847850"/>
+                    </a:xfrm>
+                    <a:prstGeom prst="rect">
+                      <a:avLst/>
+                    </a:prstGeom>
+                  </pic:spPr>
+                </pic:pic>
+              </a:graphicData>
+            </a:graphic>
+          </wp:inline>
+        </w:drawing>
+      </w:r>
+    </w:p>
+    <w:p>
+      <w:pPr>
+        <w:pStyle w:val="4"/>
+        <w:rPr>
+          <w:sz w:val="28"/>
+          <w:szCs w:val="28"/>
+        </w:rPr>
+      </w:pPr>
+      <w:r>
+        <w:rPr>
+          <w:sz w:val="28"/>
+          <w:szCs w:val="28"/>
+          <w:lang w:val="en-US"/>
+        </w:rPr>
+        <w:t>2.5</w:t>
+      </w:r>
+      <w:r>
+        <w:rPr>
+          <w:rFonts w:hint="default"/>
+          <w:sz w:val="28"/>
+          <w:szCs w:val="28"/>
+          <w:lang w:val="en-US"/>
+        </w:rPr>
+        <w:t xml:space="preserve"> </w:t>
+      </w:r>
+      <w:r>
+        <w:rPr>
+          <w:sz w:val="28"/>
+          <w:szCs w:val="28"/>
+          <w:lang w:val="en-US"/>
+        </w:rPr>
+        <w:t>Luồng Simulator Tool</w:t>
+      </w:r>
+    </w:p>
+    <w:p>
+      <w:r>
+        <w:drawing>
+          <wp:inline distT="0" distB="0" distL="114300" distR="114300">
+            <wp:extent cx="5486400" cy="619125"/>
+            <wp:effectExtent l="0" t="0" r="0" b="0"/>
+            <wp:docPr id="47648405" name="drawing"/>
+            <wp:cNvGraphicFramePr>
+              <a:graphicFrameLocks xmlns:a="http://schemas.openxmlformats.org/drawingml/2006/main" noChangeAspect="1"/>
+            </wp:cNvGraphicFramePr>
+            <a:graphic xmlns:a="http://schemas.openxmlformats.org/drawingml/2006/main">
+              <a:graphicData uri="http://schemas.openxmlformats.org/drawingml/2006/picture">
+                <pic:pic xmlns:pic="http://schemas.openxmlformats.org/drawingml/2006/picture">
+                  <pic:nvPicPr>
+                    <pic:cNvPr id="47648405" name="drawing"/>
+                    <pic:cNvPicPr>
+                      <a:picLocks noChangeAspect="1"/>
+                    </pic:cNvPicPr>
+                  </pic:nvPicPr>
+                  <pic:blipFill>
+                    <a:blip r:embed="rId10"/>
+                    <a:stretch>
+                      <a:fillRect/>
+                    </a:stretch>
+                  </pic:blipFill>
+                  <pic:spPr>
+                    <a:xfrm>
+                      <a:off x="0" y="0"/>
+                      <a:ext cx="5486400" cy="619125"/>
+                    </a:xfrm>
+                    <a:prstGeom prst="rect">
+                      <a:avLst/>
+                    </a:prstGeom>
+                  </pic:spPr>
+                </pic:pic>
+              </a:graphicData>
+            </a:graphic>
+          </wp:inline>
+        </w:drawing>
+      </w:r>
+    </w:p>
+    <w:p>
+      <w:pPr>
+        <w:pStyle w:val="4"/>
+        <w:rPr>
+          <w:b/>
+          <w:bCs/>
+          <w:sz w:val="28"/>
+          <w:szCs w:val="28"/>
+        </w:rPr>
+      </w:pPr>
+      <w:r>
+        <w:rPr>
+          <w:b/>
+          <w:bCs/>
+          <w:sz w:val="28"/>
+          <w:szCs w:val="28"/>
+          <w:lang w:val="en-US"/>
+        </w:rPr>
+        <w:t>2.6</w:t>
+      </w:r>
+      <w:r>
+        <w:rPr>
+          <w:rFonts w:hint="default"/>
+          <w:b/>
+          <w:bCs/>
+          <w:sz w:val="28"/>
+          <w:szCs w:val="28"/>
+          <w:lang w:val="en-US"/>
+        </w:rPr>
+        <w:t xml:space="preserve"> </w:t>
+      </w:r>
+      <w:r>
+        <w:rPr>
+          <w:b/>
+          <w:bCs/>
+          <w:sz w:val="28"/>
+          <w:szCs w:val="28"/>
+          <w:lang w:val="en-US"/>
+        </w:rPr>
+        <w:t>Luồng Sinh Dữ liệu CSV</w:t>
+      </w:r>
+    </w:p>
+    <w:p>
+      <w:r>
+        <w:drawing>
+          <wp:inline distT="0" distB="0" distL="114300" distR="114300">
+            <wp:extent cx="3819525" cy="5486400"/>
+            <wp:effectExtent l="0" t="0" r="0" b="0"/>
+            <wp:docPr id="533277747" name="drawing"/>
+            <wp:cNvGraphicFramePr>
+              <a:graphicFrameLocks xmlns:a="http://schemas.openxmlformats.org/drawingml/2006/main" noChangeAspect="1"/>
+            </wp:cNvGraphicFramePr>
+            <a:graphic xmlns:a="http://schemas.openxmlformats.org/drawingml/2006/main">
+              <a:graphicData uri="http://schemas.openxmlformats.org/drawingml/2006/picture">
+                <pic:pic xmlns:pic="http://schemas.openxmlformats.org/drawingml/2006/picture">
+                  <pic:nvPicPr>
+                    <pic:cNvPr id="533277747" name="drawing"/>
+                    <pic:cNvPicPr>
+                      <a:picLocks noChangeAspect="1"/>
+                    </pic:cNvPicPr>
+                  </pic:nvPicPr>
+                  <pic:blipFill>
+                    <a:blip r:embed="rId11"/>
+                    <a:stretch>
+                      <a:fillRect/>
+                    </a:stretch>
+                  </pic:blipFill>
+                  <pic:spPr>
+                    <a:xfrm>
+                      <a:off x="0" y="0"/>
+                      <a:ext cx="3819525" cy="5486400"/>
+                    </a:xfrm>
+                    <a:prstGeom prst="rect">
+                      <a:avLst/>
+                    </a:prstGeom>
+                  </pic:spPr>
+                </pic:pic>
+              </a:graphicData>
+            </a:graphic>
+          </wp:inline>
+        </w:drawing>
+      </w:r>
+    </w:p>
+    <w:p>
+      <w:pPr>
+        <w:pStyle w:val="2"/>
+      </w:pPr>
+    </w:p>
+    <w:p>
       <w:r>
         <w:rPr>
           <w:b/>
@@ -508,7 +807,7 @@
                           </pic:cNvPicPr>
                         </pic:nvPicPr>
                         <pic:blipFill>
-                          <a:blip r:embed="rId8"/>
+                          <a:blip r:embed="rId12"/>
                           <a:stretch>
                             <a:fillRect/>
                           </a:stretch>
@@ -631,7 +930,7 @@
                           </pic:cNvPicPr>
                         </pic:nvPicPr>
                         <pic:blipFill>
-                          <a:blip r:embed="rId9"/>
+                          <a:blip r:embed="rId13"/>
                           <a:stretch>
                             <a:fillRect/>
                           </a:stretch>
@@ -754,7 +1053,7 @@
                           </pic:cNvPicPr>
                         </pic:nvPicPr>
                         <pic:blipFill>
-                          <a:blip r:embed="rId10"/>
+                          <a:blip r:embed="rId14"/>
                           <a:stretch>
                             <a:fillRect/>
                           </a:stretch>
@@ -851,7 +1150,7 @@
                           </pic:cNvPicPr>
                         </pic:nvPicPr>
                         <pic:blipFill>
-                          <a:blip r:embed="rId11"/>
+                          <a:blip r:embed="rId15"/>
                           <a:stretch>
                             <a:fillRect/>
                           </a:stretch>
@@ -965,7 +1264,7 @@
                           </pic:cNvPicPr>
                         </pic:nvPicPr>
                         <pic:blipFill>
-                          <a:blip r:embed="rId12"/>
+                          <a:blip r:embed="rId16"/>
                           <a:stretch>
                             <a:fillRect/>
                           </a:stretch>
@@ -994,8 +1293,6 @@
             <w:pPr>
               <w:jc w:val="center"/>
             </w:pPr>
-            <w:bookmarkStart w:id="0" w:name="_GoBack"/>
-            <w:bookmarkEnd w:id="0"/>
             <w:r>
               <w:br w:type="textWrapping"/>
             </w:r>
@@ -1018,7 +1315,7 @@
                           </pic:cNvPicPr>
                         </pic:nvPicPr>
                         <pic:blipFill>
-                          <a:blip r:embed="rId13"/>
+                          <a:blip r:embed="rId17"/>
                           <a:stretch>
                             <a:fillRect/>
                           </a:stretch>
@@ -1069,7 +1366,7 @@
                           </pic:cNvPicPr>
                         </pic:nvPicPr>
                         <pic:blipFill>
-                          <a:blip r:embed="rId14"/>
+                          <a:blip r:embed="rId18"/>
                           <a:stretch>
                             <a:fillRect/>
                           </a:stretch>
@@ -1097,626 +1394,997 @@
         </w:tc>
       </w:tr>
     </w:tbl>
-    <w:p/>
     <w:p>
+      <w:pPr>
+        <w:pStyle w:val="2"/>
+        <w:numPr>
+          <w:numId w:val="0"/>
+        </w:numPr>
+        <w:rPr>
+          <w:sz w:val="32"/>
+          <w:szCs w:val="32"/>
+        </w:rPr>
+      </w:pPr>
       <w:r>
         <w:rPr>
           <w:b/>
           <w:color w:val="0D47A1"/>
-          <w:sz w:val="28"/>
+          <w:sz w:val="32"/>
+          <w:szCs w:val="32"/>
         </w:rPr>
-        <w:t>4. Research và báo cáo thực nghiệm</w:t>
-      </w:r>
-    </w:p>
-    <w:p>
-      <w:r>
-        <w:t>Thiết kế thí nghiệm:</w:t>
-      </w:r>
-      <w:r>
         <w:br w:type="textWrapping"/>
       </w:r>
       <w:r>
-        <w:t>• Quy mô: 200 pharmacists</w:t>
+        <w:rPr>
+          <w:rFonts w:hint="default"/>
+          <w:b/>
+          <w:color w:val="0D47A1"/>
+          <w:sz w:val="32"/>
+          <w:szCs w:val="32"/>
+          <w:lang w:val="en-US"/>
+        </w:rPr>
+        <w:t xml:space="preserve">4. </w:t>
       </w:r>
-      <w:r>
-        <w:br w:type="textWrapping"/>
-      </w:r>
-      <w:r>
-        <w:t>• Số cơ chế so sánh: 4 mechanisms</w:t>
-      </w:r>
-      <w:r>
-        <w:br w:type="textWrapping"/>
-      </w:r>
-      <w:r>
-        <w:t>• Số lần chạy mỗi cơ chế: 3 lần</w:t>
-      </w:r>
-      <w:r>
-        <w:br w:type="textWrapping"/>
-      </w:r>
-      <w:r>
-        <w:t>• Chỉ số tổng hợp: lấy giá trị trung bình (average) theo từng cơ chế</w:t>
-      </w:r>
-      <w:r>
-        <w:br w:type="textWrapping"/>
-      </w:r>
-    </w:p>
-    <w:p>
-      <w:r>
-        <w:rPr>
-          <w:b/>
-        </w:rPr>
-        <w:t xml:space="preserve">Research Question: </w:t>
-      </w:r>
-      <w:r>
-        <w:t>Cơ chế nào đạt 0% tất cả lỗi và đồng thời có avg response time &lt; 100 ms?</w:t>
-      </w:r>
-    </w:p>
-    <w:p/>
-    <w:p>
+      <w:bookmarkStart w:id="0" w:name="_GoBack"/>
+      <w:bookmarkEnd w:id="0"/>
       <w:r>
         <w:rPr>
           <w:b/>
           <w:color w:val="0D47A1"/>
-          <w:sz w:val="28"/>
+          <w:sz w:val="32"/>
+          <w:szCs w:val="32"/>
         </w:rPr>
-        <w:t>4.1. Bảng số liệu thực nghiệm (điền sau khi chạy full experiment)</w:t>
-      </w:r>
-    </w:p>
-    <w:tbl>
-      <w:tblPr>
-        <w:tblStyle w:val="12"/>
-        <w:tblW w:w="0" w:type="auto"/>
-        <w:tblInd w:w="0" w:type="dxa"/>
-        <w:tblLayout w:type="autofit"/>
-        <w:tblCellMar>
-          <w:top w:w="0" w:type="dxa"/>
-          <w:left w:w="108" w:type="dxa"/>
-          <w:bottom w:w="0" w:type="dxa"/>
-          <w:right w:w="108" w:type="dxa"/>
-        </w:tblCellMar>
-      </w:tblPr>
-      <w:tblGrid>
-        <w:gridCol w:w="2160"/>
-        <w:gridCol w:w="2160"/>
-        <w:gridCol w:w="2160"/>
-        <w:gridCol w:w="2160"/>
-      </w:tblGrid>
-      <w:tr>
-        <w:tblPrEx>
-          <w:tblCellMar>
-            <w:top w:w="0" w:type="dxa"/>
-            <w:left w:w="108" w:type="dxa"/>
-            <w:bottom w:w="0" w:type="dxa"/>
-            <w:right w:w="108" w:type="dxa"/>
-          </w:tblCellMar>
-        </w:tblPrEx>
-        <w:tc>
-          <w:tcPr>
-            <w:tcW w:w="2160" w:type="dxa"/>
-            <w:tcBorders>
-              <w:top w:val="single" w:color="566573" w:sz="8" w:space="0"/>
-              <w:left w:val="single" w:color="566573" w:sz="8" w:space="0"/>
-              <w:bottom w:val="single" w:color="566573" w:sz="8" w:space="0"/>
-              <w:right w:val="single" w:color="566573" w:sz="8" w:space="0"/>
-            </w:tcBorders>
-          </w:tcPr>
-          <w:p>
-            <w:r>
-              <w:t>Mechanism</w:t>
-            </w:r>
-          </w:p>
-        </w:tc>
-        <w:tc>
-          <w:tcPr>
-            <w:tcW w:w="2160" w:type="dxa"/>
-            <w:tcBorders>
-              <w:top w:val="single" w:color="566573" w:sz="8" w:space="0"/>
-              <w:left w:val="single" w:color="566573" w:sz="8" w:space="0"/>
-              <w:bottom w:val="single" w:color="566573" w:sz="8" w:space="0"/>
-              <w:right w:val="single" w:color="566573" w:sz="8" w:space="0"/>
-            </w:tcBorders>
-          </w:tcPr>
-          <w:p>
-            <w:r>
-              <w:t>Run 1/2/3 Response Time (ms)</w:t>
-            </w:r>
-          </w:p>
-        </w:tc>
-        <w:tc>
-          <w:tcPr>
-            <w:tcW w:w="2160" w:type="dxa"/>
-            <w:tcBorders>
-              <w:top w:val="single" w:color="566573" w:sz="8" w:space="0"/>
-              <w:left w:val="single" w:color="566573" w:sz="8" w:space="0"/>
-              <w:bottom w:val="single" w:color="566573" w:sz="8" w:space="0"/>
-              <w:right w:val="single" w:color="566573" w:sz="8" w:space="0"/>
-            </w:tcBorders>
-          </w:tcPr>
-          <w:p>
-            <w:r>
-              <w:t>Average Response Time (ms)</w:t>
-            </w:r>
-          </w:p>
-        </w:tc>
-        <w:tc>
-          <w:tcPr>
-            <w:tcW w:w="2160" w:type="dxa"/>
-            <w:tcBorders>
-              <w:top w:val="single" w:color="566573" w:sz="8" w:space="0"/>
-              <w:left w:val="single" w:color="566573" w:sz="8" w:space="0"/>
-              <w:bottom w:val="single" w:color="566573" w:sz="8" w:space="0"/>
-              <w:right w:val="single" w:color="566573" w:sz="8" w:space="0"/>
-            </w:tcBorders>
-          </w:tcPr>
-          <w:p>
-            <w:r>
-              <w:t>Error Rate (%)</w:t>
-            </w:r>
-          </w:p>
-        </w:tc>
-      </w:tr>
-      <w:tr>
-        <w:tblPrEx>
-          <w:tblCellMar>
-            <w:top w:w="0" w:type="dxa"/>
-            <w:left w:w="108" w:type="dxa"/>
-            <w:bottom w:w="0" w:type="dxa"/>
-            <w:right w:w="108" w:type="dxa"/>
-          </w:tblCellMar>
-        </w:tblPrEx>
-        <w:tc>
-          <w:tcPr>
-            <w:tcW w:w="2160" w:type="dxa"/>
-            <w:tcBorders>
-              <w:top w:val="single" w:color="566573" w:sz="8" w:space="0"/>
-              <w:left w:val="single" w:color="566573" w:sz="8" w:space="0"/>
-              <w:bottom w:val="single" w:color="566573" w:sz="8" w:space="0"/>
-              <w:right w:val="single" w:color="566573" w:sz="8" w:space="0"/>
-            </w:tcBorders>
-          </w:tcPr>
-          <w:p>
-            <w:r>
-              <w:t>Mechanism A</w:t>
-            </w:r>
-          </w:p>
-        </w:tc>
-        <w:tc>
-          <w:tcPr>
-            <w:tcW w:w="2160" w:type="dxa"/>
-            <w:tcBorders>
-              <w:top w:val="single" w:color="566573" w:sz="8" w:space="0"/>
-              <w:left w:val="single" w:color="566573" w:sz="8" w:space="0"/>
-              <w:bottom w:val="single" w:color="566573" w:sz="8" w:space="0"/>
-              <w:right w:val="single" w:color="566573" w:sz="8" w:space="0"/>
-            </w:tcBorders>
-          </w:tcPr>
-          <w:p>
-            <w:r>
-              <w:t>... / ... / ...</w:t>
-            </w:r>
-          </w:p>
-        </w:tc>
-        <w:tc>
-          <w:tcPr>
-            <w:tcW w:w="2160" w:type="dxa"/>
-            <w:tcBorders>
-              <w:top w:val="single" w:color="566573" w:sz="8" w:space="0"/>
-              <w:left w:val="single" w:color="566573" w:sz="8" w:space="0"/>
-              <w:bottom w:val="single" w:color="566573" w:sz="8" w:space="0"/>
-              <w:right w:val="single" w:color="566573" w:sz="8" w:space="0"/>
-            </w:tcBorders>
-          </w:tcPr>
-          <w:p>
-            <w:r>
-              <w:t>...</w:t>
-            </w:r>
-          </w:p>
-        </w:tc>
-        <w:tc>
-          <w:tcPr>
-            <w:tcW w:w="2160" w:type="dxa"/>
-            <w:tcBorders>
-              <w:top w:val="single" w:color="566573" w:sz="8" w:space="0"/>
-              <w:left w:val="single" w:color="566573" w:sz="8" w:space="0"/>
-              <w:bottom w:val="single" w:color="566573" w:sz="8" w:space="0"/>
-              <w:right w:val="single" w:color="566573" w:sz="8" w:space="0"/>
-            </w:tcBorders>
-          </w:tcPr>
-          <w:p>
-            <w:r>
-              <w:t>...</w:t>
-            </w:r>
-          </w:p>
-        </w:tc>
-      </w:tr>
-      <w:tr>
-        <w:tblPrEx>
-          <w:tblCellMar>
-            <w:top w:w="0" w:type="dxa"/>
-            <w:left w:w="108" w:type="dxa"/>
-            <w:bottom w:w="0" w:type="dxa"/>
-            <w:right w:w="108" w:type="dxa"/>
-          </w:tblCellMar>
-        </w:tblPrEx>
-        <w:tc>
-          <w:tcPr>
-            <w:tcW w:w="2160" w:type="dxa"/>
-            <w:tcBorders>
-              <w:top w:val="single" w:color="566573" w:sz="8" w:space="0"/>
-              <w:left w:val="single" w:color="566573" w:sz="8" w:space="0"/>
-              <w:bottom w:val="single" w:color="566573" w:sz="8" w:space="0"/>
-              <w:right w:val="single" w:color="566573" w:sz="8" w:space="0"/>
-            </w:tcBorders>
-          </w:tcPr>
-          <w:p>
-            <w:r>
-              <w:t>Mechanism B</w:t>
-            </w:r>
-          </w:p>
-        </w:tc>
-        <w:tc>
-          <w:tcPr>
-            <w:tcW w:w="2160" w:type="dxa"/>
-            <w:tcBorders>
-              <w:top w:val="single" w:color="566573" w:sz="8" w:space="0"/>
-              <w:left w:val="single" w:color="566573" w:sz="8" w:space="0"/>
-              <w:bottom w:val="single" w:color="566573" w:sz="8" w:space="0"/>
-              <w:right w:val="single" w:color="566573" w:sz="8" w:space="0"/>
-            </w:tcBorders>
-          </w:tcPr>
-          <w:p>
-            <w:r>
-              <w:t>... / ... / ...</w:t>
-            </w:r>
-          </w:p>
-        </w:tc>
-        <w:tc>
-          <w:tcPr>
-            <w:tcW w:w="2160" w:type="dxa"/>
-            <w:tcBorders>
-              <w:top w:val="single" w:color="566573" w:sz="8" w:space="0"/>
-              <w:left w:val="single" w:color="566573" w:sz="8" w:space="0"/>
-              <w:bottom w:val="single" w:color="566573" w:sz="8" w:space="0"/>
-              <w:right w:val="single" w:color="566573" w:sz="8" w:space="0"/>
-            </w:tcBorders>
-          </w:tcPr>
-          <w:p>
-            <w:r>
-              <w:t>...</w:t>
-            </w:r>
-          </w:p>
-        </w:tc>
-        <w:tc>
-          <w:tcPr>
-            <w:tcW w:w="2160" w:type="dxa"/>
-            <w:tcBorders>
-              <w:top w:val="single" w:color="566573" w:sz="8" w:space="0"/>
-              <w:left w:val="single" w:color="566573" w:sz="8" w:space="0"/>
-              <w:bottom w:val="single" w:color="566573" w:sz="8" w:space="0"/>
-              <w:right w:val="single" w:color="566573" w:sz="8" w:space="0"/>
-            </w:tcBorders>
-          </w:tcPr>
-          <w:p>
-            <w:r>
-              <w:t>...</w:t>
-            </w:r>
-          </w:p>
-        </w:tc>
-      </w:tr>
-      <w:tr>
-        <w:tblPrEx>
-          <w:tblCellMar>
-            <w:top w:w="0" w:type="dxa"/>
-            <w:left w:w="108" w:type="dxa"/>
-            <w:bottom w:w="0" w:type="dxa"/>
-            <w:right w:w="108" w:type="dxa"/>
-          </w:tblCellMar>
-        </w:tblPrEx>
-        <w:tc>
-          <w:tcPr>
-            <w:tcW w:w="2160" w:type="dxa"/>
-            <w:tcBorders>
-              <w:top w:val="single" w:color="566573" w:sz="8" w:space="0"/>
-              <w:left w:val="single" w:color="566573" w:sz="8" w:space="0"/>
-              <w:bottom w:val="single" w:color="566573" w:sz="8" w:space="0"/>
-              <w:right w:val="single" w:color="566573" w:sz="8" w:space="0"/>
-            </w:tcBorders>
-          </w:tcPr>
-          <w:p>
-            <w:r>
-              <w:t>Mechanism C</w:t>
-            </w:r>
-          </w:p>
-        </w:tc>
-        <w:tc>
-          <w:tcPr>
-            <w:tcW w:w="2160" w:type="dxa"/>
-            <w:tcBorders>
-              <w:top w:val="single" w:color="566573" w:sz="8" w:space="0"/>
-              <w:left w:val="single" w:color="566573" w:sz="8" w:space="0"/>
-              <w:bottom w:val="single" w:color="566573" w:sz="8" w:space="0"/>
-              <w:right w:val="single" w:color="566573" w:sz="8" w:space="0"/>
-            </w:tcBorders>
-          </w:tcPr>
-          <w:p>
-            <w:r>
-              <w:t>... / ... / ...</w:t>
-            </w:r>
-          </w:p>
-        </w:tc>
-        <w:tc>
-          <w:tcPr>
-            <w:tcW w:w="2160" w:type="dxa"/>
-            <w:tcBorders>
-              <w:top w:val="single" w:color="566573" w:sz="8" w:space="0"/>
-              <w:left w:val="single" w:color="566573" w:sz="8" w:space="0"/>
-              <w:bottom w:val="single" w:color="566573" w:sz="8" w:space="0"/>
-              <w:right w:val="single" w:color="566573" w:sz="8" w:space="0"/>
-            </w:tcBorders>
-          </w:tcPr>
-          <w:p>
-            <w:r>
-              <w:t>...</w:t>
-            </w:r>
-          </w:p>
-        </w:tc>
-        <w:tc>
-          <w:tcPr>
-            <w:tcW w:w="2160" w:type="dxa"/>
-            <w:tcBorders>
-              <w:top w:val="single" w:color="566573" w:sz="8" w:space="0"/>
-              <w:left w:val="single" w:color="566573" w:sz="8" w:space="0"/>
-              <w:bottom w:val="single" w:color="566573" w:sz="8" w:space="0"/>
-              <w:right w:val="single" w:color="566573" w:sz="8" w:space="0"/>
-            </w:tcBorders>
-          </w:tcPr>
-          <w:p>
-            <w:r>
-              <w:t>...</w:t>
-            </w:r>
-          </w:p>
-        </w:tc>
-      </w:tr>
-      <w:tr>
-        <w:tblPrEx>
-          <w:tblCellMar>
-            <w:top w:w="0" w:type="dxa"/>
-            <w:left w:w="108" w:type="dxa"/>
-            <w:bottom w:w="0" w:type="dxa"/>
-            <w:right w:w="108" w:type="dxa"/>
-          </w:tblCellMar>
-        </w:tblPrEx>
-        <w:tc>
-          <w:tcPr>
-            <w:tcW w:w="2160" w:type="dxa"/>
-            <w:tcBorders>
-              <w:top w:val="single" w:color="566573" w:sz="8" w:space="0"/>
-              <w:left w:val="single" w:color="566573" w:sz="8" w:space="0"/>
-              <w:bottom w:val="single" w:color="566573" w:sz="8" w:space="0"/>
-              <w:right w:val="single" w:color="566573" w:sz="8" w:space="0"/>
-            </w:tcBorders>
-          </w:tcPr>
-          <w:p>
-            <w:r>
-              <w:t>Mechanism D</w:t>
-            </w:r>
-          </w:p>
-        </w:tc>
-        <w:tc>
-          <w:tcPr>
-            <w:tcW w:w="2160" w:type="dxa"/>
-            <w:tcBorders>
-              <w:top w:val="single" w:color="566573" w:sz="8" w:space="0"/>
-              <w:left w:val="single" w:color="566573" w:sz="8" w:space="0"/>
-              <w:bottom w:val="single" w:color="566573" w:sz="8" w:space="0"/>
-              <w:right w:val="single" w:color="566573" w:sz="8" w:space="0"/>
-            </w:tcBorders>
-          </w:tcPr>
-          <w:p>
-            <w:r>
-              <w:t>... / ... / ...</w:t>
-            </w:r>
-          </w:p>
-        </w:tc>
-        <w:tc>
-          <w:tcPr>
-            <w:tcW w:w="2160" w:type="dxa"/>
-            <w:tcBorders>
-              <w:top w:val="single" w:color="566573" w:sz="8" w:space="0"/>
-              <w:left w:val="single" w:color="566573" w:sz="8" w:space="0"/>
-              <w:bottom w:val="single" w:color="566573" w:sz="8" w:space="0"/>
-              <w:right w:val="single" w:color="566573" w:sz="8" w:space="0"/>
-            </w:tcBorders>
-          </w:tcPr>
-          <w:p>
-            <w:r>
-              <w:t>...</w:t>
-            </w:r>
-          </w:p>
-        </w:tc>
-        <w:tc>
-          <w:tcPr>
-            <w:tcW w:w="2160" w:type="dxa"/>
-            <w:tcBorders>
-              <w:top w:val="single" w:color="566573" w:sz="8" w:space="0"/>
-              <w:left w:val="single" w:color="566573" w:sz="8" w:space="0"/>
-              <w:bottom w:val="single" w:color="566573" w:sz="8" w:space="0"/>
-              <w:right w:val="single" w:color="566573" w:sz="8" w:space="0"/>
-            </w:tcBorders>
-          </w:tcPr>
-          <w:p>
-            <w:r>
-              <w:t>...</w:t>
-            </w:r>
-          </w:p>
-        </w:tc>
-      </w:tr>
-    </w:tbl>
-    <w:p/>
-    <w:p>
-      <w:r>
-        <w:rPr>
-          <w:b/>
-          <w:color w:val="0D47A1"/>
-          <w:sz w:val="28"/>
-        </w:rPr>
-        <w:t>4.2. Biểu đồ so sánh (response time vs error rate)</w:t>
+        <w:t>Research và báo cáo thực nghiệm</w:t>
       </w:r>
     </w:p>
     <w:p>
+      <w:pPr>
+        <w:pStyle w:val="3"/>
+        <w:spacing w:before="299" w:beforeAutospacing="0" w:after="299" w:afterAutospacing="0"/>
+        <w:rPr>
+          <w:sz w:val="28"/>
+          <w:szCs w:val="28"/>
+        </w:rPr>
+      </w:pPr>
       <w:r>
         <w:rPr>
+          <w:rFonts w:hint="default" w:ascii="Calibri" w:hAnsi="Calibri" w:eastAsia="Calibri" w:cs="Calibri"/>
           <w:b/>
-          <w:color w:val="0D47A1"/>
+          <w:bCs/>
           <w:sz w:val="28"/>
+          <w:szCs w:val="28"/>
+          <w:lang w:val="en-US"/>
         </w:rPr>
-        <w:t>Biểu đồ 4 cơ chế</w:t>
+        <w:t>4</w:t>
       </w:r>
-    </w:p>
-    <w:tbl>
-      <w:tblPr>
-        <w:tblStyle w:val="12"/>
-        <w:tblW w:w="0" w:type="auto"/>
-        <w:tblInd w:w="0" w:type="dxa"/>
-        <w:tblLayout w:type="fixed"/>
-        <w:tblCellMar>
-          <w:top w:w="0" w:type="dxa"/>
-          <w:left w:w="108" w:type="dxa"/>
-          <w:bottom w:w="0" w:type="dxa"/>
-          <w:right w:w="108" w:type="dxa"/>
-        </w:tblCellMar>
-      </w:tblPr>
-      <w:tblGrid>
-        <w:gridCol w:w="8640"/>
-      </w:tblGrid>
-      <w:tr>
-        <w:tblPrEx>
-          <w:tblCellMar>
-            <w:top w:w="0" w:type="dxa"/>
-            <w:left w:w="108" w:type="dxa"/>
-            <w:bottom w:w="0" w:type="dxa"/>
-            <w:right w:w="108" w:type="dxa"/>
-          </w:tblCellMar>
-        </w:tblPrEx>
-        <w:tc>
-          <w:tcPr>
-            <w:tcW w:w="8640" w:type="dxa"/>
-            <w:tcBorders>
-              <w:top w:val="single" w:color="1F618D" w:sz="12" w:space="0"/>
-              <w:left w:val="single" w:color="1F618D" w:sz="12" w:space="0"/>
-              <w:bottom w:val="single" w:color="1F618D" w:sz="12" w:space="0"/>
-              <w:right w:val="single" w:color="1F618D" w:sz="12" w:space="0"/>
-            </w:tcBorders>
-          </w:tcPr>
-          <w:p>
-            <w:pPr>
-              <w:jc w:val="left"/>
-            </w:pPr>
-            <w:r>
-              <w:rPr>
-                <w:b/>
-              </w:rPr>
-              <w:t>Vùng ảnh: Biểu đồ 4 cơ chế</w:t>
-            </w:r>
-          </w:p>
-        </w:tc>
-      </w:tr>
-      <w:tr>
-        <w:tblPrEx>
-          <w:tblCellMar>
-            <w:top w:w="0" w:type="dxa"/>
-            <w:left w:w="108" w:type="dxa"/>
-            <w:bottom w:w="0" w:type="dxa"/>
-            <w:right w:w="108" w:type="dxa"/>
-          </w:tblCellMar>
-        </w:tblPrEx>
-        <w:tc>
-          <w:tcPr>
-            <w:tcW w:w="8640" w:type="dxa"/>
-            <w:tcBorders>
-              <w:top w:val="single" w:color="1F618D" w:sz="12" w:space="0"/>
-              <w:left w:val="single" w:color="1F618D" w:sz="12" w:space="0"/>
-              <w:bottom w:val="single" w:color="1F618D" w:sz="12" w:space="0"/>
-              <w:right w:val="single" w:color="1F618D" w:sz="12" w:space="0"/>
-            </w:tcBorders>
-          </w:tcPr>
-          <w:p>
-            <w:pPr>
-              <w:jc w:val="center"/>
-            </w:pPr>
-            <w:r>
-              <w:rPr>
-                <w:b/>
-                <w:color w:val="616161"/>
-                <w:sz w:val="24"/>
-              </w:rPr>
-              <w:t>[DÁN SCREENSHOT TẠI ĐÂY]</w:t>
-            </w:r>
-            <w:r>
-              <w:rPr>
-                <w:b/>
-                <w:color w:val="616161"/>
-                <w:sz w:val="24"/>
-              </w:rPr>
-              <w:br w:type="textWrapping"/>
-            </w:r>
-            <w:r>
-              <w:rPr>
-                <w:i/>
-                <w:sz w:val="20"/>
-              </w:rPr>
-              <w:t>Gợi ý: dùng biểu đồ kết hợp (Column cho Avg Response Time và Line cho Error Rate), gồm 4 cơ chế A/B/C/D.</w:t>
-            </w:r>
-          </w:p>
-        </w:tc>
-      </w:tr>
-    </w:tbl>
-    <w:p/>
-    <w:p>
       <w:r>
         <w:rPr>
+          <w:rFonts w:ascii="Calibri" w:hAnsi="Calibri" w:eastAsia="Calibri" w:cs="Calibri"/>
           <w:b/>
-          <w:color w:val="0D47A1"/>
+          <w:bCs/>
           <w:sz w:val="28"/>
+          <w:szCs w:val="28"/>
+          <w:lang w:val="en-US"/>
         </w:rPr>
-        <w:t>4.3. Kết luận Research Question</w:t>
+        <w:t>.1. Mục tiêu</w:t>
       </w:r>
     </w:p>
     <w:p>
+      <w:pPr>
+        <w:pStyle w:val="143"/>
+        <w:numPr>
+          <w:ilvl w:val="0"/>
+          <w:numId w:val="7"/>
+        </w:numPr>
+        <w:spacing w:before="240" w:beforeAutospacing="0" w:after="240" w:afterAutospacing="0"/>
+        <w:rPr>
+          <w:rFonts w:ascii="Calibri" w:hAnsi="Calibri" w:eastAsia="Calibri" w:cs="Calibri"/>
+          <w:sz w:val="22"/>
+          <w:szCs w:val="22"/>
+          <w:lang w:val="en-US"/>
+        </w:rPr>
+      </w:pPr>
       <w:r>
-        <w:t>Mẫu kết luận:</w:t>
+        <w:rPr>
+          <w:rFonts w:ascii="Calibri" w:hAnsi="Calibri" w:eastAsia="Calibri" w:cs="Calibri"/>
+          <w:sz w:val="22"/>
+          <w:szCs w:val="22"/>
+          <w:lang w:val="en-US"/>
+        </w:rPr>
+        <w:t>Đánh giá hiệu suất và độ chính xác của 4 cơ chế đồng bộ:</w:t>
+      </w:r>
+    </w:p>
+    <w:p>
+      <w:pPr>
+        <w:pStyle w:val="143"/>
+        <w:numPr>
+          <w:ilvl w:val="1"/>
+          <w:numId w:val="7"/>
+        </w:numPr>
+        <w:spacing w:before="240" w:beforeAutospacing="0" w:after="240" w:afterAutospacing="0"/>
+        <w:rPr>
+          <w:rFonts w:ascii="Calibri" w:hAnsi="Calibri" w:eastAsia="Calibri" w:cs="Calibri"/>
+          <w:sz w:val="22"/>
+          <w:szCs w:val="22"/>
+          <w:lang w:val="en-US"/>
+        </w:rPr>
+      </w:pPr>
+      <w:r>
+        <w:rPr>
+          <w:rFonts w:ascii="Calibri" w:hAnsi="Calibri" w:eastAsia="Calibri" w:cs="Calibri"/>
+          <w:sz w:val="22"/>
+          <w:szCs w:val="22"/>
+          <w:lang w:val="en-US"/>
+        </w:rPr>
+        <w:t>NO_LOCK</w:t>
+      </w:r>
+    </w:p>
+    <w:p>
+      <w:pPr>
+        <w:pStyle w:val="143"/>
+        <w:numPr>
+          <w:ilvl w:val="1"/>
+          <w:numId w:val="7"/>
+        </w:numPr>
+        <w:spacing w:before="240" w:beforeAutospacing="0" w:after="240" w:afterAutospacing="0"/>
+        <w:rPr>
+          <w:rFonts w:ascii="Calibri" w:hAnsi="Calibri" w:eastAsia="Calibri" w:cs="Calibri"/>
+          <w:sz w:val="22"/>
+          <w:szCs w:val="22"/>
+          <w:lang w:val="en-US"/>
+        </w:rPr>
+      </w:pPr>
+      <w:r>
+        <w:rPr>
+          <w:rFonts w:ascii="Calibri" w:hAnsi="Calibri" w:eastAsia="Calibri" w:cs="Calibri"/>
+          <w:sz w:val="22"/>
+          <w:szCs w:val="22"/>
+          <w:lang w:val="en-US"/>
+        </w:rPr>
+        <w:t>SYNC</w:t>
+      </w:r>
+    </w:p>
+    <w:p>
+      <w:pPr>
+        <w:pStyle w:val="143"/>
+        <w:numPr>
+          <w:ilvl w:val="1"/>
+          <w:numId w:val="7"/>
+        </w:numPr>
+        <w:spacing w:before="240" w:beforeAutospacing="0" w:after="240" w:afterAutospacing="0"/>
+        <w:rPr>
+          <w:rFonts w:ascii="Calibri" w:hAnsi="Calibri" w:eastAsia="Calibri" w:cs="Calibri"/>
+          <w:sz w:val="22"/>
+          <w:szCs w:val="22"/>
+          <w:lang w:val="en-US"/>
+        </w:rPr>
+      </w:pPr>
+      <w:r>
+        <w:rPr>
+          <w:rFonts w:ascii="Calibri" w:hAnsi="Calibri" w:eastAsia="Calibri" w:cs="Calibri"/>
+          <w:sz w:val="22"/>
+          <w:szCs w:val="22"/>
+          <w:lang w:val="en-US"/>
+        </w:rPr>
+        <w:t>OPTIMISTIC</w:t>
+      </w:r>
+    </w:p>
+    <w:p>
+      <w:pPr>
+        <w:pStyle w:val="143"/>
+        <w:numPr>
+          <w:ilvl w:val="1"/>
+          <w:numId w:val="7"/>
+        </w:numPr>
+        <w:spacing w:before="240" w:beforeAutospacing="0" w:after="240" w:afterAutospacing="0"/>
+        <w:rPr>
+          <w:rFonts w:ascii="Calibri" w:hAnsi="Calibri" w:eastAsia="Calibri" w:cs="Calibri"/>
+          <w:sz w:val="22"/>
+          <w:szCs w:val="22"/>
+          <w:lang w:val="en-US"/>
+        </w:rPr>
+      </w:pPr>
+      <w:r>
+        <w:rPr>
+          <w:rFonts w:ascii="Calibri" w:hAnsi="Calibri" w:eastAsia="Calibri" w:cs="Calibri"/>
+          <w:sz w:val="22"/>
+          <w:szCs w:val="22"/>
+          <w:lang w:val="en-US"/>
+        </w:rPr>
+        <w:t>FILE_LOCK</w:t>
+      </w:r>
+    </w:p>
+    <w:p>
+      <w:pPr>
+        <w:pStyle w:val="143"/>
+        <w:numPr>
+          <w:ilvl w:val="0"/>
+          <w:numId w:val="7"/>
+        </w:numPr>
+        <w:spacing w:before="240" w:beforeAutospacing="0" w:after="240" w:afterAutospacing="0"/>
+        <w:rPr>
+          <w:rFonts w:ascii="Calibri" w:hAnsi="Calibri" w:eastAsia="Calibri" w:cs="Calibri"/>
+          <w:sz w:val="22"/>
+          <w:szCs w:val="22"/>
+          <w:lang w:val="en-US"/>
+        </w:rPr>
+      </w:pPr>
+      <w:r>
+        <w:rPr>
+          <w:rFonts w:ascii="Calibri" w:hAnsi="Calibri" w:eastAsia="Calibri" w:cs="Calibri"/>
+          <w:sz w:val="22"/>
+          <w:szCs w:val="22"/>
+          <w:lang w:val="en-US"/>
+        </w:rPr>
+        <w:t>Chứng minh sự khác biệt giữa hệ thống không đồng bộ và có đồng bộ.</w:t>
+      </w:r>
+    </w:p>
+    <w:p>
+      <w:pPr>
+        <w:pStyle w:val="143"/>
+        <w:numPr>
+          <w:ilvl w:val="0"/>
+          <w:numId w:val="7"/>
+        </w:numPr>
+        <w:spacing w:before="240" w:beforeAutospacing="0" w:after="240" w:afterAutospacing="0"/>
+        <w:rPr>
+          <w:rFonts w:ascii="Calibri" w:hAnsi="Calibri" w:eastAsia="Calibri" w:cs="Calibri"/>
+          <w:sz w:val="22"/>
+          <w:szCs w:val="22"/>
+          <w:lang w:val="en-US"/>
+        </w:rPr>
+      </w:pPr>
+      <w:r>
+        <w:rPr>
+          <w:rFonts w:ascii="Calibri" w:hAnsi="Calibri" w:eastAsia="Calibri" w:cs="Calibri"/>
+          <w:sz w:val="22"/>
+          <w:szCs w:val="22"/>
+          <w:lang w:val="en-US"/>
+        </w:rPr>
+        <w:t>Đưa ra cơ chế phù hợp nhất cho hệ thống quản lý chuỗi nhà thuốc.</w:t>
+      </w:r>
+    </w:p>
+    <w:p>
+      <w:pPr>
+        <w:pStyle w:val="3"/>
+        <w:spacing w:before="299" w:beforeAutospacing="0" w:after="299" w:afterAutospacing="0"/>
+        <w:rPr>
+          <w:sz w:val="28"/>
+          <w:szCs w:val="28"/>
+        </w:rPr>
+      </w:pPr>
+      <w:r>
+        <w:rPr>
+          <w:rFonts w:hint="default" w:ascii="Calibri" w:hAnsi="Calibri" w:eastAsia="Calibri" w:cs="Calibri"/>
+          <w:b/>
+          <w:bCs/>
+          <w:sz w:val="28"/>
+          <w:szCs w:val="28"/>
+          <w:lang w:val="en-US"/>
+        </w:rPr>
+        <w:t>4</w:t>
       </w:r>
       <w:r>
-        <w:br w:type="textWrapping"/>
+        <w:rPr>
+          <w:rFonts w:ascii="Calibri" w:hAnsi="Calibri" w:eastAsia="Calibri" w:cs="Calibri"/>
+          <w:b/>
+          <w:bCs/>
+          <w:sz w:val="28"/>
+          <w:szCs w:val="28"/>
+          <w:lang w:val="en-US"/>
+        </w:rPr>
+        <w:t>.2. Phương pháp</w:t>
+      </w:r>
+    </w:p>
+    <w:p>
+      <w:pPr>
+        <w:pStyle w:val="143"/>
+        <w:numPr>
+          <w:ilvl w:val="0"/>
+          <w:numId w:val="8"/>
+        </w:numPr>
+        <w:spacing w:before="240" w:beforeAutospacing="0" w:after="240" w:afterAutospacing="0"/>
+        <w:rPr>
+          <w:rFonts w:ascii="Calibri" w:hAnsi="Calibri" w:eastAsia="Calibri" w:cs="Calibri"/>
+          <w:sz w:val="22"/>
+          <w:szCs w:val="22"/>
+          <w:lang w:val="en-US"/>
+        </w:rPr>
+      </w:pPr>
+      <w:r>
+        <w:rPr>
+          <w:rFonts w:ascii="Calibri" w:hAnsi="Calibri" w:eastAsia="Calibri" w:cs="Calibri"/>
+          <w:sz w:val="22"/>
+          <w:szCs w:val="22"/>
+          <w:lang w:val="en-US"/>
+        </w:rPr>
+        <w:t xml:space="preserve">Chạy mô phỏng với </w:t>
       </w:r>
       <w:r>
-        <w:t>• Cơ chế được chọn: [Tên cơ chế]</w:t>
+        <w:rPr>
+          <w:rFonts w:ascii="Calibri" w:hAnsi="Calibri" w:eastAsia="Calibri" w:cs="Calibri"/>
+          <w:b/>
+          <w:bCs/>
+          <w:sz w:val="22"/>
+          <w:szCs w:val="22"/>
+          <w:lang w:val="en-US"/>
+        </w:rPr>
+        <w:t>200 thread</w:t>
       </w:r>
       <w:r>
-        <w:br w:type="textWrapping"/>
+        <w:rPr>
+          <w:rFonts w:ascii="Calibri" w:hAnsi="Calibri" w:eastAsia="Calibri" w:cs="Calibri"/>
+          <w:sz w:val="22"/>
+          <w:szCs w:val="22"/>
+          <w:lang w:val="en-US"/>
+        </w:rPr>
+        <w:t xml:space="preserve"> cho từng cơ chế.</w:t>
+      </w:r>
+    </w:p>
+    <w:p>
+      <w:pPr>
+        <w:pStyle w:val="143"/>
+        <w:numPr>
+          <w:ilvl w:val="0"/>
+          <w:numId w:val="8"/>
+        </w:numPr>
+        <w:spacing w:before="240" w:beforeAutospacing="0" w:after="240" w:afterAutospacing="0"/>
+        <w:rPr>
+          <w:rFonts w:ascii="Calibri" w:hAnsi="Calibri" w:eastAsia="Calibri" w:cs="Calibri"/>
+          <w:sz w:val="22"/>
+          <w:szCs w:val="22"/>
+          <w:lang w:val="en-US"/>
+        </w:rPr>
+      </w:pPr>
+      <w:r>
+        <w:rPr>
+          <w:rFonts w:ascii="Calibri" w:hAnsi="Calibri" w:eastAsia="Calibri" w:cs="Calibri"/>
+          <w:sz w:val="22"/>
+          <w:szCs w:val="22"/>
+          <w:lang w:val="en-US"/>
+        </w:rPr>
+        <w:t xml:space="preserve">Đo </w:t>
       </w:r>
       <w:r>
-        <w:t>• Avg Response Time: [xx.xx ms]</w:t>
+        <w:rPr>
+          <w:rFonts w:ascii="Calibri" w:hAnsi="Calibri" w:eastAsia="Calibri" w:cs="Calibri"/>
+          <w:b/>
+          <w:bCs/>
+          <w:sz w:val="22"/>
+          <w:szCs w:val="22"/>
+          <w:lang w:val="en-US"/>
+        </w:rPr>
+        <w:t>thời gian thực thi</w:t>
       </w:r>
       <w:r>
-        <w:br w:type="textWrapping"/>
+        <w:rPr>
+          <w:rFonts w:ascii="Calibri" w:hAnsi="Calibri" w:eastAsia="Calibri" w:cs="Calibri"/>
+          <w:sz w:val="22"/>
+          <w:szCs w:val="22"/>
+          <w:lang w:val="en-US"/>
+        </w:rPr>
+        <w:t xml:space="preserve"> (ms).</w:t>
+      </w:r>
+    </w:p>
+    <w:p>
+      <w:pPr>
+        <w:pStyle w:val="143"/>
+        <w:numPr>
+          <w:ilvl w:val="0"/>
+          <w:numId w:val="8"/>
+        </w:numPr>
+        <w:spacing w:before="240" w:beforeAutospacing="0" w:after="240" w:afterAutospacing="0"/>
+        <w:rPr>
+          <w:rFonts w:ascii="Calibri" w:hAnsi="Calibri" w:eastAsia="Calibri" w:cs="Calibri"/>
+          <w:sz w:val="22"/>
+          <w:szCs w:val="22"/>
+          <w:lang w:val="en-US"/>
+        </w:rPr>
+      </w:pPr>
+      <w:r>
+        <w:rPr>
+          <w:rFonts w:ascii="Calibri" w:hAnsi="Calibri" w:eastAsia="Calibri" w:cs="Calibri"/>
+          <w:sz w:val="22"/>
+          <w:szCs w:val="22"/>
+          <w:lang w:val="en-US"/>
+        </w:rPr>
+        <w:t xml:space="preserve">Đếm số </w:t>
       </w:r>
       <w:r>
-        <w:t>• Error Rate: [0.00%]</w:t>
+        <w:rPr>
+          <w:rFonts w:ascii="Calibri" w:hAnsi="Calibri" w:eastAsia="Calibri" w:cs="Calibri"/>
+          <w:b/>
+          <w:bCs/>
+          <w:sz w:val="22"/>
+          <w:szCs w:val="22"/>
+          <w:lang w:val="en-US"/>
+        </w:rPr>
+        <w:t>đơn phát thành công</w:t>
       </w:r>
       <w:r>
-        <w:br w:type="textWrapping"/>
+        <w:rPr>
+          <w:rFonts w:ascii="Calibri" w:hAnsi="Calibri" w:eastAsia="Calibri" w:cs="Calibri"/>
+          <w:sz w:val="22"/>
+          <w:szCs w:val="22"/>
+          <w:lang w:val="en-US"/>
+        </w:rPr>
+        <w:t>.</w:t>
+      </w:r>
+    </w:p>
+    <w:p>
+      <w:pPr>
+        <w:pStyle w:val="143"/>
+        <w:numPr>
+          <w:ilvl w:val="0"/>
+          <w:numId w:val="8"/>
+        </w:numPr>
+        <w:spacing w:before="240" w:beforeAutospacing="0" w:after="240" w:afterAutospacing="0"/>
+        <w:rPr>
+          <w:rFonts w:ascii="Calibri" w:hAnsi="Calibri" w:eastAsia="Calibri" w:cs="Calibri"/>
+          <w:sz w:val="22"/>
+          <w:szCs w:val="22"/>
+          <w:lang w:val="en-US"/>
+        </w:rPr>
+      </w:pPr>
+      <w:r>
+        <w:rPr>
+          <w:rFonts w:ascii="Calibri" w:hAnsi="Calibri" w:eastAsia="Calibri" w:cs="Calibri"/>
+          <w:sz w:val="22"/>
+          <w:szCs w:val="22"/>
+          <w:lang w:val="en-US"/>
+        </w:rPr>
+        <w:t xml:space="preserve">Thực hiện </w:t>
       </w:r>
       <w:r>
-        <w:t>• So sánh với các cơ chế còn lại: [nêu ngắn gọn chênh lệch]</w:t>
+        <w:rPr>
+          <w:rFonts w:ascii="Calibri" w:hAnsi="Calibri" w:eastAsia="Calibri" w:cs="Calibri"/>
+          <w:b/>
+          <w:bCs/>
+          <w:sz w:val="22"/>
+          <w:szCs w:val="22"/>
+          <w:lang w:val="en-US"/>
+        </w:rPr>
+        <w:t>post-verification</w:t>
       </w:r>
       <w:r>
-        <w:br w:type="textWrapping"/>
+        <w:rPr>
+          <w:rFonts w:ascii="Calibri" w:hAnsi="Calibri" w:eastAsia="Calibri" w:cs="Calibri"/>
+          <w:sz w:val="22"/>
+          <w:szCs w:val="22"/>
+          <w:lang w:val="en-US"/>
+        </w:rPr>
+        <w:t xml:space="preserve"> để phát hiện lỗi:</w:t>
+      </w:r>
+    </w:p>
+    <w:p>
+      <w:pPr>
+        <w:pStyle w:val="143"/>
+        <w:numPr>
+          <w:ilvl w:val="1"/>
+          <w:numId w:val="8"/>
+        </w:numPr>
+        <w:spacing w:before="240" w:beforeAutospacing="0" w:after="240" w:afterAutospacing="0"/>
+        <w:rPr>
+          <w:rFonts w:ascii="Calibri" w:hAnsi="Calibri" w:eastAsia="Calibri" w:cs="Calibri"/>
+          <w:sz w:val="22"/>
+          <w:szCs w:val="22"/>
+          <w:lang w:val="en-US"/>
+        </w:rPr>
+      </w:pPr>
+      <w:r>
+        <w:rPr>
+          <w:rFonts w:ascii="Calibri" w:hAnsi="Calibri" w:eastAsia="Calibri" w:cs="Calibri"/>
+          <w:sz w:val="22"/>
+          <w:szCs w:val="22"/>
+          <w:lang w:val="en-US"/>
+        </w:rPr>
+        <w:t>Inventory inconsistency</w:t>
+      </w:r>
+    </w:p>
+    <w:p>
+      <w:pPr>
+        <w:pStyle w:val="143"/>
+        <w:numPr>
+          <w:ilvl w:val="1"/>
+          <w:numId w:val="8"/>
+        </w:numPr>
+        <w:spacing w:before="240" w:beforeAutospacing="0" w:after="240" w:afterAutospacing="0"/>
+        <w:rPr>
+          <w:rFonts w:ascii="Calibri" w:hAnsi="Calibri" w:eastAsia="Calibri" w:cs="Calibri"/>
+          <w:sz w:val="22"/>
+          <w:szCs w:val="22"/>
+          <w:lang w:val="en-US"/>
+        </w:rPr>
+      </w:pPr>
+      <w:r>
+        <w:rPr>
+          <w:rFonts w:ascii="Calibri" w:hAnsi="Calibri" w:eastAsia="Calibri" w:cs="Calibri"/>
+          <w:sz w:val="22"/>
+          <w:szCs w:val="22"/>
+          <w:lang w:val="en-US"/>
+        </w:rPr>
+        <w:t>Double dispensing</w:t>
+      </w:r>
+    </w:p>
+    <w:p>
+      <w:pPr>
+        <w:pStyle w:val="143"/>
+        <w:numPr>
+          <w:ilvl w:val="1"/>
+          <w:numId w:val="8"/>
+        </w:numPr>
+        <w:spacing w:before="240" w:beforeAutospacing="0" w:after="240" w:afterAutospacing="0"/>
+        <w:rPr>
+          <w:rFonts w:ascii="Calibri" w:hAnsi="Calibri" w:eastAsia="Calibri" w:cs="Calibri"/>
+          <w:sz w:val="22"/>
+          <w:szCs w:val="22"/>
+          <w:lang w:val="en-US"/>
+        </w:rPr>
+      </w:pPr>
+      <w:r>
+        <w:rPr>
+          <w:rFonts w:ascii="Calibri" w:hAnsi="Calibri" w:eastAsia="Calibri" w:cs="Calibri"/>
+          <w:sz w:val="22"/>
+          <w:szCs w:val="22"/>
+          <w:lang w:val="en-US"/>
+        </w:rPr>
+        <w:t>Expired batch dispensed</w:t>
+      </w:r>
+    </w:p>
+    <w:p>
+      <w:pPr>
+        <w:pStyle w:val="163"/>
+      </w:pPr>
+      <w:r>
+        <w:rPr>
+          <w:rFonts w:hint="default"/>
+          <w:lang w:val="en-US"/>
+        </w:rPr>
+        <w:t>4</w:t>
       </w:r>
       <w:r>
-        <w:t>• Kết luận cuối: [Cơ chế X thỏa đồng thời 2 điều kiện: 0% lỗi và avg &lt; 100ms / hoặc không cơ chế nào thỏa].</w:t>
+        <w:rPr>
+          <w:lang w:val="en-US"/>
+        </w:rPr>
+        <w:t>.3. Kết quả thực nghiệm</w:t>
       </w:r>
     </w:p>
+    <w:p>
+      <w:pPr>
+        <w:spacing w:before="299" w:beforeAutospacing="0" w:after="299" w:afterAutospacing="0"/>
+      </w:pPr>
+      <w:r>
+        <w:drawing>
+          <wp:inline distT="0" distB="0" distL="114300" distR="114300">
+            <wp:extent cx="5486400" cy="2886075"/>
+            <wp:effectExtent l="0" t="0" r="0" b="0"/>
+            <wp:docPr id="2075273027" name="drawing"/>
+            <wp:cNvGraphicFramePr>
+              <a:graphicFrameLocks xmlns:a="http://schemas.openxmlformats.org/drawingml/2006/main" noChangeAspect="1"/>
+            </wp:cNvGraphicFramePr>
+            <a:graphic xmlns:a="http://schemas.openxmlformats.org/drawingml/2006/main">
+              <a:graphicData uri="http://schemas.openxmlformats.org/drawingml/2006/picture">
+                <pic:pic xmlns:pic="http://schemas.openxmlformats.org/drawingml/2006/picture">
+                  <pic:nvPicPr>
+                    <pic:cNvPr id="2075273027" name="drawing"/>
+                    <pic:cNvPicPr>
+                      <a:picLocks noChangeAspect="1"/>
+                    </pic:cNvPicPr>
+                  </pic:nvPicPr>
+                  <pic:blipFill>
+                    <a:blip r:embed="rId19"/>
+                    <a:stretch>
+                      <a:fillRect/>
+                    </a:stretch>
+                  </pic:blipFill>
+                  <pic:spPr>
+                    <a:xfrm>
+                      <a:off x="0" y="0"/>
+                      <a:ext cx="5486400" cy="2886075"/>
+                    </a:xfrm>
+                    <a:prstGeom prst="rect">
+                      <a:avLst/>
+                    </a:prstGeom>
+                  </pic:spPr>
+                </pic:pic>
+              </a:graphicData>
+            </a:graphic>
+          </wp:inline>
+        </w:drawing>
+      </w:r>
+    </w:p>
+    <w:p>
+      <w:pPr>
+        <w:spacing w:before="299" w:beforeAutospacing="0" w:after="299" w:afterAutospacing="0"/>
+      </w:pPr>
+      <w:r>
+        <w:rPr>
+          <w:rStyle w:val="138"/>
+          <w:rFonts w:hint="default"/>
+          <w:lang w:val="en-US"/>
+        </w:rPr>
+        <w:t>4</w:t>
+      </w:r>
+      <w:r>
+        <w:rPr>
+          <w:rStyle w:val="138"/>
+          <w:lang w:val="en-US"/>
+        </w:rPr>
+        <w:t>.4. Phân tích</w:t>
+      </w:r>
+    </w:p>
+    <w:p>
+      <w:pPr>
+        <w:pStyle w:val="143"/>
+        <w:numPr>
+          <w:ilvl w:val="0"/>
+          <w:numId w:val="9"/>
+        </w:numPr>
+        <w:spacing w:before="240" w:beforeAutospacing="0" w:after="240" w:afterAutospacing="0"/>
+        <w:rPr>
+          <w:rFonts w:ascii="Calibri" w:hAnsi="Calibri" w:eastAsia="Calibri" w:cs="Calibri"/>
+          <w:sz w:val="22"/>
+          <w:szCs w:val="22"/>
+          <w:lang w:val="en-US"/>
+        </w:rPr>
+      </w:pPr>
+      <w:r>
+        <w:rPr>
+          <w:rFonts w:ascii="Calibri" w:hAnsi="Calibri" w:eastAsia="Calibri" w:cs="Calibri"/>
+          <w:b/>
+          <w:bCs/>
+          <w:sz w:val="22"/>
+          <w:szCs w:val="22"/>
+          <w:lang w:val="en-US"/>
+        </w:rPr>
+        <w:t>NO_LOCK</w:t>
+      </w:r>
+      <w:r>
+        <w:rPr>
+          <w:rFonts w:ascii="Calibri" w:hAnsi="Calibri" w:eastAsia="Calibri" w:cs="Calibri"/>
+          <w:sz w:val="22"/>
+          <w:szCs w:val="22"/>
+          <w:lang w:val="en-US"/>
+        </w:rPr>
+        <w:t>: tốc độ nhanh (28ms) nhưng dữ liệu sai → tồn kho lệch 4 hộp, chỉ 5 đơn thành công.</w:t>
+      </w:r>
+    </w:p>
+    <w:p>
+      <w:pPr>
+        <w:pStyle w:val="143"/>
+        <w:numPr>
+          <w:ilvl w:val="0"/>
+          <w:numId w:val="9"/>
+        </w:numPr>
+        <w:spacing w:before="240" w:beforeAutospacing="0" w:after="240" w:afterAutospacing="0"/>
+        <w:rPr>
+          <w:rFonts w:ascii="Calibri" w:hAnsi="Calibri" w:eastAsia="Calibri" w:cs="Calibri"/>
+          <w:sz w:val="22"/>
+          <w:szCs w:val="22"/>
+          <w:lang w:val="en-US"/>
+        </w:rPr>
+      </w:pPr>
+      <w:r>
+        <w:rPr>
+          <w:rFonts w:ascii="Calibri" w:hAnsi="Calibri" w:eastAsia="Calibri" w:cs="Calibri"/>
+          <w:b/>
+          <w:bCs/>
+          <w:sz w:val="22"/>
+          <w:szCs w:val="22"/>
+          <w:lang w:val="en-US"/>
+        </w:rPr>
+        <w:t>SYNC</w:t>
+      </w:r>
+      <w:r>
+        <w:rPr>
+          <w:rFonts w:ascii="Calibri" w:hAnsi="Calibri" w:eastAsia="Calibri" w:cs="Calibri"/>
+          <w:sz w:val="22"/>
+          <w:szCs w:val="22"/>
+          <w:lang w:val="en-US"/>
+        </w:rPr>
+        <w:t>: an toàn, không lỗi, nhưng chỉ xử lý được 1 đơn do tất cả thread phải chờ nhau.</w:t>
+      </w:r>
+    </w:p>
+    <w:p>
+      <w:pPr>
+        <w:pStyle w:val="143"/>
+        <w:numPr>
+          <w:ilvl w:val="0"/>
+          <w:numId w:val="9"/>
+        </w:numPr>
+        <w:spacing w:before="240" w:beforeAutospacing="0" w:after="240" w:afterAutospacing="0"/>
+        <w:rPr>
+          <w:rFonts w:ascii="Calibri" w:hAnsi="Calibri" w:eastAsia="Calibri" w:cs="Calibri"/>
+          <w:sz w:val="22"/>
+          <w:szCs w:val="22"/>
+          <w:lang w:val="en-US"/>
+        </w:rPr>
+      </w:pPr>
+      <w:r>
+        <w:rPr>
+          <w:rFonts w:ascii="Calibri" w:hAnsi="Calibri" w:eastAsia="Calibri" w:cs="Calibri"/>
+          <w:b/>
+          <w:bCs/>
+          <w:sz w:val="22"/>
+          <w:szCs w:val="22"/>
+          <w:lang w:val="en-US"/>
+        </w:rPr>
+        <w:t>OPTIMISTIC</w:t>
+      </w:r>
+      <w:r>
+        <w:rPr>
+          <w:rFonts w:ascii="Calibri" w:hAnsi="Calibri" w:eastAsia="Calibri" w:cs="Calibri"/>
+          <w:sz w:val="22"/>
+          <w:szCs w:val="22"/>
+          <w:lang w:val="en-US"/>
+        </w:rPr>
+        <w:t>: không lỗi, nhưng thời gian cao nhất (187ms) do retry nhiều lần.</w:t>
+      </w:r>
+    </w:p>
+    <w:p>
+      <w:pPr>
+        <w:pStyle w:val="143"/>
+        <w:numPr>
+          <w:ilvl w:val="0"/>
+          <w:numId w:val="9"/>
+        </w:numPr>
+        <w:spacing w:before="240" w:beforeAutospacing="0" w:after="240" w:afterAutospacing="0"/>
+        <w:rPr>
+          <w:rFonts w:ascii="Calibri" w:hAnsi="Calibri" w:eastAsia="Calibri" w:cs="Calibri"/>
+          <w:sz w:val="22"/>
+          <w:szCs w:val="22"/>
+          <w:lang w:val="en-US"/>
+        </w:rPr>
+      </w:pPr>
+      <w:r>
+        <w:rPr>
+          <w:rFonts w:ascii="Calibri" w:hAnsi="Calibri" w:eastAsia="Calibri" w:cs="Calibri"/>
+          <w:b/>
+          <w:bCs/>
+          <w:sz w:val="22"/>
+          <w:szCs w:val="22"/>
+          <w:lang w:val="en-US"/>
+        </w:rPr>
+        <w:t>FILE_LOCK</w:t>
+      </w:r>
+      <w:r>
+        <w:rPr>
+          <w:rFonts w:ascii="Calibri" w:hAnsi="Calibri" w:eastAsia="Calibri" w:cs="Calibri"/>
+          <w:sz w:val="22"/>
+          <w:szCs w:val="22"/>
+          <w:lang w:val="en-US"/>
+        </w:rPr>
+        <w:t>: an toàn, thời gian trung bình (48ms), nhưng cũng chỉ xử lý được 1 đơn.</w:t>
+      </w:r>
+    </w:p>
+    <w:p>
+      <w:pPr>
+        <w:pStyle w:val="3"/>
+        <w:spacing w:before="299" w:beforeAutospacing="0" w:after="299" w:afterAutospacing="0"/>
+        <w:rPr>
+          <w:b/>
+          <w:bCs/>
+          <w:sz w:val="28"/>
+          <w:szCs w:val="28"/>
+        </w:rPr>
+      </w:pPr>
+      <w:r>
+        <w:rPr>
+          <w:rFonts w:hint="default" w:ascii="Calibri" w:hAnsi="Calibri" w:eastAsia="Calibri" w:cs="Calibri"/>
+          <w:b/>
+          <w:bCs/>
+          <w:sz w:val="28"/>
+          <w:szCs w:val="28"/>
+          <w:lang w:val="en-US"/>
+        </w:rPr>
+        <w:t>4</w:t>
+      </w:r>
+      <w:r>
+        <w:rPr>
+          <w:rFonts w:ascii="Calibri" w:hAnsi="Calibri" w:eastAsia="Calibri" w:cs="Calibri"/>
+          <w:b/>
+          <w:bCs/>
+          <w:sz w:val="28"/>
+          <w:szCs w:val="28"/>
+          <w:lang w:val="en-US"/>
+        </w:rPr>
+        <w:t>.5. Kết luận</w:t>
+      </w:r>
+    </w:p>
+    <w:p>
+      <w:pPr>
+        <w:pStyle w:val="143"/>
+        <w:numPr>
+          <w:ilvl w:val="0"/>
+          <w:numId w:val="10"/>
+        </w:numPr>
+        <w:spacing w:before="240" w:beforeAutospacing="0" w:after="240" w:afterAutospacing="0"/>
+        <w:rPr>
+          <w:rFonts w:ascii="Calibri" w:hAnsi="Calibri" w:eastAsia="Calibri" w:cs="Calibri"/>
+          <w:sz w:val="22"/>
+          <w:szCs w:val="22"/>
+          <w:lang w:val="en-US"/>
+        </w:rPr>
+      </w:pPr>
+      <w:r>
+        <w:rPr>
+          <w:rFonts w:ascii="Calibri" w:hAnsi="Calibri" w:eastAsia="Calibri" w:cs="Calibri"/>
+          <w:b/>
+          <w:bCs/>
+          <w:sz w:val="22"/>
+          <w:szCs w:val="22"/>
+          <w:lang w:val="en-US"/>
+        </w:rPr>
+        <w:t>NO_LOCK</w:t>
+      </w:r>
+      <w:r>
+        <w:rPr>
+          <w:rFonts w:ascii="Calibri" w:hAnsi="Calibri" w:eastAsia="Calibri" w:cs="Calibri"/>
+          <w:sz w:val="22"/>
+          <w:szCs w:val="22"/>
+          <w:lang w:val="en-US"/>
+        </w:rPr>
+        <w:t xml:space="preserve"> không thể dùng thực tế vì gây lỗi nghiêm trọng.</w:t>
+      </w:r>
+    </w:p>
+    <w:p>
+      <w:pPr>
+        <w:pStyle w:val="143"/>
+        <w:numPr>
+          <w:ilvl w:val="0"/>
+          <w:numId w:val="10"/>
+        </w:numPr>
+        <w:spacing w:before="240" w:beforeAutospacing="0" w:after="240" w:afterAutospacing="0"/>
+        <w:rPr>
+          <w:rFonts w:ascii="Calibri" w:hAnsi="Calibri" w:eastAsia="Calibri" w:cs="Calibri"/>
+          <w:sz w:val="22"/>
+          <w:szCs w:val="22"/>
+          <w:lang w:val="en-US"/>
+        </w:rPr>
+      </w:pPr>
+      <w:r>
+        <w:rPr>
+          <w:rFonts w:ascii="Calibri" w:hAnsi="Calibri" w:eastAsia="Calibri" w:cs="Calibri"/>
+          <w:b/>
+          <w:bCs/>
+          <w:sz w:val="22"/>
+          <w:szCs w:val="22"/>
+          <w:lang w:val="en-US"/>
+        </w:rPr>
+        <w:t>SYNC</w:t>
+      </w:r>
+      <w:r>
+        <w:rPr>
+          <w:rFonts w:ascii="Calibri" w:hAnsi="Calibri" w:eastAsia="Calibri" w:cs="Calibri"/>
+          <w:sz w:val="22"/>
+          <w:szCs w:val="22"/>
+          <w:lang w:val="en-US"/>
+        </w:rPr>
+        <w:t xml:space="preserve"> và </w:t>
+      </w:r>
+      <w:r>
+        <w:rPr>
+          <w:rFonts w:ascii="Calibri" w:hAnsi="Calibri" w:eastAsia="Calibri" w:cs="Calibri"/>
+          <w:b/>
+          <w:bCs/>
+          <w:sz w:val="22"/>
+          <w:szCs w:val="22"/>
+          <w:lang w:val="en-US"/>
+        </w:rPr>
+        <w:t>FILE_LOCK</w:t>
+      </w:r>
+      <w:r>
+        <w:rPr>
+          <w:rFonts w:ascii="Calibri" w:hAnsi="Calibri" w:eastAsia="Calibri" w:cs="Calibri"/>
+          <w:sz w:val="22"/>
+          <w:szCs w:val="22"/>
+          <w:lang w:val="en-US"/>
+        </w:rPr>
+        <w:t xml:space="preserve"> đảm bảo an toàn nhưng hiệu suất thấp.</w:t>
+      </w:r>
+    </w:p>
+    <w:p>
+      <w:pPr>
+        <w:pStyle w:val="143"/>
+        <w:numPr>
+          <w:ilvl w:val="0"/>
+          <w:numId w:val="10"/>
+        </w:numPr>
+        <w:spacing w:before="240" w:beforeAutospacing="0" w:after="240" w:afterAutospacing="0"/>
+        <w:rPr>
+          <w:rFonts w:ascii="Calibri" w:hAnsi="Calibri" w:eastAsia="Calibri" w:cs="Calibri"/>
+          <w:sz w:val="22"/>
+          <w:szCs w:val="22"/>
+          <w:lang w:val="en-US"/>
+        </w:rPr>
+      </w:pPr>
+      <w:r>
+        <w:rPr>
+          <w:rFonts w:ascii="Calibri" w:hAnsi="Calibri" w:eastAsia="Calibri" w:cs="Calibri"/>
+          <w:b/>
+          <w:bCs/>
+          <w:sz w:val="22"/>
+          <w:szCs w:val="22"/>
+          <w:lang w:val="en-US"/>
+        </w:rPr>
+        <w:t>OPTIMISTIC</w:t>
+      </w:r>
+      <w:r>
+        <w:rPr>
+          <w:rFonts w:ascii="Calibri" w:hAnsi="Calibri" w:eastAsia="Calibri" w:cs="Calibri"/>
+          <w:sz w:val="22"/>
+          <w:szCs w:val="22"/>
+          <w:lang w:val="en-US"/>
+        </w:rPr>
+        <w:t xml:space="preserve"> tuy chậm hơn nhưng vẫn đảm bảo dữ liệu chính xác, phù hợp cho hệ thống lớn.</w:t>
+      </w:r>
+    </w:p>
+    <w:p>
+      <w:pPr>
+        <w:pStyle w:val="143"/>
+        <w:numPr>
+          <w:ilvl w:val="0"/>
+          <w:numId w:val="10"/>
+        </w:numPr>
+        <w:spacing w:before="240" w:beforeAutospacing="0" w:after="240" w:afterAutospacing="0"/>
+        <w:rPr>
+          <w:rFonts w:ascii="Calibri" w:hAnsi="Calibri" w:eastAsia="Calibri" w:cs="Calibri"/>
+          <w:sz w:val="22"/>
+          <w:szCs w:val="22"/>
+          <w:lang w:val="en-US"/>
+        </w:rPr>
+      </w:pPr>
+      <w:r>
+        <w:rPr>
+          <w:rFonts w:ascii="Calibri" w:hAnsi="Calibri" w:eastAsia="Calibri" w:cs="Calibri"/>
+          <w:sz w:val="22"/>
+          <w:szCs w:val="22"/>
+          <w:lang w:val="en-US"/>
+        </w:rPr>
+        <w:t>C</w:t>
+      </w:r>
+      <w:r>
+        <w:rPr>
+          <w:rFonts w:ascii="Calibri" w:hAnsi="Calibri" w:eastAsia="Calibri" w:cs="Calibri"/>
+          <w:b/>
+          <w:bCs/>
+          <w:sz w:val="22"/>
+          <w:szCs w:val="22"/>
+          <w:lang w:val="en-US"/>
+        </w:rPr>
+        <w:t>ơ chế đồng bộ là bắt buộc</w:t>
+      </w:r>
+      <w:r>
+        <w:rPr>
+          <w:rFonts w:ascii="Calibri" w:hAnsi="Calibri" w:eastAsia="Calibri" w:cs="Calibri"/>
+          <w:sz w:val="22"/>
+          <w:szCs w:val="22"/>
+          <w:lang w:val="en-US"/>
+        </w:rPr>
+        <w:t xml:space="preserve"> để đảm bảo tính toàn vẹn dữ liệu, và </w:t>
+      </w:r>
+      <w:r>
+        <w:rPr>
+          <w:rFonts w:ascii="Calibri" w:hAnsi="Calibri" w:eastAsia="Calibri" w:cs="Calibri"/>
+          <w:b/>
+          <w:bCs/>
+          <w:sz w:val="22"/>
+          <w:szCs w:val="22"/>
+          <w:lang w:val="en-US"/>
+        </w:rPr>
+        <w:t>OPTIMISTIC LOCKING</w:t>
+      </w:r>
+      <w:r>
+        <w:rPr>
+          <w:rFonts w:ascii="Calibri" w:hAnsi="Calibri" w:eastAsia="Calibri" w:cs="Calibri"/>
+          <w:sz w:val="22"/>
+          <w:szCs w:val="22"/>
+          <w:lang w:val="en-US"/>
+        </w:rPr>
+        <w:t xml:space="preserve"> là lựa chọn cân bằng nhất.</w:t>
+      </w:r>
+    </w:p>
+    <w:p/>
     <w:sectPr>
       <w:pgSz w:w="12240" w:h="15840"/>
       <w:pgMar w:top="1440" w:right="1800" w:bottom="1440" w:left="1800" w:header="720" w:footer="720" w:gutter="0"/>
@@ -1896,6 +2564,458 @@
       </w:rPr>
     </w:lvl>
   </w:abstractNum>
+  <w:abstractNum w:abstractNumId="6">
+    <w:nsid w:val="0EF187A9"/>
+    <w:multiLevelType w:val="multilevel"/>
+    <w:tmpl w:val="0EF187A9"/>
+    <w:lvl w:ilvl="0" w:tentative="0">
+      <w:start w:val="1"/>
+      <w:numFmt w:val="bullet"/>
+      <w:lvlText w:val=""/>
+      <w:lvlJc w:val="left"/>
+      <w:pPr>
+        <w:ind w:left="720" w:hanging="360"/>
+      </w:pPr>
+      <w:rPr>
+        <w:rFonts w:hint="default" w:ascii="Symbol" w:hAnsi="Symbol"/>
+      </w:rPr>
+    </w:lvl>
+    <w:lvl w:ilvl="1" w:tentative="0">
+      <w:start w:val="1"/>
+      <w:numFmt w:val="bullet"/>
+      <w:lvlText w:val="o"/>
+      <w:lvlJc w:val="left"/>
+      <w:pPr>
+        <w:ind w:left="1440" w:hanging="360"/>
+      </w:pPr>
+      <w:rPr>
+        <w:rFonts w:hint="default" w:ascii="Courier New" w:hAnsi="Courier New"/>
+      </w:rPr>
+    </w:lvl>
+    <w:lvl w:ilvl="2" w:tentative="0">
+      <w:start w:val="1"/>
+      <w:numFmt w:val="bullet"/>
+      <w:lvlText w:val=""/>
+      <w:lvlJc w:val="left"/>
+      <w:pPr>
+        <w:ind w:left="2160" w:hanging="360"/>
+      </w:pPr>
+      <w:rPr>
+        <w:rFonts w:hint="default" w:ascii="Wingdings" w:hAnsi="Wingdings"/>
+      </w:rPr>
+    </w:lvl>
+    <w:lvl w:ilvl="3" w:tentative="0">
+      <w:start w:val="1"/>
+      <w:numFmt w:val="bullet"/>
+      <w:lvlText w:val=""/>
+      <w:lvlJc w:val="left"/>
+      <w:pPr>
+        <w:ind w:left="2880" w:hanging="360"/>
+      </w:pPr>
+      <w:rPr>
+        <w:rFonts w:hint="default" w:ascii="Symbol" w:hAnsi="Symbol"/>
+      </w:rPr>
+    </w:lvl>
+    <w:lvl w:ilvl="4" w:tentative="0">
+      <w:start w:val="1"/>
+      <w:numFmt w:val="bullet"/>
+      <w:lvlText w:val="o"/>
+      <w:lvlJc w:val="left"/>
+      <w:pPr>
+        <w:ind w:left="3600" w:hanging="360"/>
+      </w:pPr>
+      <w:rPr>
+        <w:rFonts w:hint="default" w:ascii="Courier New" w:hAnsi="Courier New"/>
+      </w:rPr>
+    </w:lvl>
+    <w:lvl w:ilvl="5" w:tentative="0">
+      <w:start w:val="1"/>
+      <w:numFmt w:val="bullet"/>
+      <w:lvlText w:val=""/>
+      <w:lvlJc w:val="left"/>
+      <w:pPr>
+        <w:ind w:left="4320" w:hanging="360"/>
+      </w:pPr>
+      <w:rPr>
+        <w:rFonts w:hint="default" w:ascii="Wingdings" w:hAnsi="Wingdings"/>
+      </w:rPr>
+    </w:lvl>
+    <w:lvl w:ilvl="6" w:tentative="0">
+      <w:start w:val="1"/>
+      <w:numFmt w:val="bullet"/>
+      <w:lvlText w:val=""/>
+      <w:lvlJc w:val="left"/>
+      <w:pPr>
+        <w:ind w:left="5040" w:hanging="360"/>
+      </w:pPr>
+      <w:rPr>
+        <w:rFonts w:hint="default" w:ascii="Symbol" w:hAnsi="Symbol"/>
+      </w:rPr>
+    </w:lvl>
+    <w:lvl w:ilvl="7" w:tentative="0">
+      <w:start w:val="1"/>
+      <w:numFmt w:val="bullet"/>
+      <w:lvlText w:val="o"/>
+      <w:lvlJc w:val="left"/>
+      <w:pPr>
+        <w:ind w:left="5760" w:hanging="360"/>
+      </w:pPr>
+      <w:rPr>
+        <w:rFonts w:hint="default" w:ascii="Courier New" w:hAnsi="Courier New"/>
+      </w:rPr>
+    </w:lvl>
+    <w:lvl w:ilvl="8" w:tentative="0">
+      <w:start w:val="1"/>
+      <w:numFmt w:val="bullet"/>
+      <w:lvlText w:val=""/>
+      <w:lvlJc w:val="left"/>
+      <w:pPr>
+        <w:ind w:left="6480" w:hanging="360"/>
+      </w:pPr>
+      <w:rPr>
+        <w:rFonts w:hint="default" w:ascii="Wingdings" w:hAnsi="Wingdings"/>
+      </w:rPr>
+    </w:lvl>
+  </w:abstractNum>
+  <w:abstractNum w:abstractNumId="7">
+    <w:nsid w:val="11B406D7"/>
+    <w:multiLevelType w:val="multilevel"/>
+    <w:tmpl w:val="11B406D7"/>
+    <w:lvl w:ilvl="0" w:tentative="0">
+      <w:start w:val="1"/>
+      <w:numFmt w:val="bullet"/>
+      <w:lvlText w:val=""/>
+      <w:lvlJc w:val="left"/>
+      <w:pPr>
+        <w:ind w:left="720" w:hanging="360"/>
+      </w:pPr>
+      <w:rPr>
+        <w:rFonts w:hint="default" w:ascii="Symbol" w:hAnsi="Symbol"/>
+      </w:rPr>
+    </w:lvl>
+    <w:lvl w:ilvl="1" w:tentative="0">
+      <w:start w:val="1"/>
+      <w:numFmt w:val="bullet"/>
+      <w:lvlText w:val="o"/>
+      <w:lvlJc w:val="left"/>
+      <w:pPr>
+        <w:ind w:left="1440" w:hanging="360"/>
+      </w:pPr>
+      <w:rPr>
+        <w:rFonts w:hint="default" w:ascii="Courier New" w:hAnsi="Courier New"/>
+      </w:rPr>
+    </w:lvl>
+    <w:lvl w:ilvl="2" w:tentative="0">
+      <w:start w:val="1"/>
+      <w:numFmt w:val="bullet"/>
+      <w:lvlText w:val=""/>
+      <w:lvlJc w:val="left"/>
+      <w:pPr>
+        <w:ind w:left="2160" w:hanging="360"/>
+      </w:pPr>
+      <w:rPr>
+        <w:rFonts w:hint="default" w:ascii="Wingdings" w:hAnsi="Wingdings"/>
+      </w:rPr>
+    </w:lvl>
+    <w:lvl w:ilvl="3" w:tentative="0">
+      <w:start w:val="1"/>
+      <w:numFmt w:val="bullet"/>
+      <w:lvlText w:val=""/>
+      <w:lvlJc w:val="left"/>
+      <w:pPr>
+        <w:ind w:left="2880" w:hanging="360"/>
+      </w:pPr>
+      <w:rPr>
+        <w:rFonts w:hint="default" w:ascii="Symbol" w:hAnsi="Symbol"/>
+      </w:rPr>
+    </w:lvl>
+    <w:lvl w:ilvl="4" w:tentative="0">
+      <w:start w:val="1"/>
+      <w:numFmt w:val="bullet"/>
+      <w:lvlText w:val="o"/>
+      <w:lvlJc w:val="left"/>
+      <w:pPr>
+        <w:ind w:left="3600" w:hanging="360"/>
+      </w:pPr>
+      <w:rPr>
+        <w:rFonts w:hint="default" w:ascii="Courier New" w:hAnsi="Courier New"/>
+      </w:rPr>
+    </w:lvl>
+    <w:lvl w:ilvl="5" w:tentative="0">
+      <w:start w:val="1"/>
+      <w:numFmt w:val="bullet"/>
+      <w:lvlText w:val=""/>
+      <w:lvlJc w:val="left"/>
+      <w:pPr>
+        <w:ind w:left="4320" w:hanging="360"/>
+      </w:pPr>
+      <w:rPr>
+        <w:rFonts w:hint="default" w:ascii="Wingdings" w:hAnsi="Wingdings"/>
+      </w:rPr>
+    </w:lvl>
+    <w:lvl w:ilvl="6" w:tentative="0">
+      <w:start w:val="1"/>
+      <w:numFmt w:val="bullet"/>
+      <w:lvlText w:val=""/>
+      <w:lvlJc w:val="left"/>
+      <w:pPr>
+        <w:ind w:left="5040" w:hanging="360"/>
+      </w:pPr>
+      <w:rPr>
+        <w:rFonts w:hint="default" w:ascii="Symbol" w:hAnsi="Symbol"/>
+      </w:rPr>
+    </w:lvl>
+    <w:lvl w:ilvl="7" w:tentative="0">
+      <w:start w:val="1"/>
+      <w:numFmt w:val="bullet"/>
+      <w:lvlText w:val="o"/>
+      <w:lvlJc w:val="left"/>
+      <w:pPr>
+        <w:ind w:left="5760" w:hanging="360"/>
+      </w:pPr>
+      <w:rPr>
+        <w:rFonts w:hint="default" w:ascii="Courier New" w:hAnsi="Courier New"/>
+      </w:rPr>
+    </w:lvl>
+    <w:lvl w:ilvl="8" w:tentative="0">
+      <w:start w:val="1"/>
+      <w:numFmt w:val="bullet"/>
+      <w:lvlText w:val=""/>
+      <w:lvlJc w:val="left"/>
+      <w:pPr>
+        <w:ind w:left="6480" w:hanging="360"/>
+      </w:pPr>
+      <w:rPr>
+        <w:rFonts w:hint="default" w:ascii="Wingdings" w:hAnsi="Wingdings"/>
+      </w:rPr>
+    </w:lvl>
+  </w:abstractNum>
+  <w:abstractNum w:abstractNumId="8">
+    <w:nsid w:val="2DD99A39"/>
+    <w:multiLevelType w:val="multilevel"/>
+    <w:tmpl w:val="2DD99A39"/>
+    <w:lvl w:ilvl="0" w:tentative="0">
+      <w:start w:val="1"/>
+      <w:numFmt w:val="bullet"/>
+      <w:lvlText w:val=""/>
+      <w:lvlJc w:val="left"/>
+      <w:pPr>
+        <w:ind w:left="720" w:hanging="360"/>
+      </w:pPr>
+      <w:rPr>
+        <w:rFonts w:hint="default" w:ascii="Symbol" w:hAnsi="Symbol"/>
+      </w:rPr>
+    </w:lvl>
+    <w:lvl w:ilvl="1" w:tentative="0">
+      <w:start w:val="1"/>
+      <w:numFmt w:val="bullet"/>
+      <w:lvlText w:val="o"/>
+      <w:lvlJc w:val="left"/>
+      <w:pPr>
+        <w:ind w:left="1440" w:hanging="360"/>
+      </w:pPr>
+      <w:rPr>
+        <w:rFonts w:hint="default" w:ascii="Courier New" w:hAnsi="Courier New"/>
+      </w:rPr>
+    </w:lvl>
+    <w:lvl w:ilvl="2" w:tentative="0">
+      <w:start w:val="1"/>
+      <w:numFmt w:val="bullet"/>
+      <w:lvlText w:val=""/>
+      <w:lvlJc w:val="left"/>
+      <w:pPr>
+        <w:ind w:left="2160" w:hanging="360"/>
+      </w:pPr>
+      <w:rPr>
+        <w:rFonts w:hint="default" w:ascii="Wingdings" w:hAnsi="Wingdings"/>
+      </w:rPr>
+    </w:lvl>
+    <w:lvl w:ilvl="3" w:tentative="0">
+      <w:start w:val="1"/>
+      <w:numFmt w:val="bullet"/>
+      <w:lvlText w:val=""/>
+      <w:lvlJc w:val="left"/>
+      <w:pPr>
+        <w:ind w:left="2880" w:hanging="360"/>
+      </w:pPr>
+      <w:rPr>
+        <w:rFonts w:hint="default" w:ascii="Symbol" w:hAnsi="Symbol"/>
+      </w:rPr>
+    </w:lvl>
+    <w:lvl w:ilvl="4" w:tentative="0">
+      <w:start w:val="1"/>
+      <w:numFmt w:val="bullet"/>
+      <w:lvlText w:val="o"/>
+      <w:lvlJc w:val="left"/>
+      <w:pPr>
+        <w:ind w:left="3600" w:hanging="360"/>
+      </w:pPr>
+      <w:rPr>
+        <w:rFonts w:hint="default" w:ascii="Courier New" w:hAnsi="Courier New"/>
+      </w:rPr>
+    </w:lvl>
+    <w:lvl w:ilvl="5" w:tentative="0">
+      <w:start w:val="1"/>
+      <w:numFmt w:val="bullet"/>
+      <w:lvlText w:val=""/>
+      <w:lvlJc w:val="left"/>
+      <w:pPr>
+        <w:ind w:left="4320" w:hanging="360"/>
+      </w:pPr>
+      <w:rPr>
+        <w:rFonts w:hint="default" w:ascii="Wingdings" w:hAnsi="Wingdings"/>
+      </w:rPr>
+    </w:lvl>
+    <w:lvl w:ilvl="6" w:tentative="0">
+      <w:start w:val="1"/>
+      <w:numFmt w:val="bullet"/>
+      <w:lvlText w:val=""/>
+      <w:lvlJc w:val="left"/>
+      <w:pPr>
+        <w:ind w:left="5040" w:hanging="360"/>
+      </w:pPr>
+      <w:rPr>
+        <w:rFonts w:hint="default" w:ascii="Symbol" w:hAnsi="Symbol"/>
+      </w:rPr>
+    </w:lvl>
+    <w:lvl w:ilvl="7" w:tentative="0">
+      <w:start w:val="1"/>
+      <w:numFmt w:val="bullet"/>
+      <w:lvlText w:val="o"/>
+      <w:lvlJc w:val="left"/>
+      <w:pPr>
+        <w:ind w:left="5760" w:hanging="360"/>
+      </w:pPr>
+      <w:rPr>
+        <w:rFonts w:hint="default" w:ascii="Courier New" w:hAnsi="Courier New"/>
+      </w:rPr>
+    </w:lvl>
+    <w:lvl w:ilvl="8" w:tentative="0">
+      <w:start w:val="1"/>
+      <w:numFmt w:val="bullet"/>
+      <w:lvlText w:val=""/>
+      <w:lvlJc w:val="left"/>
+      <w:pPr>
+        <w:ind w:left="6480" w:hanging="360"/>
+      </w:pPr>
+      <w:rPr>
+        <w:rFonts w:hint="default" w:ascii="Wingdings" w:hAnsi="Wingdings"/>
+      </w:rPr>
+    </w:lvl>
+  </w:abstractNum>
+  <w:abstractNum w:abstractNumId="9">
+    <w:nsid w:val="35837C75"/>
+    <w:multiLevelType w:val="multilevel"/>
+    <w:tmpl w:val="35837C75"/>
+    <w:lvl w:ilvl="0" w:tentative="0">
+      <w:start w:val="1"/>
+      <w:numFmt w:val="bullet"/>
+      <w:lvlText w:val=""/>
+      <w:lvlJc w:val="left"/>
+      <w:pPr>
+        <w:ind w:left="720" w:hanging="360"/>
+      </w:pPr>
+      <w:rPr>
+        <w:rFonts w:hint="default" w:ascii="Symbol" w:hAnsi="Symbol"/>
+      </w:rPr>
+    </w:lvl>
+    <w:lvl w:ilvl="1" w:tentative="0">
+      <w:start w:val="1"/>
+      <w:numFmt w:val="bullet"/>
+      <w:lvlText w:val="o"/>
+      <w:lvlJc w:val="left"/>
+      <w:pPr>
+        <w:ind w:left="1440" w:hanging="360"/>
+      </w:pPr>
+      <w:rPr>
+        <w:rFonts w:hint="default" w:ascii="Courier New" w:hAnsi="Courier New"/>
+      </w:rPr>
+    </w:lvl>
+    <w:lvl w:ilvl="2" w:tentative="0">
+      <w:start w:val="1"/>
+      <w:numFmt w:val="bullet"/>
+      <w:lvlText w:val=""/>
+      <w:lvlJc w:val="left"/>
+      <w:pPr>
+        <w:ind w:left="2160" w:hanging="360"/>
+      </w:pPr>
+      <w:rPr>
+        <w:rFonts w:hint="default" w:ascii="Wingdings" w:hAnsi="Wingdings"/>
+      </w:rPr>
+    </w:lvl>
+    <w:lvl w:ilvl="3" w:tentative="0">
+      <w:start w:val="1"/>
+      <w:numFmt w:val="bullet"/>
+      <w:lvlText w:val=""/>
+      <w:lvlJc w:val="left"/>
+      <w:pPr>
+        <w:ind w:left="2880" w:hanging="360"/>
+      </w:pPr>
+      <w:rPr>
+        <w:rFonts w:hint="default" w:ascii="Symbol" w:hAnsi="Symbol"/>
+      </w:rPr>
+    </w:lvl>
+    <w:lvl w:ilvl="4" w:tentative="0">
+      <w:start w:val="1"/>
+      <w:numFmt w:val="bullet"/>
+      <w:lvlText w:val="o"/>
+      <w:lvlJc w:val="left"/>
+      <w:pPr>
+        <w:ind w:left="3600" w:hanging="360"/>
+      </w:pPr>
+      <w:rPr>
+        <w:rFonts w:hint="default" w:ascii="Courier New" w:hAnsi="Courier New"/>
+      </w:rPr>
+    </w:lvl>
+    <w:lvl w:ilvl="5" w:tentative="0">
+      <w:start w:val="1"/>
+      <w:numFmt w:val="bullet"/>
+      <w:lvlText w:val=""/>
+      <w:lvlJc w:val="left"/>
+      <w:pPr>
+        <w:ind w:left="4320" w:hanging="360"/>
+      </w:pPr>
+      <w:rPr>
+        <w:rFonts w:hint="default" w:ascii="Wingdings" w:hAnsi="Wingdings"/>
+      </w:rPr>
+    </w:lvl>
+    <w:lvl w:ilvl="6" w:tentative="0">
+      <w:start w:val="1"/>
+      <w:numFmt w:val="bullet"/>
+      <w:lvlText w:val=""/>
+      <w:lvlJc w:val="left"/>
+      <w:pPr>
+        <w:ind w:left="5040" w:hanging="360"/>
+      </w:pPr>
+      <w:rPr>
+        <w:rFonts w:hint="default" w:ascii="Symbol" w:hAnsi="Symbol"/>
+      </w:rPr>
+    </w:lvl>
+    <w:lvl w:ilvl="7" w:tentative="0">
+      <w:start w:val="1"/>
+      <w:numFmt w:val="bullet"/>
+      <w:lvlText w:val="o"/>
+      <w:lvlJc w:val="left"/>
+      <w:pPr>
+        <w:ind w:left="5760" w:hanging="360"/>
+      </w:pPr>
+      <w:rPr>
+        <w:rFonts w:hint="default" w:ascii="Courier New" w:hAnsi="Courier New"/>
+      </w:rPr>
+    </w:lvl>
+    <w:lvl w:ilvl="8" w:tentative="0">
+      <w:start w:val="1"/>
+      <w:numFmt w:val="bullet"/>
+      <w:lvlText w:val=""/>
+      <w:lvlJc w:val="left"/>
+      <w:pPr>
+        <w:ind w:left="6480" w:hanging="360"/>
+      </w:pPr>
+      <w:rPr>
+        <w:rFonts w:hint="default" w:ascii="Wingdings" w:hAnsi="Wingdings"/>
+      </w:rPr>
+    </w:lvl>
+  </w:abstractNum>
   <w:num w:numId="1">
     <w:abstractNumId w:val="5"/>
   </w:num>
@@ -1913,6 +3033,18 @@
   </w:num>
   <w:num w:numId="6">
     <w:abstractNumId w:val="0"/>
+  </w:num>
+  <w:num w:numId="7">
+    <w:abstractNumId w:val="9"/>
+  </w:num>
+  <w:num w:numId="8">
+    <w:abstractNumId w:val="8"/>
+  </w:num>
+  <w:num w:numId="9">
+    <w:abstractNumId w:val="7"/>
+  </w:num>
+  <w:num w:numId="10">
+    <w:abstractNumId w:val="6"/>
   </w:num>
 </w:numbering>
 </file>
@@ -1960,7 +3092,7 @@
     <w:lsdException w:uiPriority="99" w:name="footnote text"/>
     <w:lsdException w:uiPriority="99" w:name="annotation text"/>
     <w:lsdException w:qFormat="1" w:uiPriority="99" w:semiHidden="0" w:name="header"/>
-    <w:lsdException w:uiPriority="99" w:semiHidden="0" w:name="footer"/>
+    <w:lsdException w:qFormat="1" w:uiPriority="99" w:semiHidden="0" w:name="footer"/>
     <w:lsdException w:uiPriority="99" w:name="index heading"/>
     <w:lsdException w:qFormat="1" w:uiPriority="35" w:name="caption"/>
     <w:lsdException w:uiPriority="99" w:name="table of figures"/>
@@ -1975,30 +3107,30 @@
     <w:lsdException w:uiPriority="99" w:name="table of authorities"/>
     <w:lsdException w:uiPriority="99" w:semiHidden="0" w:name="macro"/>
     <w:lsdException w:uiPriority="99" w:name="toa heading"/>
-    <w:lsdException w:uiPriority="99" w:semiHidden="0" w:name="List"/>
-    <w:lsdException w:uiPriority="99" w:semiHidden="0" w:name="List Bullet"/>
-    <w:lsdException w:uiPriority="99" w:semiHidden="0" w:name="List Number"/>
-    <w:lsdException w:uiPriority="99" w:semiHidden="0" w:name="List 2"/>
-    <w:lsdException w:uiPriority="99" w:semiHidden="0" w:name="List 3"/>
+    <w:lsdException w:qFormat="1" w:uiPriority="99" w:semiHidden="0" w:name="List"/>
+    <w:lsdException w:qFormat="1" w:uiPriority="99" w:semiHidden="0" w:name="List Bullet"/>
+    <w:lsdException w:qFormat="1" w:uiPriority="99" w:semiHidden="0" w:name="List Number"/>
+    <w:lsdException w:qFormat="1" w:uiPriority="99" w:semiHidden="0" w:name="List 2"/>
+    <w:lsdException w:qFormat="1" w:uiPriority="99" w:semiHidden="0" w:name="List 3"/>
     <w:lsdException w:uiPriority="99" w:name="List 4"/>
     <w:lsdException w:uiPriority="99" w:name="List 5"/>
-    <w:lsdException w:uiPriority="99" w:semiHidden="0" w:name="List Bullet 2"/>
-    <w:lsdException w:uiPriority="99" w:semiHidden="0" w:name="List Bullet 3"/>
+    <w:lsdException w:qFormat="1" w:uiPriority="99" w:semiHidden="0" w:name="List Bullet 2"/>
+    <w:lsdException w:qFormat="1" w:uiPriority="99" w:semiHidden="0" w:name="List Bullet 3"/>
     <w:lsdException w:uiPriority="99" w:name="List Bullet 4"/>
     <w:lsdException w:uiPriority="99" w:name="List Bullet 5"/>
-    <w:lsdException w:uiPriority="99" w:semiHidden="0" w:name="List Number 2"/>
-    <w:lsdException w:uiPriority="99" w:semiHidden="0" w:name="List Number 3"/>
+    <w:lsdException w:qFormat="1" w:uiPriority="99" w:semiHidden="0" w:name="List Number 2"/>
+    <w:lsdException w:qFormat="1" w:uiPriority="99" w:semiHidden="0" w:name="List Number 3"/>
     <w:lsdException w:uiPriority="99" w:name="List Number 4"/>
     <w:lsdException w:uiPriority="99" w:name="List Number 5"/>
     <w:lsdException w:qFormat="1" w:unhideWhenUsed="0" w:uiPriority="10" w:semiHidden="0" w:name="Title"/>
     <w:lsdException w:uiPriority="99" w:name="Closing"/>
     <w:lsdException w:uiPriority="99" w:name="Signature"/>
-    <w:lsdException w:uiPriority="1" w:name="Default Paragraph Font"/>
-    <w:lsdException w:uiPriority="99" w:semiHidden="0" w:name="Body Text"/>
+    <w:lsdException w:qFormat="1" w:uiPriority="1" w:name="Default Paragraph Font"/>
+    <w:lsdException w:qFormat="1" w:uiPriority="99" w:semiHidden="0" w:name="Body Text"/>
     <w:lsdException w:uiPriority="99" w:name="Body Text Indent"/>
     <w:lsdException w:uiPriority="99" w:semiHidden="0" w:name="List Continue"/>
-    <w:lsdException w:uiPriority="99" w:semiHidden="0" w:name="List Continue 2"/>
-    <w:lsdException w:uiPriority="99" w:semiHidden="0" w:name="List Continue 3"/>
+    <w:lsdException w:qFormat="1" w:uiPriority="99" w:semiHidden="0" w:name="List Continue 2"/>
+    <w:lsdException w:qFormat="1" w:uiPriority="99" w:semiHidden="0" w:name="List Continue 3"/>
     <w:lsdException w:uiPriority="99" w:name="List Continue 4"/>
     <w:lsdException w:uiPriority="99" w:name="List Continue 5"/>
     <w:lsdException w:uiPriority="99" w:name="Message Header"/>
@@ -2008,8 +3140,8 @@
     <w:lsdException w:uiPriority="99" w:name="Body Text First Indent"/>
     <w:lsdException w:uiPriority="99" w:name="Body Text First Indent 2"/>
     <w:lsdException w:uiPriority="99" w:name="Note Heading"/>
-    <w:lsdException w:uiPriority="99" w:semiHidden="0" w:name="Body Text 2"/>
-    <w:lsdException w:uiPriority="99" w:semiHidden="0" w:name="Body Text 3"/>
+    <w:lsdException w:qFormat="1" w:uiPriority="99" w:semiHidden="0" w:name="Body Text 2"/>
+    <w:lsdException w:qFormat="1" w:uiPriority="99" w:semiHidden="0" w:name="Body Text 3"/>
     <w:lsdException w:uiPriority="99" w:name="Body Text Indent 2"/>
     <w:lsdException w:uiPriority="99" w:name="Body Text Indent 3"/>
     <w:lsdException w:uiPriority="99" w:name="Block Text"/>
@@ -2031,7 +3163,7 @@
     <w:lsdException w:uiPriority="99" w:name="HTML Sample"/>
     <w:lsdException w:uiPriority="99" w:name="HTML Typewriter"/>
     <w:lsdException w:uiPriority="99" w:name="HTML Variable"/>
-    <w:lsdException w:uiPriority="99" w:name="Normal Table"/>
+    <w:lsdException w:qFormat="1" w:uiPriority="99" w:name="Normal Table"/>
     <w:lsdException w:uiPriority="99" w:name="annotation subject"/>
     <w:lsdException w:uiPriority="99" w:name="Table Simple 1"/>
     <w:lsdException w:uiPriority="99" w:name="Table Simple 2"/>
@@ -2081,9 +3213,9 @@
     <w:lsdException w:qFormat="1" w:unhideWhenUsed="0" w:uiPriority="1" w:semiHidden="0" w:name="No Spacing"/>
     <w:lsdException w:unhideWhenUsed="0" w:uiPriority="60" w:semiHidden="0" w:name="Light Shading"/>
     <w:lsdException w:unhideWhenUsed="0" w:uiPriority="61" w:semiHidden="0" w:name="Light List"/>
-    <w:lsdException w:unhideWhenUsed="0" w:uiPriority="62" w:semiHidden="0" w:name="Light Grid"/>
+    <w:lsdException w:qFormat="1" w:unhideWhenUsed="0" w:uiPriority="62" w:semiHidden="0" w:name="Light Grid"/>
     <w:lsdException w:unhideWhenUsed="0" w:uiPriority="63" w:semiHidden="0" w:name="Medium Shading 1"/>
-    <w:lsdException w:unhideWhenUsed="0" w:uiPriority="64" w:semiHidden="0" w:name="Medium Shading 2"/>
+    <w:lsdException w:qFormat="1" w:unhideWhenUsed="0" w:uiPriority="64" w:semiHidden="0" w:name="Medium Shading 2"/>
     <w:lsdException w:unhideWhenUsed="0" w:uiPriority="65" w:semiHidden="0" w:name="Medium List 1"/>
     <w:lsdException w:qFormat="1" w:unhideWhenUsed="0" w:uiPriority="66" w:semiHidden="0" w:name="Medium List 2"/>
     <w:lsdException w:qFormat="1" w:unhideWhenUsed="0" w:uiPriority="67" w:semiHidden="0" w:name="Medium Grid 1"/>
@@ -2093,7 +3225,7 @@
     <w:lsdException w:qFormat="1" w:unhideWhenUsed="0" w:uiPriority="71" w:semiHidden="0" w:name="Colorful Shading"/>
     <w:lsdException w:unhideWhenUsed="0" w:uiPriority="72" w:semiHidden="0" w:name="Colorful List"/>
     <w:lsdException w:unhideWhenUsed="0" w:uiPriority="73" w:semiHidden="0" w:name="Colorful Grid"/>
-    <w:lsdException w:unhideWhenUsed="0" w:uiPriority="60" w:semiHidden="0" w:name="Light Shading Accent 1"/>
+    <w:lsdException w:qFormat="1" w:unhideWhenUsed="0" w:uiPriority="60" w:semiHidden="0" w:name="Light Shading Accent 1"/>
     <w:lsdException w:unhideWhenUsed="0" w:uiPriority="61" w:semiHidden="0" w:name="Light List Accent 1"/>
     <w:lsdException w:unhideWhenUsed="0" w:uiPriority="62" w:semiHidden="0" w:name="Light Grid Accent 1"/>
     <w:lsdException w:unhideWhenUsed="0" w:uiPriority="63" w:semiHidden="0" w:name="Medium Shading 1 Accent 1"/>
@@ -2110,11 +3242,11 @@
     <w:lsdException w:unhideWhenUsed="0" w:uiPriority="71" w:semiHidden="0" w:name="Colorful Shading Accent 1"/>
     <w:lsdException w:unhideWhenUsed="0" w:uiPriority="72" w:semiHidden="0" w:name="Colorful List Accent 1"/>
     <w:lsdException w:unhideWhenUsed="0" w:uiPriority="73" w:semiHidden="0" w:name="Colorful Grid Accent 1"/>
-    <w:lsdException w:unhideWhenUsed="0" w:uiPriority="60" w:semiHidden="0" w:name="Light Shading Accent 2"/>
+    <w:lsdException w:qFormat="1" w:unhideWhenUsed="0" w:uiPriority="60" w:semiHidden="0" w:name="Light Shading Accent 2"/>
     <w:lsdException w:unhideWhenUsed="0" w:uiPriority="61" w:semiHidden="0" w:name="Light List Accent 2"/>
-    <w:lsdException w:unhideWhenUsed="0" w:uiPriority="62" w:semiHidden="0" w:name="Light Grid Accent 2"/>
-    <w:lsdException w:unhideWhenUsed="0" w:uiPriority="63" w:semiHidden="0" w:name="Medium Shading 1 Accent 2"/>
-    <w:lsdException w:unhideWhenUsed="0" w:uiPriority="64" w:semiHidden="0" w:name="Medium Shading 2 Accent 2"/>
+    <w:lsdException w:qFormat="1" w:unhideWhenUsed="0" w:uiPriority="62" w:semiHidden="0" w:name="Light Grid Accent 2"/>
+    <w:lsdException w:qFormat="1" w:unhideWhenUsed="0" w:uiPriority="63" w:semiHidden="0" w:name="Medium Shading 1 Accent 2"/>
+    <w:lsdException w:qFormat="1" w:unhideWhenUsed="0" w:uiPriority="64" w:semiHidden="0" w:name="Medium Shading 2 Accent 2"/>
     <w:lsdException w:unhideWhenUsed="0" w:uiPriority="65" w:semiHidden="0" w:name="Medium List 1 Accent 2"/>
     <w:lsdException w:qFormat="1" w:unhideWhenUsed="0" w:uiPriority="66" w:semiHidden="0" w:name="Medium List 2 Accent 2"/>
     <w:lsdException w:qFormat="1" w:unhideWhenUsed="0" w:uiPriority="67" w:semiHidden="0" w:name="Medium Grid 1 Accent 2"/>
@@ -2124,11 +3256,11 @@
     <w:lsdException w:unhideWhenUsed="0" w:uiPriority="71" w:semiHidden="0" w:name="Colorful Shading Accent 2"/>
     <w:lsdException w:unhideWhenUsed="0" w:uiPriority="72" w:semiHidden="0" w:name="Colorful List Accent 2"/>
     <w:lsdException w:unhideWhenUsed="0" w:uiPriority="73" w:semiHidden="0" w:name="Colorful Grid Accent 2"/>
-    <w:lsdException w:unhideWhenUsed="0" w:uiPriority="60" w:semiHidden="0" w:name="Light Shading Accent 3"/>
-    <w:lsdException w:unhideWhenUsed="0" w:uiPriority="61" w:semiHidden="0" w:name="Light List Accent 3"/>
+    <w:lsdException w:qFormat="1" w:unhideWhenUsed="0" w:uiPriority="60" w:semiHidden="0" w:name="Light Shading Accent 3"/>
+    <w:lsdException w:qFormat="1" w:unhideWhenUsed="0" w:uiPriority="61" w:semiHidden="0" w:name="Light List Accent 3"/>
     <w:lsdException w:unhideWhenUsed="0" w:uiPriority="62" w:semiHidden="0" w:name="Light Grid Accent 3"/>
     <w:lsdException w:unhideWhenUsed="0" w:uiPriority="63" w:semiHidden="0" w:name="Medium Shading 1 Accent 3"/>
-    <w:lsdException w:unhideWhenUsed="0" w:uiPriority="64" w:semiHidden="0" w:name="Medium Shading 2 Accent 3"/>
+    <w:lsdException w:qFormat="1" w:unhideWhenUsed="0" w:uiPriority="64" w:semiHidden="0" w:name="Medium Shading 2 Accent 3"/>
     <w:lsdException w:unhideWhenUsed="0" w:uiPriority="65" w:semiHidden="0" w:name="Medium List 1 Accent 3"/>
     <w:lsdException w:qFormat="1" w:unhideWhenUsed="0" w:uiPriority="66" w:semiHidden="0" w:name="Medium List 2 Accent 3"/>
     <w:lsdException w:qFormat="1" w:unhideWhenUsed="0" w:uiPriority="67" w:semiHidden="0" w:name="Medium Grid 1 Accent 3"/>
@@ -2139,10 +3271,10 @@
     <w:lsdException w:unhideWhenUsed="0" w:uiPriority="72" w:semiHidden="0" w:name="Colorful List Accent 3"/>
     <w:lsdException w:unhideWhenUsed="0" w:uiPriority="73" w:semiHidden="0" w:name="Colorful Grid Accent 3"/>
     <w:lsdException w:unhideWhenUsed="0" w:uiPriority="60" w:semiHidden="0" w:name="Light Shading Accent 4"/>
-    <w:lsdException w:unhideWhenUsed="0" w:uiPriority="61" w:semiHidden="0" w:name="Light List Accent 4"/>
-    <w:lsdException w:unhideWhenUsed="0" w:uiPriority="62" w:semiHidden="0" w:name="Light Grid Accent 4"/>
+    <w:lsdException w:qFormat="1" w:unhideWhenUsed="0" w:uiPriority="61" w:semiHidden="0" w:name="Light List Accent 4"/>
+    <w:lsdException w:qFormat="1" w:unhideWhenUsed="0" w:uiPriority="62" w:semiHidden="0" w:name="Light Grid Accent 4"/>
     <w:lsdException w:unhideWhenUsed="0" w:uiPriority="63" w:semiHidden="0" w:name="Medium Shading 1 Accent 4"/>
-    <w:lsdException w:unhideWhenUsed="0" w:uiPriority="64" w:semiHidden="0" w:name="Medium Shading 2 Accent 4"/>
+    <w:lsdException w:qFormat="1" w:unhideWhenUsed="0" w:uiPriority="64" w:semiHidden="0" w:name="Medium Shading 2 Accent 4"/>
     <w:lsdException w:qFormat="1" w:unhideWhenUsed="0" w:uiPriority="65" w:semiHidden="0" w:name="Medium List 1 Accent 4"/>
     <w:lsdException w:qFormat="1" w:unhideWhenUsed="0" w:uiPriority="66" w:semiHidden="0" w:name="Medium List 2 Accent 4"/>
     <w:lsdException w:qFormat="1" w:unhideWhenUsed="0" w:uiPriority="67" w:semiHidden="0" w:name="Medium Grid 1 Accent 4"/>
@@ -2153,10 +3285,10 @@
     <w:lsdException w:unhideWhenUsed="0" w:uiPriority="72" w:semiHidden="0" w:name="Colorful List Accent 4"/>
     <w:lsdException w:unhideWhenUsed="0" w:uiPriority="73" w:semiHidden="0" w:name="Colorful Grid Accent 4"/>
     <w:lsdException w:unhideWhenUsed="0" w:uiPriority="60" w:semiHidden="0" w:name="Light Shading Accent 5"/>
-    <w:lsdException w:unhideWhenUsed="0" w:uiPriority="61" w:semiHidden="0" w:name="Light List Accent 5"/>
-    <w:lsdException w:unhideWhenUsed="0" w:uiPriority="62" w:semiHidden="0" w:name="Light Grid Accent 5"/>
-    <w:lsdException w:unhideWhenUsed="0" w:uiPriority="63" w:semiHidden="0" w:name="Medium Shading 1 Accent 5"/>
-    <w:lsdException w:unhideWhenUsed="0" w:uiPriority="64" w:semiHidden="0" w:name="Medium Shading 2 Accent 5"/>
+    <w:lsdException w:qFormat="1" w:unhideWhenUsed="0" w:uiPriority="61" w:semiHidden="0" w:name="Light List Accent 5"/>
+    <w:lsdException w:qFormat="1" w:unhideWhenUsed="0" w:uiPriority="62" w:semiHidden="0" w:name="Light Grid Accent 5"/>
+    <w:lsdException w:qFormat="1" w:unhideWhenUsed="0" w:uiPriority="63" w:semiHidden="0" w:name="Medium Shading 1 Accent 5"/>
+    <w:lsdException w:qFormat="1" w:unhideWhenUsed="0" w:uiPriority="64" w:semiHidden="0" w:name="Medium Shading 2 Accent 5"/>
     <w:lsdException w:qFormat="1" w:unhideWhenUsed="0" w:uiPriority="65" w:semiHidden="0" w:name="Medium List 1 Accent 5"/>
     <w:lsdException w:qFormat="1" w:unhideWhenUsed="0" w:uiPriority="66" w:semiHidden="0" w:name="Medium List 2 Accent 5"/>
     <w:lsdException w:qFormat="1" w:unhideWhenUsed="0" w:uiPriority="67" w:semiHidden="0" w:name="Medium Grid 1 Accent 5"/>
@@ -2166,11 +3298,11 @@
     <w:lsdException w:unhideWhenUsed="0" w:uiPriority="71" w:semiHidden="0" w:name="Colorful Shading Accent 5"/>
     <w:lsdException w:unhideWhenUsed="0" w:uiPriority="72" w:semiHidden="0" w:name="Colorful List Accent 5"/>
     <w:lsdException w:unhideWhenUsed="0" w:uiPriority="73" w:semiHidden="0" w:name="Colorful Grid Accent 5"/>
-    <w:lsdException w:unhideWhenUsed="0" w:uiPriority="60" w:semiHidden="0" w:name="Light Shading Accent 6"/>
-    <w:lsdException w:unhideWhenUsed="0" w:uiPriority="61" w:semiHidden="0" w:name="Light List Accent 6"/>
-    <w:lsdException w:unhideWhenUsed="0" w:uiPriority="62" w:semiHidden="0" w:name="Light Grid Accent 6"/>
-    <w:lsdException w:unhideWhenUsed="0" w:uiPriority="63" w:semiHidden="0" w:name="Medium Shading 1 Accent 6"/>
-    <w:lsdException w:unhideWhenUsed="0" w:uiPriority="64" w:semiHidden="0" w:name="Medium Shading 2 Accent 6"/>
+    <w:lsdException w:qFormat="1" w:unhideWhenUsed="0" w:uiPriority="60" w:semiHidden="0" w:name="Light Shading Accent 6"/>
+    <w:lsdException w:qFormat="1" w:unhideWhenUsed="0" w:uiPriority="61" w:semiHidden="0" w:name="Light List Accent 6"/>
+    <w:lsdException w:qFormat="1" w:unhideWhenUsed="0" w:uiPriority="62" w:semiHidden="0" w:name="Light Grid Accent 6"/>
+    <w:lsdException w:qFormat="1" w:unhideWhenUsed="0" w:uiPriority="63" w:semiHidden="0" w:name="Medium Shading 1 Accent 6"/>
+    <w:lsdException w:qFormat="1" w:unhideWhenUsed="0" w:uiPriority="64" w:semiHidden="0" w:name="Medium Shading 2 Accent 6"/>
     <w:lsdException w:qFormat="1" w:unhideWhenUsed="0" w:uiPriority="65" w:semiHidden="0" w:name="Medium List 1 Accent 6"/>
     <w:lsdException w:qFormat="1" w:unhideWhenUsed="0" w:uiPriority="66" w:semiHidden="0" w:name="Medium List 2 Accent 6"/>
     <w:lsdException w:qFormat="1" w:unhideWhenUsed="0" w:uiPriority="67" w:semiHidden="0" w:name="Medium Grid 1 Accent 6"/>
@@ -2435,12 +3567,14 @@
     <w:name w:val="Default Paragraph Font"/>
     <w:semiHidden/>
     <w:unhideWhenUsed/>
+    <w:qFormat/>
     <w:uiPriority w:val="1"/>
   </w:style>
   <w:style w:type="table" w:default="1" w:styleId="12">
     <w:name w:val="Normal Table"/>
     <w:semiHidden/>
     <w:unhideWhenUsed/>
+    <w:qFormat/>
     <w:uiPriority w:val="99"/>
     <w:tblPr>
       <w:tblCellMar>
@@ -2456,6 +3590,7 @@
     <w:basedOn w:val="1"/>
     <w:link w:val="144"/>
     <w:unhideWhenUsed/>
+    <w:qFormat/>
     <w:uiPriority w:val="99"/>
     <w:pPr>
       <w:spacing w:after="120"/>
@@ -2466,6 +3601,7 @@
     <w:basedOn w:val="1"/>
     <w:link w:val="145"/>
     <w:unhideWhenUsed/>
+    <w:qFormat/>
     <w:uiPriority w:val="99"/>
     <w:pPr>
       <w:spacing w:after="120" w:line="480" w:lineRule="auto"/>
@@ -2476,6 +3612,7 @@
     <w:basedOn w:val="1"/>
     <w:link w:val="146"/>
     <w:unhideWhenUsed/>
+    <w:qFormat/>
     <w:uiPriority w:val="99"/>
     <w:pPr>
       <w:spacing w:after="120"/>
@@ -2524,6 +3661,7 @@
     <w:basedOn w:val="1"/>
     <w:link w:val="136"/>
     <w:unhideWhenUsed/>
+    <w:qFormat/>
     <w:uiPriority w:val="99"/>
     <w:pPr>
       <w:tabs>
@@ -2552,6 +3690,7 @@
     <w:name w:val="List"/>
     <w:basedOn w:val="1"/>
     <w:unhideWhenUsed/>
+    <w:qFormat/>
     <w:uiPriority w:val="99"/>
     <w:pPr>
       <w:ind w:left="360" w:hanging="360"/>
@@ -2562,6 +3701,7 @@
     <w:name w:val="List 2"/>
     <w:basedOn w:val="1"/>
     <w:unhideWhenUsed/>
+    <w:qFormat/>
     <w:uiPriority w:val="99"/>
     <w:pPr>
       <w:ind w:left="720" w:hanging="360"/>
@@ -2572,6 +3712,7 @@
     <w:name w:val="List 3"/>
     <w:basedOn w:val="1"/>
     <w:unhideWhenUsed/>
+    <w:qFormat/>
     <w:uiPriority w:val="99"/>
     <w:pPr>
       <w:ind w:left="1080" w:hanging="360"/>
@@ -2582,6 +3723,7 @@
     <w:name w:val="List Bullet"/>
     <w:basedOn w:val="1"/>
     <w:unhideWhenUsed/>
+    <w:qFormat/>
     <w:uiPriority w:val="99"/>
     <w:pPr>
       <w:numPr>
@@ -2595,6 +3737,7 @@
     <w:name w:val="List Bullet 2"/>
     <w:basedOn w:val="1"/>
     <w:unhideWhenUsed/>
+    <w:qFormat/>
     <w:uiPriority w:val="99"/>
     <w:pPr>
       <w:numPr>
@@ -2608,6 +3751,7 @@
     <w:name w:val="List Bullet 3"/>
     <w:basedOn w:val="1"/>
     <w:unhideWhenUsed/>
+    <w:qFormat/>
     <w:uiPriority w:val="99"/>
     <w:pPr>
       <w:numPr>
@@ -2632,6 +3776,7 @@
     <w:name w:val="List Continue 2"/>
     <w:basedOn w:val="1"/>
     <w:unhideWhenUsed/>
+    <w:qFormat/>
     <w:uiPriority w:val="99"/>
     <w:pPr>
       <w:spacing w:after="120"/>
@@ -2643,6 +3788,7 @@
     <w:name w:val="List Continue 3"/>
     <w:basedOn w:val="1"/>
     <w:unhideWhenUsed/>
+    <w:qFormat/>
     <w:uiPriority w:val="99"/>
     <w:pPr>
       <w:spacing w:after="120"/>
@@ -2654,6 +3800,7 @@
     <w:name w:val="List Number"/>
     <w:basedOn w:val="1"/>
     <w:unhideWhenUsed/>
+    <w:qFormat/>
     <w:uiPriority w:val="99"/>
     <w:pPr>
       <w:numPr>
@@ -2667,6 +3814,7 @@
     <w:name w:val="List Number 2"/>
     <w:basedOn w:val="1"/>
     <w:unhideWhenUsed/>
+    <w:qFormat/>
     <w:uiPriority w:val="99"/>
     <w:pPr>
       <w:numPr>
@@ -2680,6 +3828,7 @@
     <w:name w:val="List Number 3"/>
     <w:basedOn w:val="1"/>
     <w:unhideWhenUsed/>
+    <w:qFormat/>
     <w:uiPriority w:val="99"/>
     <w:pPr>
       <w:numPr>
@@ -2894,6 +4043,7 @@
   <w:style w:type="table" w:styleId="38">
     <w:name w:val="Light Shading Accent 1"/>
     <w:basedOn w:val="12"/>
+    <w:qFormat/>
     <w:uiPriority w:val="60"/>
     <w:pPr>
       <w:spacing w:after="0" w:line="240" w:lineRule="auto"/>
@@ -2993,6 +4143,7 @@
   <w:style w:type="table" w:styleId="39">
     <w:name w:val="Light Shading Accent 2"/>
     <w:basedOn w:val="12"/>
+    <w:qFormat/>
     <w:uiPriority w:val="60"/>
     <w:pPr>
       <w:spacing w:after="0" w:line="240" w:lineRule="auto"/>
@@ -3092,6 +4243,7 @@
   <w:style w:type="table" w:styleId="40">
     <w:name w:val="Light Shading Accent 3"/>
     <w:basedOn w:val="12"/>
+    <w:qFormat/>
     <w:uiPriority w:val="60"/>
     <w:pPr>
       <w:spacing w:after="0" w:line="240" w:lineRule="auto"/>
@@ -3389,6 +4541,7 @@
   <w:style w:type="table" w:styleId="43">
     <w:name w:val="Light Shading Accent 6"/>
     <w:basedOn w:val="12"/>
+    <w:qFormat/>
     <w:uiPriority w:val="60"/>
     <w:pPr>
       <w:spacing w:after="0" w:line="240" w:lineRule="auto"/>
@@ -3767,6 +4920,7 @@
   <w:style w:type="table" w:styleId="47">
     <w:name w:val="Light List Accent 3"/>
     <w:basedOn w:val="12"/>
+    <w:qFormat/>
     <w:uiPriority w:val="61"/>
     <w:pPr>
       <w:spacing w:after="0" w:line="240" w:lineRule="auto"/>
@@ -3860,6 +5014,7 @@
   <w:style w:type="table" w:styleId="48">
     <w:name w:val="Light List Accent 4"/>
     <w:basedOn w:val="12"/>
+    <w:qFormat/>
     <w:uiPriority w:val="61"/>
     <w:pPr>
       <w:spacing w:after="0" w:line="240" w:lineRule="auto"/>
@@ -3953,6 +5108,7 @@
   <w:style w:type="table" w:styleId="49">
     <w:name w:val="Light List Accent 5"/>
     <w:basedOn w:val="12"/>
+    <w:qFormat/>
     <w:uiPriority w:val="61"/>
     <w:pPr>
       <w:spacing w:after="0" w:line="240" w:lineRule="auto"/>
@@ -4046,6 +5202,7 @@
   <w:style w:type="table" w:styleId="50">
     <w:name w:val="Light List Accent 6"/>
     <w:basedOn w:val="12"/>
+    <w:qFormat/>
     <w:uiPriority w:val="61"/>
     <w:pPr>
       <w:spacing w:after="0" w:line="240" w:lineRule="auto"/>
@@ -4139,6 +5296,7 @@
   <w:style w:type="table" w:styleId="51">
     <w:name w:val="Light Grid"/>
     <w:basedOn w:val="12"/>
+    <w:qFormat/>
     <w:uiPriority w:val="62"/>
     <w:pPr>
       <w:spacing w:after="0" w:line="240" w:lineRule="auto"/>
@@ -4391,6 +5549,7 @@
   <w:style w:type="table" w:styleId="53">
     <w:name w:val="Light Grid Accent 2"/>
     <w:basedOn w:val="12"/>
+    <w:qFormat/>
     <w:uiPriority w:val="62"/>
     <w:pPr>
       <w:spacing w:after="0" w:line="240" w:lineRule="auto"/>
@@ -4643,6 +5802,7 @@
   <w:style w:type="table" w:styleId="55">
     <w:name w:val="Light Grid Accent 4"/>
     <w:basedOn w:val="12"/>
+    <w:qFormat/>
     <w:uiPriority w:val="62"/>
     <w:pPr>
       <w:spacing w:after="0" w:line="240" w:lineRule="auto"/>
@@ -4769,6 +5929,7 @@
   <w:style w:type="table" w:styleId="56">
     <w:name w:val="Light Grid Accent 5"/>
     <w:basedOn w:val="12"/>
+    <w:qFormat/>
     <w:uiPriority w:val="62"/>
     <w:pPr>
       <w:spacing w:after="0" w:line="240" w:lineRule="auto"/>
@@ -4895,6 +6056,7 @@
   <w:style w:type="table" w:styleId="57">
     <w:name w:val="Light Grid Accent 6"/>
     <w:basedOn w:val="12"/>
+    <w:qFormat/>
     <w:uiPriority w:val="62"/>
     <w:pPr>
       <w:spacing w:after="0" w:line="240" w:lineRule="auto"/>
@@ -5235,6 +6397,7 @@
   <w:style w:type="table" w:styleId="60">
     <w:name w:val="Medium Shading 1 Accent 2"/>
     <w:basedOn w:val="12"/>
+    <w:qFormat/>
     <w:uiPriority w:val="63"/>
     <w:pPr>
       <w:spacing w:after="0" w:line="240" w:lineRule="auto"/>
@@ -5556,6 +6719,7 @@
   <w:style w:type="table" w:styleId="63">
     <w:name w:val="Medium Shading 1 Accent 5"/>
     <w:basedOn w:val="12"/>
+    <w:qFormat/>
     <w:uiPriority w:val="63"/>
     <w:pPr>
       <w:spacing w:after="0" w:line="240" w:lineRule="auto"/>
@@ -5663,6 +6827,7 @@
   <w:style w:type="table" w:styleId="64">
     <w:name w:val="Medium Shading 1 Accent 6"/>
     <w:basedOn w:val="12"/>
+    <w:qFormat/>
     <w:uiPriority w:val="63"/>
     <w:pPr>
       <w:spacing w:after="0" w:line="240" w:lineRule="auto"/>
@@ -5770,6 +6935,7 @@
   <w:style w:type="table" w:styleId="65">
     <w:name w:val="Medium Shading 2"/>
     <w:basedOn w:val="12"/>
+    <w:qFormat/>
     <w:uiPriority w:val="64"/>
     <w:pPr>
       <w:spacing w:after="0" w:line="240" w:lineRule="auto"/>
@@ -6100,6 +7266,7 @@
   <w:style w:type="table" w:styleId="67">
     <w:name w:val="Medium Shading 2 Accent 2"/>
     <w:basedOn w:val="12"/>
+    <w:qFormat/>
     <w:uiPriority w:val="64"/>
     <w:pPr>
       <w:spacing w:after="0" w:line="240" w:lineRule="auto"/>
@@ -6265,6 +7432,7 @@
   <w:style w:type="table" w:styleId="68">
     <w:name w:val="Medium Shading 2 Accent 3"/>
     <w:basedOn w:val="12"/>
+    <w:qFormat/>
     <w:uiPriority w:val="64"/>
     <w:pPr>
       <w:spacing w:after="0" w:line="240" w:lineRule="auto"/>
@@ -6430,6 +7598,7 @@
   <w:style w:type="table" w:styleId="69">
     <w:name w:val="Medium Shading 2 Accent 4"/>
     <w:basedOn w:val="12"/>
+    <w:qFormat/>
     <w:uiPriority w:val="64"/>
     <w:pPr>
       <w:spacing w:after="0" w:line="240" w:lineRule="auto"/>
@@ -6595,6 +7764,7 @@
   <w:style w:type="table" w:styleId="70">
     <w:name w:val="Medium Shading 2 Accent 5"/>
     <w:basedOn w:val="12"/>
+    <w:qFormat/>
     <w:uiPriority w:val="64"/>
     <w:pPr>
       <w:spacing w:after="0" w:line="240" w:lineRule="auto"/>
@@ -6760,6 +7930,7 @@
   <w:style w:type="table" w:styleId="71">
     <w:name w:val="Medium Shading 2 Accent 6"/>
     <w:basedOn w:val="12"/>
+    <w:qFormat/>
     <w:uiPriority w:val="64"/>
     <w:pPr>
       <w:spacing w:after="0" w:line="240" w:lineRule="auto"/>
